--- a/docs/phase3/team-contribution.docx
+++ b/docs/phase3/team-contribution.docx
@@ -9,6 +9,7 @@
           <w:tab w:val="center" w:pos="5175"/>
         </w:tabs>
         <w:spacing w:after="0" w:line="480" w:lineRule="auto"/>
+        <w:jc w:val="both"/>
         <w:outlineLvl w:val="2"/>
         <w:rPr>
           <w:rFonts w:ascii="Times New Roman" w:eastAsia="Times New Roman" w:hAnsi="Times New Roman" w:cs="Times New Roman"/>
@@ -46,7 +47,7 @@
     <w:p>
       <w:pPr>
         <w:spacing w:after="240" w:line="480" w:lineRule="auto"/>
-        <w:jc w:val="center"/>
+        <w:jc w:val="both"/>
         <w:outlineLvl w:val="2"/>
         <w:rPr>
           <w:rFonts w:ascii="Times New Roman" w:eastAsia="Times New Roman" w:hAnsi="Times New Roman" w:cs="Times New Roman"/>
@@ -72,6 +73,7 @@
     <w:p>
       <w:pPr>
         <w:spacing w:before="240" w:after="240" w:line="480" w:lineRule="auto"/>
+        <w:jc w:val="both"/>
         <w:rPr>
           <w:rFonts w:ascii="Times New Roman" w:eastAsia="Times New Roman" w:hAnsi="Times New Roman" w:cs="Times New Roman"/>
           <w:color w:val="0F1115"/>
@@ -92,6 +94,7 @@
     <w:p>
       <w:pPr>
         <w:spacing w:before="240" w:after="240" w:line="480" w:lineRule="auto"/>
+        <w:jc w:val="both"/>
         <w:rPr>
           <w:rFonts w:ascii="Times New Roman" w:eastAsia="Times New Roman" w:hAnsi="Times New Roman" w:cs="Times New Roman"/>
           <w:color w:val="0F1115"/>
@@ -116,6 +119,7 @@
           <w:numId w:val="1"/>
         </w:numPr>
         <w:spacing w:after="120" w:line="480" w:lineRule="auto"/>
+        <w:jc w:val="both"/>
         <w:rPr>
           <w:rFonts w:ascii="Times New Roman" w:eastAsia="Times New Roman" w:hAnsi="Times New Roman" w:cs="Times New Roman"/>
           <w:color w:val="0F1115"/>
@@ -152,6 +156,7 @@
           <w:numId w:val="4"/>
         </w:numPr>
         <w:spacing w:after="120" w:line="480" w:lineRule="auto"/>
+        <w:jc w:val="both"/>
         <w:rPr>
           <w:rFonts w:ascii="Times New Roman" w:eastAsia="Times New Roman" w:hAnsi="Times New Roman" w:cs="Times New Roman"/>
           <w:color w:val="0F1115"/>
@@ -167,6 +172,7 @@
           <w:numId w:val="1"/>
         </w:numPr>
         <w:spacing w:after="120" w:line="480" w:lineRule="auto"/>
+        <w:jc w:val="both"/>
         <w:rPr>
           <w:rFonts w:ascii="Times New Roman" w:eastAsia="Times New Roman" w:hAnsi="Times New Roman" w:cs="Times New Roman"/>
           <w:color w:val="0F1115"/>
@@ -203,6 +209,7 @@
           <w:numId w:val="4"/>
         </w:numPr>
         <w:spacing w:after="120" w:line="480" w:lineRule="auto"/>
+        <w:jc w:val="both"/>
         <w:rPr>
           <w:rFonts w:ascii="Times New Roman" w:eastAsia="Times New Roman" w:hAnsi="Times New Roman" w:cs="Times New Roman"/>
           <w:color w:val="0F1115"/>
@@ -218,6 +225,7 @@
           <w:numId w:val="1"/>
         </w:numPr>
         <w:spacing w:after="120" w:line="480" w:lineRule="auto"/>
+        <w:jc w:val="both"/>
         <w:rPr>
           <w:rFonts w:ascii="Times New Roman" w:eastAsia="Times New Roman" w:hAnsi="Times New Roman" w:cs="Times New Roman"/>
           <w:color w:val="0F1115"/>
@@ -254,6 +262,7 @@
           <w:numId w:val="4"/>
         </w:numPr>
         <w:spacing w:after="120" w:line="480" w:lineRule="auto"/>
+        <w:jc w:val="both"/>
         <w:rPr>
           <w:rFonts w:ascii="Times New Roman" w:eastAsia="Times New Roman" w:hAnsi="Times New Roman" w:cs="Times New Roman"/>
           <w:color w:val="0F1115"/>
@@ -269,6 +278,7 @@
           <w:numId w:val="1"/>
         </w:numPr>
         <w:spacing w:after="120" w:line="480" w:lineRule="auto"/>
+        <w:jc w:val="both"/>
         <w:rPr>
           <w:rFonts w:ascii="Times New Roman" w:eastAsia="Times New Roman" w:hAnsi="Times New Roman" w:cs="Times New Roman"/>
           <w:color w:val="0F1115"/>
@@ -295,6 +305,540 @@
           <w14:ligatures w14:val="none"/>
         </w:rPr>
         <w:t>:</w:t>
+      </w:r>
+    </w:p>
+    <w:p>
+      <w:pPr>
+        <w:pStyle w:val="ListParagraph"/>
+        <w:numPr>
+          <w:ilvl w:val="0"/>
+          <w:numId w:val="4"/>
+        </w:numPr>
+        <w:spacing w:after="120" w:line="360" w:lineRule="auto"/>
+        <w:jc w:val="both"/>
+        <w:rPr>
+          <w:rFonts w:ascii="Times New Roman" w:eastAsia="Times New Roman" w:hAnsi="Times New Roman" w:cs="Times New Roman"/>
+          <w:color w:val="0F1115"/>
+          <w:kern w:val="0"/>
+          <w14:ligatures w14:val="none"/>
+        </w:rPr>
+      </w:pPr>
+      <w:r>
+        <w:rPr>
+          <w:rFonts w:ascii="Times New Roman" w:hAnsi="Times New Roman" w:cs="Times New Roman"/>
+          <w:color w:val="0F1115"/>
+        </w:rPr>
+        <w:t>1. Receipt Upload Button &amp; Veryfi Integration</w:t>
+      </w:r>
+      <w:r>
+        <w:rPr>
+          <w:rFonts w:ascii="Times New Roman" w:hAnsi="Times New Roman" w:cs="Times New Roman"/>
+          <w:color w:val="0F1115"/>
+        </w:rPr>
+        <w:t>:</w:t>
+      </w:r>
+    </w:p>
+    <w:p>
+      <w:pPr>
+        <w:pStyle w:val="ds-markdown-paragraph"/>
+        <w:shd w:val="clear" w:color="auto" w:fill="FFFFFF"/>
+        <w:spacing w:before="240" w:beforeAutospacing="0" w:after="240" w:afterAutospacing="0" w:line="360" w:lineRule="auto"/>
+        <w:ind w:left="1440"/>
+        <w:jc w:val="both"/>
+        <w:rPr>
+          <w:color w:val="0F1115"/>
+        </w:rPr>
+      </w:pPr>
+      <w:r>
+        <w:rPr>
+          <w:color w:val="0F1115"/>
+        </w:rPr>
+        <w:t xml:space="preserve">Added an "Upload Receipt" button to the dashboard and connected Veryfi API to read text </w:t>
+      </w:r>
+      <w:r>
+        <w:rPr>
+          <w:color w:val="0F1115"/>
+        </w:rPr>
+        <w:t xml:space="preserve">  </w:t>
+      </w:r>
+      <w:r>
+        <w:rPr>
+          <w:color w:val="0F1115"/>
+        </w:rPr>
+        <w:t>from receipt images, fixing file paths so images upload correctly.</w:t>
+      </w:r>
+    </w:p>
+    <w:p>
+      <w:pPr>
+        <w:pStyle w:val="ds-markdown-paragraph"/>
+        <w:numPr>
+          <w:ilvl w:val="0"/>
+          <w:numId w:val="4"/>
+        </w:numPr>
+        <w:shd w:val="clear" w:color="auto" w:fill="FFFFFF"/>
+        <w:spacing w:before="240" w:beforeAutospacing="0" w:after="240" w:afterAutospacing="0" w:line="360" w:lineRule="auto"/>
+        <w:jc w:val="both"/>
+        <w:rPr>
+          <w:color w:val="0F1115"/>
+        </w:rPr>
+      </w:pPr>
+      <w:r>
+        <w:rPr>
+          <w:color w:val="0F1115"/>
+        </w:rPr>
+        <w:t>2. Save Receipt Data to Database</w:t>
+      </w:r>
+    </w:p>
+    <w:p>
+      <w:pPr>
+        <w:pStyle w:val="ds-markdown-paragraph"/>
+        <w:shd w:val="clear" w:color="auto" w:fill="FFFFFF"/>
+        <w:spacing w:before="240" w:beforeAutospacing="0" w:after="240" w:afterAutospacing="0" w:line="360" w:lineRule="auto"/>
+        <w:ind w:left="720" w:firstLine="720"/>
+        <w:jc w:val="both"/>
+        <w:rPr>
+          <w:color w:val="0F1115"/>
+        </w:rPr>
+      </w:pPr>
+      <w:r>
+        <w:rPr>
+          <w:color w:val="0F1115"/>
+        </w:rPr>
+        <w:t>Saved receipt data (vendor, date, total amount) to the </w:t>
+      </w:r>
+      <w:r>
+        <w:t>receipts</w:t>
+      </w:r>
+      <w:r>
+        <w:rPr>
+          <w:color w:val="0F1115"/>
+        </w:rPr>
+        <w:t> table.</w:t>
+      </w:r>
+    </w:p>
+    <w:p>
+      <w:pPr>
+        <w:pStyle w:val="ds-markdown-paragraph"/>
+        <w:numPr>
+          <w:ilvl w:val="0"/>
+          <w:numId w:val="4"/>
+        </w:numPr>
+        <w:shd w:val="clear" w:color="auto" w:fill="FFFFFF"/>
+        <w:spacing w:before="240" w:beforeAutospacing="0" w:after="240" w:afterAutospacing="0" w:line="360" w:lineRule="auto"/>
+        <w:jc w:val="both"/>
+        <w:rPr>
+          <w:color w:val="0F1115"/>
+        </w:rPr>
+      </w:pPr>
+      <w:r>
+        <w:rPr>
+          <w:color w:val="0F1115"/>
+        </w:rPr>
+        <w:t>3. Store Individual Receipt Items</w:t>
+      </w:r>
+    </w:p>
+    <w:p>
+      <w:pPr>
+        <w:pStyle w:val="ds-markdown-paragraph"/>
+        <w:shd w:val="clear" w:color="auto" w:fill="FFFFFF"/>
+        <w:spacing w:before="240" w:beforeAutospacing="0" w:after="240" w:afterAutospacing="0" w:line="360" w:lineRule="auto"/>
+        <w:ind w:left="1440"/>
+        <w:jc w:val="both"/>
+        <w:rPr>
+          <w:color w:val="0F1115"/>
+        </w:rPr>
+      </w:pPr>
+      <w:r>
+        <w:rPr>
+          <w:color w:val="0F1115"/>
+        </w:rPr>
+        <w:t>Created </w:t>
+      </w:r>
+      <w:r>
+        <w:t>receipt_line_items</w:t>
+      </w:r>
+      <w:r>
+        <w:rPr>
+          <w:color w:val="0F1115"/>
+        </w:rPr>
+        <w:t> table and wrote code to save every product (description, quantity, price) from each receipt.</w:t>
+      </w:r>
+    </w:p>
+    <w:p>
+      <w:pPr>
+        <w:pStyle w:val="ds-markdown-paragraph"/>
+        <w:numPr>
+          <w:ilvl w:val="0"/>
+          <w:numId w:val="4"/>
+        </w:numPr>
+        <w:shd w:val="clear" w:color="auto" w:fill="FFFFFF"/>
+        <w:spacing w:before="240" w:beforeAutospacing="0" w:after="240" w:afterAutospacing="0" w:line="360" w:lineRule="auto"/>
+        <w:jc w:val="both"/>
+        <w:rPr>
+          <w:color w:val="0F1115"/>
+        </w:rPr>
+      </w:pPr>
+      <w:r>
+        <w:rPr>
+          <w:color w:val="0F1115"/>
+        </w:rPr>
+        <w:lastRenderedPageBreak/>
+        <w:t>4. Display Receipt Items as Expenses</w:t>
+      </w:r>
+    </w:p>
+    <w:p>
+      <w:pPr>
+        <w:pStyle w:val="ds-markdown-paragraph"/>
+        <w:shd w:val="clear" w:color="auto" w:fill="FFFFFF"/>
+        <w:spacing w:before="240" w:beforeAutospacing="0" w:after="240" w:afterAutospacing="0" w:line="360" w:lineRule="auto"/>
+        <w:ind w:left="1440"/>
+        <w:jc w:val="both"/>
+        <w:rPr>
+          <w:color w:val="0F1115"/>
+        </w:rPr>
+      </w:pPr>
+      <w:r>
+        <w:rPr>
+          <w:color w:val="0F1115"/>
+        </w:rPr>
+        <w:t>Added code to save each receipt item as an expense in the </w:t>
+      </w:r>
+      <w:r>
+        <w:t>expenses</w:t>
+      </w:r>
+      <w:r>
+        <w:rPr>
+          <w:color w:val="0F1115"/>
+        </w:rPr>
+        <w:t> table so scanned items appear on the dashboard.</w:t>
+      </w:r>
+    </w:p>
+    <w:p>
+      <w:pPr>
+        <w:pStyle w:val="ds-markdown-paragraph"/>
+        <w:numPr>
+          <w:ilvl w:val="0"/>
+          <w:numId w:val="4"/>
+        </w:numPr>
+        <w:shd w:val="clear" w:color="auto" w:fill="FFFFFF"/>
+        <w:spacing w:before="240" w:beforeAutospacing="0" w:after="240" w:afterAutospacing="0" w:line="360" w:lineRule="auto"/>
+        <w:jc w:val="both"/>
+        <w:rPr>
+          <w:color w:val="0F1115"/>
+        </w:rPr>
+      </w:pPr>
+      <w:r>
+        <w:rPr>
+          <w:color w:val="0F1115"/>
+        </w:rPr>
+        <w:t>5. Fix Transaction Order</w:t>
+      </w:r>
+    </w:p>
+    <w:p>
+      <w:pPr>
+        <w:pStyle w:val="ds-markdown-paragraph"/>
+        <w:shd w:val="clear" w:color="auto" w:fill="FFFFFF"/>
+        <w:spacing w:before="240" w:beforeAutospacing="0" w:after="240" w:afterAutospacing="0" w:line="360" w:lineRule="auto"/>
+        <w:ind w:left="720" w:firstLine="720"/>
+        <w:jc w:val="both"/>
+        <w:rPr>
+          <w:color w:val="0F1115"/>
+        </w:rPr>
+      </w:pPr>
+      <w:r>
+        <w:rPr>
+          <w:color w:val="0F1115"/>
+        </w:rPr>
+        <w:t>Fixed the sorting so latest transactions show on top of the list.</w:t>
+      </w:r>
+    </w:p>
+    <w:p>
+      <w:pPr>
+        <w:pStyle w:val="ds-markdown-paragraph"/>
+        <w:numPr>
+          <w:ilvl w:val="0"/>
+          <w:numId w:val="4"/>
+        </w:numPr>
+        <w:shd w:val="clear" w:color="auto" w:fill="FFFFFF"/>
+        <w:spacing w:before="240" w:beforeAutospacing="0" w:after="240" w:afterAutospacing="0" w:line="360" w:lineRule="auto"/>
+        <w:jc w:val="both"/>
+        <w:rPr>
+          <w:color w:val="0F1115"/>
+        </w:rPr>
+      </w:pPr>
+      <w:r>
+        <w:rPr>
+          <w:color w:val="0F1115"/>
+        </w:rPr>
+        <w:t>6. Send Feedback Feature</w:t>
+      </w:r>
+    </w:p>
+    <w:p>
+      <w:pPr>
+        <w:pStyle w:val="ds-markdown-paragraph"/>
+        <w:shd w:val="clear" w:color="auto" w:fill="FFFFFF"/>
+        <w:spacing w:before="240" w:beforeAutospacing="0" w:after="240" w:afterAutospacing="0" w:line="360" w:lineRule="auto"/>
+        <w:ind w:left="1440"/>
+        <w:jc w:val="both"/>
+        <w:rPr>
+          <w:color w:val="0F1115"/>
+        </w:rPr>
+      </w:pPr>
+      <w:r>
+        <w:rPr>
+          <w:color w:val="0F1115"/>
+        </w:rPr>
+        <w:t>Added a "Send Feedback" button, created a popup modal form, and connected it to the </w:t>
+      </w:r>
+      <w:r>
+        <w:t>users_feedbackss</w:t>
+      </w:r>
+      <w:r>
+        <w:rPr>
+          <w:color w:val="0F1115"/>
+        </w:rPr>
+        <w:t> table in the database.</w:t>
+      </w:r>
+    </w:p>
+    <w:p>
+      <w:pPr>
+        <w:pStyle w:val="ds-markdown-paragraph"/>
+        <w:numPr>
+          <w:ilvl w:val="0"/>
+          <w:numId w:val="4"/>
+        </w:numPr>
+        <w:shd w:val="clear" w:color="auto" w:fill="FFFFFF"/>
+        <w:spacing w:before="240" w:beforeAutospacing="0" w:after="240" w:afterAutospacing="0" w:line="360" w:lineRule="auto"/>
+        <w:jc w:val="both"/>
+        <w:rPr>
+          <w:color w:val="0F1115"/>
+        </w:rPr>
+      </w:pPr>
+      <w:r>
+        <w:rPr>
+          <w:color w:val="0F1115"/>
+        </w:rPr>
+        <w:t>7. Fix Feedback Form Issues</w:t>
+      </w:r>
+    </w:p>
+    <w:p>
+      <w:pPr>
+        <w:pStyle w:val="ds-markdown-paragraph"/>
+        <w:shd w:val="clear" w:color="auto" w:fill="FFFFFF"/>
+        <w:spacing w:before="240" w:beforeAutospacing="0" w:after="240" w:afterAutospacing="0" w:line="360" w:lineRule="auto"/>
+        <w:ind w:left="1440"/>
+        <w:jc w:val="both"/>
+        <w:rPr>
+          <w:color w:val="0F1115"/>
+        </w:rPr>
+      </w:pPr>
+      <w:r>
+        <w:rPr>
+          <w:color w:val="0F1115"/>
+        </w:rPr>
+        <w:t>Fixed modal to close after submitting, clear old messages, and corrected the "Bearer" space issue in the authorization header.</w:t>
+      </w:r>
+    </w:p>
+    <w:p>
+      <w:pPr>
+        <w:pStyle w:val="ds-markdown-paragraph"/>
+        <w:numPr>
+          <w:ilvl w:val="0"/>
+          <w:numId w:val="4"/>
+        </w:numPr>
+        <w:shd w:val="clear" w:color="auto" w:fill="FFFFFF"/>
+        <w:spacing w:before="240" w:beforeAutospacing="0" w:after="240" w:afterAutospacing="0" w:line="360" w:lineRule="auto"/>
+        <w:jc w:val="both"/>
+        <w:rPr>
+          <w:color w:val="0F1115"/>
+        </w:rPr>
+      </w:pPr>
+      <w:r>
+        <w:rPr>
+          <w:color w:val="0F1115"/>
+        </w:rPr>
+        <w:t>8.</w:t>
+      </w:r>
+      <w:r>
+        <w:rPr>
+          <w:color w:val="0F1115"/>
+        </w:rPr>
+        <w:t xml:space="preserve"> Database Setup &amp; Security</w:t>
+      </w:r>
+    </w:p>
+    <w:p>
+      <w:pPr>
+        <w:pStyle w:val="ds-markdown-paragraph"/>
+        <w:shd w:val="clear" w:color="auto" w:fill="FFFFFF"/>
+        <w:spacing w:before="240" w:beforeAutospacing="0" w:after="240" w:afterAutospacing="0" w:line="360" w:lineRule="auto"/>
+        <w:ind w:left="1440"/>
+        <w:rPr>
+          <w:color w:val="0F1115"/>
+        </w:rPr>
+      </w:pPr>
+      <w:r>
+        <w:rPr>
+          <w:color w:val="0F1115"/>
+        </w:rPr>
+        <w:t>Created all tables (</w:t>
+      </w:r>
+      <w:r>
+        <w:t>users</w:t>
+      </w:r>
+      <w:r>
+        <w:rPr>
+          <w:color w:val="0F1115"/>
+        </w:rPr>
+        <w:t>, </w:t>
+      </w:r>
+      <w:r>
+        <w:t>categories</w:t>
+      </w:r>
+      <w:r>
+        <w:rPr>
+          <w:color w:val="0F1115"/>
+        </w:rPr>
+        <w:t>, </w:t>
+      </w:r>
+      <w:r>
+        <w:t>expenses</w:t>
+      </w:r>
+      <w:r>
+        <w:rPr>
+          <w:color w:val="0F1115"/>
+        </w:rPr>
+        <w:t>, </w:t>
+      </w:r>
+      <w:r>
+        <w:t>incomes</w:t>
+      </w:r>
+      <w:r>
+        <w:rPr>
+          <w:color w:val="0F1115"/>
+        </w:rPr>
+        <w:t>, </w:t>
+      </w:r>
+      <w:r>
+        <w:t>receipts</w:t>
+      </w:r>
+      <w:r>
+        <w:rPr>
+          <w:color w:val="0F1115"/>
+        </w:rPr>
+        <w:t>, </w:t>
+      </w:r>
+      <w:r>
+        <w:t>receipt_line_items</w:t>
+      </w:r>
+      <w:r>
+        <w:rPr>
+          <w:color w:val="0F1115"/>
+        </w:rPr>
+        <w:t>, </w:t>
+      </w:r>
+      <w:r>
+        <w:t>users_feedbackss</w:t>
+      </w:r>
+      <w:r>
+        <w:rPr>
+          <w:color w:val="0F1115"/>
+        </w:rPr>
+        <w:t>), added foreign keys, and hashed user passwords for security.</w:t>
+      </w:r>
+    </w:p>
+    <w:p>
+      <w:pPr>
+        <w:pStyle w:val="ds-markdown-paragraph"/>
+        <w:numPr>
+          <w:ilvl w:val="0"/>
+          <w:numId w:val="4"/>
+        </w:numPr>
+        <w:shd w:val="clear" w:color="auto" w:fill="FFFFFF"/>
+        <w:spacing w:before="240" w:beforeAutospacing="0" w:after="240" w:afterAutospacing="0" w:line="360" w:lineRule="auto"/>
+        <w:jc w:val="both"/>
+        <w:rPr>
+          <w:color w:val="0F1115"/>
+        </w:rPr>
+      </w:pPr>
+      <w:r>
+        <w:rPr>
+          <w:color w:val="0F1115"/>
+        </w:rPr>
+        <w:t>9.</w:t>
+      </w:r>
+      <w:r>
+        <w:rPr>
+          <w:color w:val="0F1115"/>
+        </w:rPr>
+        <w:t xml:space="preserve"> Testing &amp; Team Collaboration</w:t>
+      </w:r>
+    </w:p>
+    <w:p>
+      <w:pPr>
+        <w:pStyle w:val="ds-markdown-paragraph"/>
+        <w:shd w:val="clear" w:color="auto" w:fill="FFFFFF"/>
+        <w:spacing w:before="240" w:beforeAutospacing="0" w:after="240" w:afterAutospacing="0" w:line="360" w:lineRule="auto"/>
+        <w:ind w:left="1440"/>
+        <w:jc w:val="both"/>
+        <w:rPr>
+          <w:color w:val="0F1115"/>
+        </w:rPr>
+      </w:pPr>
+      <w:r>
+        <w:rPr>
+          <w:color w:val="0F1115"/>
+        </w:rPr>
+        <w:t>Added sample data for testing, exported full database backup</w:t>
+      </w:r>
+      <w:r>
+        <w:rPr>
+          <w:color w:val="0F1115"/>
+        </w:rPr>
+        <w:t>.</w:t>
+      </w:r>
+    </w:p>
+    <w:p>
+      <w:pPr>
+        <w:shd w:val="clear" w:color="auto" w:fill="FFFFFF"/>
+        <w:suppressAutoHyphens w:val="0"/>
+        <w:spacing w:after="0" w:line="480" w:lineRule="auto"/>
+        <w:ind w:left="720"/>
+        <w:jc w:val="both"/>
+        <w:rPr>
+          <w:rFonts w:ascii="Times New Roman" w:eastAsia="Times New Roman" w:hAnsi="Times New Roman" w:cs="Times New Roman"/>
+          <w:color w:val="0F1115"/>
+          <w:kern w:val="0"/>
+          <w14:ligatures w14:val="none"/>
+        </w:rPr>
+      </w:pPr>
+    </w:p>
+    <w:p>
+      <w:pPr>
+        <w:numPr>
+          <w:ilvl w:val="0"/>
+          <w:numId w:val="1"/>
+        </w:numPr>
+        <w:spacing w:after="120" w:line="480" w:lineRule="auto"/>
+        <w:jc w:val="both"/>
+        <w:rPr>
+          <w:rFonts w:ascii="Times New Roman" w:eastAsia="Times New Roman" w:hAnsi="Times New Roman" w:cs="Times New Roman"/>
+          <w:b/>
+          <w:bCs/>
+          <w:color w:val="0F1115"/>
+          <w:kern w:val="0"/>
+          <w14:ligatures w14:val="none"/>
+        </w:rPr>
+      </w:pPr>
+      <w:r>
+        <w:rPr>
+          <w:rFonts w:ascii="Times New Roman" w:eastAsia="Times New Roman" w:hAnsi="Times New Roman" w:cs="Times New Roman"/>
+          <w:b/>
+          <w:bCs/>
+          <w:color w:val="0F1115"/>
+          <w:kern w:val="0"/>
+          <w14:ligatures w14:val="none"/>
+        </w:rPr>
+        <w:t>Daniel Austin:</w:t>
       </w:r>
     </w:p>
     <w:p>
@@ -305,21 +849,7 @@
           <w:numId w:val="4"/>
         </w:numPr>
         <w:spacing w:after="120" w:line="480" w:lineRule="auto"/>
-        <w:rPr>
-          <w:rFonts w:ascii="Times New Roman" w:eastAsia="Times New Roman" w:hAnsi="Times New Roman" w:cs="Times New Roman"/>
-          <w:color w:val="0F1115"/>
-          <w:kern w:val="0"/>
-          <w14:ligatures w14:val="none"/>
-        </w:rPr>
-      </w:pPr>
-    </w:p>
-    <w:p>
-      <w:pPr>
-        <w:numPr>
-          <w:ilvl w:val="0"/>
-          <w:numId w:val="1"/>
-        </w:numPr>
-        <w:spacing w:after="120" w:line="480" w:lineRule="auto"/>
+        <w:jc w:val="both"/>
         <w:rPr>
           <w:rFonts w:ascii="Times New Roman" w:eastAsia="Times New Roman" w:hAnsi="Times New Roman" w:cs="Times New Roman"/>
           <w:b/>
@@ -329,7 +859,11 @@
           <w14:ligatures w14:val="none"/>
         </w:rPr>
       </w:pPr>
-      <w:r>
+    </w:p>
+    <w:p>
+      <w:pPr>
+        <w:spacing w:after="120" w:line="480" w:lineRule="auto"/>
+        <w:jc w:val="both"/>
         <w:rPr>
           <w:rFonts w:ascii="Times New Roman" w:eastAsia="Times New Roman" w:hAnsi="Times New Roman" w:cs="Times New Roman"/>
           <w:b/>
@@ -338,17 +872,12 @@
           <w:kern w:val="0"/>
           <w14:ligatures w14:val="none"/>
         </w:rPr>
-        <w:t>Daniel Austin:</w:t>
-      </w:r>
+      </w:pPr>
     </w:p>
     <w:p>
       <w:pPr>
-        <w:pStyle w:val="ListParagraph"/>
-        <w:numPr>
-          <w:ilvl w:val="0"/>
-          <w:numId w:val="4"/>
-        </w:numPr>
         <w:spacing w:after="120" w:line="480" w:lineRule="auto"/>
+        <w:jc w:val="both"/>
         <w:rPr>
           <w:rFonts w:ascii="Times New Roman" w:eastAsia="Times New Roman" w:hAnsi="Times New Roman" w:cs="Times New Roman"/>
           <w:b/>
@@ -361,41 +890,11 @@
     </w:p>
     <w:p>
       <w:pPr>
-        <w:spacing w:after="120" w:line="480" w:lineRule="auto"/>
-        <w:rPr>
-          <w:rFonts w:ascii="Times New Roman" w:eastAsia="Times New Roman" w:hAnsi="Times New Roman" w:cs="Times New Roman"/>
-          <w:b/>
-          <w:bCs/>
-          <w:color w:val="0F1115"/>
-          <w:kern w:val="0"/>
-          <w14:ligatures w14:val="none"/>
-        </w:rPr>
-      </w:pPr>
-    </w:p>
-    <w:p>
-      <w:pPr>
-        <w:spacing w:after="120" w:line="480" w:lineRule="auto"/>
-        <w:rPr>
-          <w:rFonts w:ascii="Times New Roman" w:eastAsia="Times New Roman" w:hAnsi="Times New Roman" w:cs="Times New Roman"/>
-          <w:b/>
-          <w:bCs/>
-          <w:color w:val="0F1115"/>
-          <w:kern w:val="0"/>
-          <w14:ligatures w14:val="none"/>
-        </w:rPr>
-      </w:pPr>
-    </w:p>
-    <w:p>
-      <w:pPr>
         <w:spacing w:line="480" w:lineRule="auto"/>
+        <w:jc w:val="both"/>
         <w:rPr>
           <w:rFonts w:ascii="Times New Roman" w:hAnsi="Times New Roman" w:cs="Times New Roman"/>
         </w:rPr>
-      </w:pPr>
-    </w:p>
-    <w:p>
-      <w:pPr>
-        <w:ind w:left="-630" w:firstLine="630"/>
       </w:pPr>
     </w:p>
     <w:sectPr>
@@ -551,6 +1050,304 @@
     </w:lvl>
   </w:abstractNum>
   <w:abstractNum w:abstractNumId="1" w15:restartNumberingAfterBreak="0">
+    <w:nsid w:val="20DE0A6A"/>
+    <w:multiLevelType w:val="multilevel"/>
+    <w:tmpl w:val="6F3CC072"/>
+    <w:lvl w:ilvl="0">
+      <w:start w:val="1"/>
+      <w:numFmt w:val="bullet"/>
+      <w:lvlText w:val=""/>
+      <w:lvlJc w:val="left"/>
+      <w:pPr>
+        <w:tabs>
+          <w:tab w:val="num" w:pos="720"/>
+        </w:tabs>
+        <w:ind w:left="720" w:hanging="360"/>
+      </w:pPr>
+      <w:rPr>
+        <w:rFonts w:ascii="Symbol" w:hAnsi="Symbol" w:hint="default"/>
+        <w:sz w:val="20"/>
+      </w:rPr>
+    </w:lvl>
+    <w:lvl w:ilvl="1" w:tentative="1">
+      <w:start w:val="1"/>
+      <w:numFmt w:val="bullet"/>
+      <w:lvlText w:val="o"/>
+      <w:lvlJc w:val="left"/>
+      <w:pPr>
+        <w:tabs>
+          <w:tab w:val="num" w:pos="1440"/>
+        </w:tabs>
+        <w:ind w:left="1440" w:hanging="360"/>
+      </w:pPr>
+      <w:rPr>
+        <w:rFonts w:ascii="Courier New" w:hAnsi="Courier New" w:hint="default"/>
+        <w:sz w:val="20"/>
+      </w:rPr>
+    </w:lvl>
+    <w:lvl w:ilvl="2" w:tentative="1">
+      <w:start w:val="1"/>
+      <w:numFmt w:val="bullet"/>
+      <w:lvlText w:val=""/>
+      <w:lvlJc w:val="left"/>
+      <w:pPr>
+        <w:tabs>
+          <w:tab w:val="num" w:pos="2160"/>
+        </w:tabs>
+        <w:ind w:left="2160" w:hanging="360"/>
+      </w:pPr>
+      <w:rPr>
+        <w:rFonts w:ascii="Wingdings" w:hAnsi="Wingdings" w:hint="default"/>
+        <w:sz w:val="20"/>
+      </w:rPr>
+    </w:lvl>
+    <w:lvl w:ilvl="3" w:tentative="1">
+      <w:start w:val="1"/>
+      <w:numFmt w:val="bullet"/>
+      <w:lvlText w:val=""/>
+      <w:lvlJc w:val="left"/>
+      <w:pPr>
+        <w:tabs>
+          <w:tab w:val="num" w:pos="2880"/>
+        </w:tabs>
+        <w:ind w:left="2880" w:hanging="360"/>
+      </w:pPr>
+      <w:rPr>
+        <w:rFonts w:ascii="Wingdings" w:hAnsi="Wingdings" w:hint="default"/>
+        <w:sz w:val="20"/>
+      </w:rPr>
+    </w:lvl>
+    <w:lvl w:ilvl="4" w:tentative="1">
+      <w:start w:val="1"/>
+      <w:numFmt w:val="bullet"/>
+      <w:lvlText w:val=""/>
+      <w:lvlJc w:val="left"/>
+      <w:pPr>
+        <w:tabs>
+          <w:tab w:val="num" w:pos="3600"/>
+        </w:tabs>
+        <w:ind w:left="3600" w:hanging="360"/>
+      </w:pPr>
+      <w:rPr>
+        <w:rFonts w:ascii="Wingdings" w:hAnsi="Wingdings" w:hint="default"/>
+        <w:sz w:val="20"/>
+      </w:rPr>
+    </w:lvl>
+    <w:lvl w:ilvl="5" w:tentative="1">
+      <w:start w:val="1"/>
+      <w:numFmt w:val="bullet"/>
+      <w:lvlText w:val=""/>
+      <w:lvlJc w:val="left"/>
+      <w:pPr>
+        <w:tabs>
+          <w:tab w:val="num" w:pos="4320"/>
+        </w:tabs>
+        <w:ind w:left="4320" w:hanging="360"/>
+      </w:pPr>
+      <w:rPr>
+        <w:rFonts w:ascii="Wingdings" w:hAnsi="Wingdings" w:hint="default"/>
+        <w:sz w:val="20"/>
+      </w:rPr>
+    </w:lvl>
+    <w:lvl w:ilvl="6" w:tentative="1">
+      <w:start w:val="1"/>
+      <w:numFmt w:val="bullet"/>
+      <w:lvlText w:val=""/>
+      <w:lvlJc w:val="left"/>
+      <w:pPr>
+        <w:tabs>
+          <w:tab w:val="num" w:pos="5040"/>
+        </w:tabs>
+        <w:ind w:left="5040" w:hanging="360"/>
+      </w:pPr>
+      <w:rPr>
+        <w:rFonts w:ascii="Wingdings" w:hAnsi="Wingdings" w:hint="default"/>
+        <w:sz w:val="20"/>
+      </w:rPr>
+    </w:lvl>
+    <w:lvl w:ilvl="7" w:tentative="1">
+      <w:start w:val="1"/>
+      <w:numFmt w:val="bullet"/>
+      <w:lvlText w:val=""/>
+      <w:lvlJc w:val="left"/>
+      <w:pPr>
+        <w:tabs>
+          <w:tab w:val="num" w:pos="5760"/>
+        </w:tabs>
+        <w:ind w:left="5760" w:hanging="360"/>
+      </w:pPr>
+      <w:rPr>
+        <w:rFonts w:ascii="Wingdings" w:hAnsi="Wingdings" w:hint="default"/>
+        <w:sz w:val="20"/>
+      </w:rPr>
+    </w:lvl>
+    <w:lvl w:ilvl="8" w:tentative="1">
+      <w:start w:val="1"/>
+      <w:numFmt w:val="bullet"/>
+      <w:lvlText w:val=""/>
+      <w:lvlJc w:val="left"/>
+      <w:pPr>
+        <w:tabs>
+          <w:tab w:val="num" w:pos="6480"/>
+        </w:tabs>
+        <w:ind w:left="6480" w:hanging="360"/>
+      </w:pPr>
+      <w:rPr>
+        <w:rFonts w:ascii="Wingdings" w:hAnsi="Wingdings" w:hint="default"/>
+        <w:sz w:val="20"/>
+      </w:rPr>
+    </w:lvl>
+  </w:abstractNum>
+  <w:abstractNum w:abstractNumId="2" w15:restartNumberingAfterBreak="0">
+    <w:nsid w:val="27615DF0"/>
+    <w:multiLevelType w:val="multilevel"/>
+    <w:tmpl w:val="399A599E"/>
+    <w:lvl w:ilvl="0">
+      <w:start w:val="1"/>
+      <w:numFmt w:val="bullet"/>
+      <w:lvlText w:val=""/>
+      <w:lvlJc w:val="left"/>
+      <w:pPr>
+        <w:tabs>
+          <w:tab w:val="num" w:pos="720"/>
+        </w:tabs>
+        <w:ind w:left="720" w:hanging="360"/>
+      </w:pPr>
+      <w:rPr>
+        <w:rFonts w:ascii="Symbol" w:hAnsi="Symbol" w:hint="default"/>
+        <w:sz w:val="20"/>
+      </w:rPr>
+    </w:lvl>
+    <w:lvl w:ilvl="1" w:tentative="1">
+      <w:start w:val="1"/>
+      <w:numFmt w:val="bullet"/>
+      <w:lvlText w:val="o"/>
+      <w:lvlJc w:val="left"/>
+      <w:pPr>
+        <w:tabs>
+          <w:tab w:val="num" w:pos="1440"/>
+        </w:tabs>
+        <w:ind w:left="1440" w:hanging="360"/>
+      </w:pPr>
+      <w:rPr>
+        <w:rFonts w:ascii="Courier New" w:hAnsi="Courier New" w:hint="default"/>
+        <w:sz w:val="20"/>
+      </w:rPr>
+    </w:lvl>
+    <w:lvl w:ilvl="2" w:tentative="1">
+      <w:start w:val="1"/>
+      <w:numFmt w:val="bullet"/>
+      <w:lvlText w:val=""/>
+      <w:lvlJc w:val="left"/>
+      <w:pPr>
+        <w:tabs>
+          <w:tab w:val="num" w:pos="2160"/>
+        </w:tabs>
+        <w:ind w:left="2160" w:hanging="360"/>
+      </w:pPr>
+      <w:rPr>
+        <w:rFonts w:ascii="Wingdings" w:hAnsi="Wingdings" w:hint="default"/>
+        <w:sz w:val="20"/>
+      </w:rPr>
+    </w:lvl>
+    <w:lvl w:ilvl="3" w:tentative="1">
+      <w:start w:val="1"/>
+      <w:numFmt w:val="bullet"/>
+      <w:lvlText w:val=""/>
+      <w:lvlJc w:val="left"/>
+      <w:pPr>
+        <w:tabs>
+          <w:tab w:val="num" w:pos="2880"/>
+        </w:tabs>
+        <w:ind w:left="2880" w:hanging="360"/>
+      </w:pPr>
+      <w:rPr>
+        <w:rFonts w:ascii="Wingdings" w:hAnsi="Wingdings" w:hint="default"/>
+        <w:sz w:val="20"/>
+      </w:rPr>
+    </w:lvl>
+    <w:lvl w:ilvl="4" w:tentative="1">
+      <w:start w:val="1"/>
+      <w:numFmt w:val="bullet"/>
+      <w:lvlText w:val=""/>
+      <w:lvlJc w:val="left"/>
+      <w:pPr>
+        <w:tabs>
+          <w:tab w:val="num" w:pos="3600"/>
+        </w:tabs>
+        <w:ind w:left="3600" w:hanging="360"/>
+      </w:pPr>
+      <w:rPr>
+        <w:rFonts w:ascii="Wingdings" w:hAnsi="Wingdings" w:hint="default"/>
+        <w:sz w:val="20"/>
+      </w:rPr>
+    </w:lvl>
+    <w:lvl w:ilvl="5" w:tentative="1">
+      <w:start w:val="1"/>
+      <w:numFmt w:val="bullet"/>
+      <w:lvlText w:val=""/>
+      <w:lvlJc w:val="left"/>
+      <w:pPr>
+        <w:tabs>
+          <w:tab w:val="num" w:pos="4320"/>
+        </w:tabs>
+        <w:ind w:left="4320" w:hanging="360"/>
+      </w:pPr>
+      <w:rPr>
+        <w:rFonts w:ascii="Wingdings" w:hAnsi="Wingdings" w:hint="default"/>
+        <w:sz w:val="20"/>
+      </w:rPr>
+    </w:lvl>
+    <w:lvl w:ilvl="6" w:tentative="1">
+      <w:start w:val="1"/>
+      <w:numFmt w:val="bullet"/>
+      <w:lvlText w:val=""/>
+      <w:lvlJc w:val="left"/>
+      <w:pPr>
+        <w:tabs>
+          <w:tab w:val="num" w:pos="5040"/>
+        </w:tabs>
+        <w:ind w:left="5040" w:hanging="360"/>
+      </w:pPr>
+      <w:rPr>
+        <w:rFonts w:ascii="Wingdings" w:hAnsi="Wingdings" w:hint="default"/>
+        <w:sz w:val="20"/>
+      </w:rPr>
+    </w:lvl>
+    <w:lvl w:ilvl="7" w:tentative="1">
+      <w:start w:val="1"/>
+      <w:numFmt w:val="bullet"/>
+      <w:lvlText w:val=""/>
+      <w:lvlJc w:val="left"/>
+      <w:pPr>
+        <w:tabs>
+          <w:tab w:val="num" w:pos="5760"/>
+        </w:tabs>
+        <w:ind w:left="5760" w:hanging="360"/>
+      </w:pPr>
+      <w:rPr>
+        <w:rFonts w:ascii="Wingdings" w:hAnsi="Wingdings" w:hint="default"/>
+        <w:sz w:val="20"/>
+      </w:rPr>
+    </w:lvl>
+    <w:lvl w:ilvl="8" w:tentative="1">
+      <w:start w:val="1"/>
+      <w:numFmt w:val="bullet"/>
+      <w:lvlText w:val=""/>
+      <w:lvlJc w:val="left"/>
+      <w:pPr>
+        <w:tabs>
+          <w:tab w:val="num" w:pos="6480"/>
+        </w:tabs>
+        <w:ind w:left="6480" w:hanging="360"/>
+      </w:pPr>
+      <w:rPr>
+        <w:rFonts w:ascii="Wingdings" w:hAnsi="Wingdings" w:hint="default"/>
+        <w:sz w:val="20"/>
+      </w:rPr>
+    </w:lvl>
+  </w:abstractNum>
+  <w:abstractNum w:abstractNumId="3" w15:restartNumberingAfterBreak="0">
     <w:nsid w:val="32A06066"/>
     <w:multiLevelType w:val="hybridMultilevel"/>
     <w:tmpl w:val="7C8CA3C0"/>
@@ -663,7 +1460,454 @@
       </w:rPr>
     </w:lvl>
   </w:abstractNum>
-  <w:abstractNum w:abstractNumId="2" w15:restartNumberingAfterBreak="0">
+  <w:abstractNum w:abstractNumId="4" w15:restartNumberingAfterBreak="0">
+    <w:nsid w:val="417F60D7"/>
+    <w:multiLevelType w:val="multilevel"/>
+    <w:tmpl w:val="DE501CC4"/>
+    <w:lvl w:ilvl="0">
+      <w:start w:val="1"/>
+      <w:numFmt w:val="bullet"/>
+      <w:lvlText w:val=""/>
+      <w:lvlJc w:val="left"/>
+      <w:pPr>
+        <w:tabs>
+          <w:tab w:val="num" w:pos="720"/>
+        </w:tabs>
+        <w:ind w:left="720" w:hanging="360"/>
+      </w:pPr>
+      <w:rPr>
+        <w:rFonts w:ascii="Symbol" w:hAnsi="Symbol" w:hint="default"/>
+        <w:sz w:val="20"/>
+      </w:rPr>
+    </w:lvl>
+    <w:lvl w:ilvl="1" w:tentative="1">
+      <w:start w:val="1"/>
+      <w:numFmt w:val="bullet"/>
+      <w:lvlText w:val="o"/>
+      <w:lvlJc w:val="left"/>
+      <w:pPr>
+        <w:tabs>
+          <w:tab w:val="num" w:pos="1440"/>
+        </w:tabs>
+        <w:ind w:left="1440" w:hanging="360"/>
+      </w:pPr>
+      <w:rPr>
+        <w:rFonts w:ascii="Courier New" w:hAnsi="Courier New" w:hint="default"/>
+        <w:sz w:val="20"/>
+      </w:rPr>
+    </w:lvl>
+    <w:lvl w:ilvl="2" w:tentative="1">
+      <w:start w:val="1"/>
+      <w:numFmt w:val="bullet"/>
+      <w:lvlText w:val=""/>
+      <w:lvlJc w:val="left"/>
+      <w:pPr>
+        <w:tabs>
+          <w:tab w:val="num" w:pos="2160"/>
+        </w:tabs>
+        <w:ind w:left="2160" w:hanging="360"/>
+      </w:pPr>
+      <w:rPr>
+        <w:rFonts w:ascii="Wingdings" w:hAnsi="Wingdings" w:hint="default"/>
+        <w:sz w:val="20"/>
+      </w:rPr>
+    </w:lvl>
+    <w:lvl w:ilvl="3" w:tentative="1">
+      <w:start w:val="1"/>
+      <w:numFmt w:val="bullet"/>
+      <w:lvlText w:val=""/>
+      <w:lvlJc w:val="left"/>
+      <w:pPr>
+        <w:tabs>
+          <w:tab w:val="num" w:pos="2880"/>
+        </w:tabs>
+        <w:ind w:left="2880" w:hanging="360"/>
+      </w:pPr>
+      <w:rPr>
+        <w:rFonts w:ascii="Wingdings" w:hAnsi="Wingdings" w:hint="default"/>
+        <w:sz w:val="20"/>
+      </w:rPr>
+    </w:lvl>
+    <w:lvl w:ilvl="4" w:tentative="1">
+      <w:start w:val="1"/>
+      <w:numFmt w:val="bullet"/>
+      <w:lvlText w:val=""/>
+      <w:lvlJc w:val="left"/>
+      <w:pPr>
+        <w:tabs>
+          <w:tab w:val="num" w:pos="3600"/>
+        </w:tabs>
+        <w:ind w:left="3600" w:hanging="360"/>
+      </w:pPr>
+      <w:rPr>
+        <w:rFonts w:ascii="Wingdings" w:hAnsi="Wingdings" w:hint="default"/>
+        <w:sz w:val="20"/>
+      </w:rPr>
+    </w:lvl>
+    <w:lvl w:ilvl="5" w:tentative="1">
+      <w:start w:val="1"/>
+      <w:numFmt w:val="bullet"/>
+      <w:lvlText w:val=""/>
+      <w:lvlJc w:val="left"/>
+      <w:pPr>
+        <w:tabs>
+          <w:tab w:val="num" w:pos="4320"/>
+        </w:tabs>
+        <w:ind w:left="4320" w:hanging="360"/>
+      </w:pPr>
+      <w:rPr>
+        <w:rFonts w:ascii="Wingdings" w:hAnsi="Wingdings" w:hint="default"/>
+        <w:sz w:val="20"/>
+      </w:rPr>
+    </w:lvl>
+    <w:lvl w:ilvl="6" w:tentative="1">
+      <w:start w:val="1"/>
+      <w:numFmt w:val="bullet"/>
+      <w:lvlText w:val=""/>
+      <w:lvlJc w:val="left"/>
+      <w:pPr>
+        <w:tabs>
+          <w:tab w:val="num" w:pos="5040"/>
+        </w:tabs>
+        <w:ind w:left="5040" w:hanging="360"/>
+      </w:pPr>
+      <w:rPr>
+        <w:rFonts w:ascii="Wingdings" w:hAnsi="Wingdings" w:hint="default"/>
+        <w:sz w:val="20"/>
+      </w:rPr>
+    </w:lvl>
+    <w:lvl w:ilvl="7" w:tentative="1">
+      <w:start w:val="1"/>
+      <w:numFmt w:val="bullet"/>
+      <w:lvlText w:val=""/>
+      <w:lvlJc w:val="left"/>
+      <w:pPr>
+        <w:tabs>
+          <w:tab w:val="num" w:pos="5760"/>
+        </w:tabs>
+        <w:ind w:left="5760" w:hanging="360"/>
+      </w:pPr>
+      <w:rPr>
+        <w:rFonts w:ascii="Wingdings" w:hAnsi="Wingdings" w:hint="default"/>
+        <w:sz w:val="20"/>
+      </w:rPr>
+    </w:lvl>
+    <w:lvl w:ilvl="8" w:tentative="1">
+      <w:start w:val="1"/>
+      <w:numFmt w:val="bullet"/>
+      <w:lvlText w:val=""/>
+      <w:lvlJc w:val="left"/>
+      <w:pPr>
+        <w:tabs>
+          <w:tab w:val="num" w:pos="6480"/>
+        </w:tabs>
+        <w:ind w:left="6480" w:hanging="360"/>
+      </w:pPr>
+      <w:rPr>
+        <w:rFonts w:ascii="Wingdings" w:hAnsi="Wingdings" w:hint="default"/>
+        <w:sz w:val="20"/>
+      </w:rPr>
+    </w:lvl>
+  </w:abstractNum>
+  <w:abstractNum w:abstractNumId="5" w15:restartNumberingAfterBreak="0">
+    <w:nsid w:val="42F73ED7"/>
+    <w:multiLevelType w:val="multilevel"/>
+    <w:tmpl w:val="046C011A"/>
+    <w:lvl w:ilvl="0">
+      <w:start w:val="1"/>
+      <w:numFmt w:val="bullet"/>
+      <w:lvlText w:val=""/>
+      <w:lvlJc w:val="left"/>
+      <w:pPr>
+        <w:tabs>
+          <w:tab w:val="num" w:pos="720"/>
+        </w:tabs>
+        <w:ind w:left="720" w:hanging="360"/>
+      </w:pPr>
+      <w:rPr>
+        <w:rFonts w:ascii="Symbol" w:hAnsi="Symbol" w:hint="default"/>
+        <w:sz w:val="20"/>
+      </w:rPr>
+    </w:lvl>
+    <w:lvl w:ilvl="1" w:tentative="1">
+      <w:start w:val="1"/>
+      <w:numFmt w:val="bullet"/>
+      <w:lvlText w:val="o"/>
+      <w:lvlJc w:val="left"/>
+      <w:pPr>
+        <w:tabs>
+          <w:tab w:val="num" w:pos="1440"/>
+        </w:tabs>
+        <w:ind w:left="1440" w:hanging="360"/>
+      </w:pPr>
+      <w:rPr>
+        <w:rFonts w:ascii="Courier New" w:hAnsi="Courier New" w:hint="default"/>
+        <w:sz w:val="20"/>
+      </w:rPr>
+    </w:lvl>
+    <w:lvl w:ilvl="2" w:tentative="1">
+      <w:start w:val="1"/>
+      <w:numFmt w:val="bullet"/>
+      <w:lvlText w:val=""/>
+      <w:lvlJc w:val="left"/>
+      <w:pPr>
+        <w:tabs>
+          <w:tab w:val="num" w:pos="2160"/>
+        </w:tabs>
+        <w:ind w:left="2160" w:hanging="360"/>
+      </w:pPr>
+      <w:rPr>
+        <w:rFonts w:ascii="Wingdings" w:hAnsi="Wingdings" w:hint="default"/>
+        <w:sz w:val="20"/>
+      </w:rPr>
+    </w:lvl>
+    <w:lvl w:ilvl="3" w:tentative="1">
+      <w:start w:val="1"/>
+      <w:numFmt w:val="bullet"/>
+      <w:lvlText w:val=""/>
+      <w:lvlJc w:val="left"/>
+      <w:pPr>
+        <w:tabs>
+          <w:tab w:val="num" w:pos="2880"/>
+        </w:tabs>
+        <w:ind w:left="2880" w:hanging="360"/>
+      </w:pPr>
+      <w:rPr>
+        <w:rFonts w:ascii="Wingdings" w:hAnsi="Wingdings" w:hint="default"/>
+        <w:sz w:val="20"/>
+      </w:rPr>
+    </w:lvl>
+    <w:lvl w:ilvl="4" w:tentative="1">
+      <w:start w:val="1"/>
+      <w:numFmt w:val="bullet"/>
+      <w:lvlText w:val=""/>
+      <w:lvlJc w:val="left"/>
+      <w:pPr>
+        <w:tabs>
+          <w:tab w:val="num" w:pos="3600"/>
+        </w:tabs>
+        <w:ind w:left="3600" w:hanging="360"/>
+      </w:pPr>
+      <w:rPr>
+        <w:rFonts w:ascii="Wingdings" w:hAnsi="Wingdings" w:hint="default"/>
+        <w:sz w:val="20"/>
+      </w:rPr>
+    </w:lvl>
+    <w:lvl w:ilvl="5" w:tentative="1">
+      <w:start w:val="1"/>
+      <w:numFmt w:val="bullet"/>
+      <w:lvlText w:val=""/>
+      <w:lvlJc w:val="left"/>
+      <w:pPr>
+        <w:tabs>
+          <w:tab w:val="num" w:pos="4320"/>
+        </w:tabs>
+        <w:ind w:left="4320" w:hanging="360"/>
+      </w:pPr>
+      <w:rPr>
+        <w:rFonts w:ascii="Wingdings" w:hAnsi="Wingdings" w:hint="default"/>
+        <w:sz w:val="20"/>
+      </w:rPr>
+    </w:lvl>
+    <w:lvl w:ilvl="6" w:tentative="1">
+      <w:start w:val="1"/>
+      <w:numFmt w:val="bullet"/>
+      <w:lvlText w:val=""/>
+      <w:lvlJc w:val="left"/>
+      <w:pPr>
+        <w:tabs>
+          <w:tab w:val="num" w:pos="5040"/>
+        </w:tabs>
+        <w:ind w:left="5040" w:hanging="360"/>
+      </w:pPr>
+      <w:rPr>
+        <w:rFonts w:ascii="Wingdings" w:hAnsi="Wingdings" w:hint="default"/>
+        <w:sz w:val="20"/>
+      </w:rPr>
+    </w:lvl>
+    <w:lvl w:ilvl="7" w:tentative="1">
+      <w:start w:val="1"/>
+      <w:numFmt w:val="bullet"/>
+      <w:lvlText w:val=""/>
+      <w:lvlJc w:val="left"/>
+      <w:pPr>
+        <w:tabs>
+          <w:tab w:val="num" w:pos="5760"/>
+        </w:tabs>
+        <w:ind w:left="5760" w:hanging="360"/>
+      </w:pPr>
+      <w:rPr>
+        <w:rFonts w:ascii="Wingdings" w:hAnsi="Wingdings" w:hint="default"/>
+        <w:sz w:val="20"/>
+      </w:rPr>
+    </w:lvl>
+    <w:lvl w:ilvl="8" w:tentative="1">
+      <w:start w:val="1"/>
+      <w:numFmt w:val="bullet"/>
+      <w:lvlText w:val=""/>
+      <w:lvlJc w:val="left"/>
+      <w:pPr>
+        <w:tabs>
+          <w:tab w:val="num" w:pos="6480"/>
+        </w:tabs>
+        <w:ind w:left="6480" w:hanging="360"/>
+      </w:pPr>
+      <w:rPr>
+        <w:rFonts w:ascii="Wingdings" w:hAnsi="Wingdings" w:hint="default"/>
+        <w:sz w:val="20"/>
+      </w:rPr>
+    </w:lvl>
+  </w:abstractNum>
+  <w:abstractNum w:abstractNumId="6" w15:restartNumberingAfterBreak="0">
+    <w:nsid w:val="53187872"/>
+    <w:multiLevelType w:val="multilevel"/>
+    <w:tmpl w:val="12A80E5C"/>
+    <w:lvl w:ilvl="0">
+      <w:start w:val="1"/>
+      <w:numFmt w:val="bullet"/>
+      <w:lvlText w:val=""/>
+      <w:lvlJc w:val="left"/>
+      <w:pPr>
+        <w:tabs>
+          <w:tab w:val="num" w:pos="720"/>
+        </w:tabs>
+        <w:ind w:left="720" w:hanging="360"/>
+      </w:pPr>
+      <w:rPr>
+        <w:rFonts w:ascii="Symbol" w:hAnsi="Symbol" w:hint="default"/>
+        <w:sz w:val="20"/>
+      </w:rPr>
+    </w:lvl>
+    <w:lvl w:ilvl="1" w:tentative="1">
+      <w:start w:val="1"/>
+      <w:numFmt w:val="bullet"/>
+      <w:lvlText w:val="o"/>
+      <w:lvlJc w:val="left"/>
+      <w:pPr>
+        <w:tabs>
+          <w:tab w:val="num" w:pos="1440"/>
+        </w:tabs>
+        <w:ind w:left="1440" w:hanging="360"/>
+      </w:pPr>
+      <w:rPr>
+        <w:rFonts w:ascii="Courier New" w:hAnsi="Courier New" w:hint="default"/>
+        <w:sz w:val="20"/>
+      </w:rPr>
+    </w:lvl>
+    <w:lvl w:ilvl="2" w:tentative="1">
+      <w:start w:val="1"/>
+      <w:numFmt w:val="bullet"/>
+      <w:lvlText w:val=""/>
+      <w:lvlJc w:val="left"/>
+      <w:pPr>
+        <w:tabs>
+          <w:tab w:val="num" w:pos="2160"/>
+        </w:tabs>
+        <w:ind w:left="2160" w:hanging="360"/>
+      </w:pPr>
+      <w:rPr>
+        <w:rFonts w:ascii="Wingdings" w:hAnsi="Wingdings" w:hint="default"/>
+        <w:sz w:val="20"/>
+      </w:rPr>
+    </w:lvl>
+    <w:lvl w:ilvl="3" w:tentative="1">
+      <w:start w:val="1"/>
+      <w:numFmt w:val="bullet"/>
+      <w:lvlText w:val=""/>
+      <w:lvlJc w:val="left"/>
+      <w:pPr>
+        <w:tabs>
+          <w:tab w:val="num" w:pos="2880"/>
+        </w:tabs>
+        <w:ind w:left="2880" w:hanging="360"/>
+      </w:pPr>
+      <w:rPr>
+        <w:rFonts w:ascii="Wingdings" w:hAnsi="Wingdings" w:hint="default"/>
+        <w:sz w:val="20"/>
+      </w:rPr>
+    </w:lvl>
+    <w:lvl w:ilvl="4" w:tentative="1">
+      <w:start w:val="1"/>
+      <w:numFmt w:val="bullet"/>
+      <w:lvlText w:val=""/>
+      <w:lvlJc w:val="left"/>
+      <w:pPr>
+        <w:tabs>
+          <w:tab w:val="num" w:pos="3600"/>
+        </w:tabs>
+        <w:ind w:left="3600" w:hanging="360"/>
+      </w:pPr>
+      <w:rPr>
+        <w:rFonts w:ascii="Wingdings" w:hAnsi="Wingdings" w:hint="default"/>
+        <w:sz w:val="20"/>
+      </w:rPr>
+    </w:lvl>
+    <w:lvl w:ilvl="5" w:tentative="1">
+      <w:start w:val="1"/>
+      <w:numFmt w:val="bullet"/>
+      <w:lvlText w:val=""/>
+      <w:lvlJc w:val="left"/>
+      <w:pPr>
+        <w:tabs>
+          <w:tab w:val="num" w:pos="4320"/>
+        </w:tabs>
+        <w:ind w:left="4320" w:hanging="360"/>
+      </w:pPr>
+      <w:rPr>
+        <w:rFonts w:ascii="Wingdings" w:hAnsi="Wingdings" w:hint="default"/>
+        <w:sz w:val="20"/>
+      </w:rPr>
+    </w:lvl>
+    <w:lvl w:ilvl="6" w:tentative="1">
+      <w:start w:val="1"/>
+      <w:numFmt w:val="bullet"/>
+      <w:lvlText w:val=""/>
+      <w:lvlJc w:val="left"/>
+      <w:pPr>
+        <w:tabs>
+          <w:tab w:val="num" w:pos="5040"/>
+        </w:tabs>
+        <w:ind w:left="5040" w:hanging="360"/>
+      </w:pPr>
+      <w:rPr>
+        <w:rFonts w:ascii="Wingdings" w:hAnsi="Wingdings" w:hint="default"/>
+        <w:sz w:val="20"/>
+      </w:rPr>
+    </w:lvl>
+    <w:lvl w:ilvl="7" w:tentative="1">
+      <w:start w:val="1"/>
+      <w:numFmt w:val="bullet"/>
+      <w:lvlText w:val=""/>
+      <w:lvlJc w:val="left"/>
+      <w:pPr>
+        <w:tabs>
+          <w:tab w:val="num" w:pos="5760"/>
+        </w:tabs>
+        <w:ind w:left="5760" w:hanging="360"/>
+      </w:pPr>
+      <w:rPr>
+        <w:rFonts w:ascii="Wingdings" w:hAnsi="Wingdings" w:hint="default"/>
+        <w:sz w:val="20"/>
+      </w:rPr>
+    </w:lvl>
+    <w:lvl w:ilvl="8" w:tentative="1">
+      <w:start w:val="1"/>
+      <w:numFmt w:val="bullet"/>
+      <w:lvlText w:val=""/>
+      <w:lvlJc w:val="left"/>
+      <w:pPr>
+        <w:tabs>
+          <w:tab w:val="num" w:pos="6480"/>
+        </w:tabs>
+        <w:ind w:left="6480" w:hanging="360"/>
+      </w:pPr>
+      <w:rPr>
+        <w:rFonts w:ascii="Wingdings" w:hAnsi="Wingdings" w:hint="default"/>
+        <w:sz w:val="20"/>
+      </w:rPr>
+    </w:lvl>
+  </w:abstractNum>
+  <w:abstractNum w:abstractNumId="7" w15:restartNumberingAfterBreak="0">
     <w:nsid w:val="6B92133D"/>
     <w:multiLevelType w:val="multilevel"/>
     <w:tmpl w:val="424A766E"/>
@@ -812,7 +2056,7 @@
       </w:rPr>
     </w:lvl>
   </w:abstractNum>
-  <w:abstractNum w:abstractNumId="3" w15:restartNumberingAfterBreak="0">
+  <w:abstractNum w:abstractNumId="8" w15:restartNumberingAfterBreak="0">
     <w:nsid w:val="6F2827B8"/>
     <w:multiLevelType w:val="multilevel"/>
     <w:tmpl w:val="F31619BC"/>
@@ -934,17 +2178,184 @@
       </w:pPr>
     </w:lvl>
   </w:abstractNum>
+  <w:abstractNum w:abstractNumId="9" w15:restartNumberingAfterBreak="0">
+    <w:nsid w:val="742325ED"/>
+    <w:multiLevelType w:val="multilevel"/>
+    <w:tmpl w:val="66A2F072"/>
+    <w:lvl w:ilvl="0">
+      <w:start w:val="1"/>
+      <w:numFmt w:val="bullet"/>
+      <w:lvlText w:val=""/>
+      <w:lvlJc w:val="left"/>
+      <w:pPr>
+        <w:tabs>
+          <w:tab w:val="num" w:pos="720"/>
+        </w:tabs>
+        <w:ind w:left="720" w:hanging="360"/>
+      </w:pPr>
+      <w:rPr>
+        <w:rFonts w:ascii="Symbol" w:hAnsi="Symbol" w:hint="default"/>
+        <w:sz w:val="20"/>
+      </w:rPr>
+    </w:lvl>
+    <w:lvl w:ilvl="1" w:tentative="1">
+      <w:start w:val="1"/>
+      <w:numFmt w:val="bullet"/>
+      <w:lvlText w:val="o"/>
+      <w:lvlJc w:val="left"/>
+      <w:pPr>
+        <w:tabs>
+          <w:tab w:val="num" w:pos="1440"/>
+        </w:tabs>
+        <w:ind w:left="1440" w:hanging="360"/>
+      </w:pPr>
+      <w:rPr>
+        <w:rFonts w:ascii="Courier New" w:hAnsi="Courier New" w:hint="default"/>
+        <w:sz w:val="20"/>
+      </w:rPr>
+    </w:lvl>
+    <w:lvl w:ilvl="2" w:tentative="1">
+      <w:start w:val="1"/>
+      <w:numFmt w:val="bullet"/>
+      <w:lvlText w:val=""/>
+      <w:lvlJc w:val="left"/>
+      <w:pPr>
+        <w:tabs>
+          <w:tab w:val="num" w:pos="2160"/>
+        </w:tabs>
+        <w:ind w:left="2160" w:hanging="360"/>
+      </w:pPr>
+      <w:rPr>
+        <w:rFonts w:ascii="Wingdings" w:hAnsi="Wingdings" w:hint="default"/>
+        <w:sz w:val="20"/>
+      </w:rPr>
+    </w:lvl>
+    <w:lvl w:ilvl="3" w:tentative="1">
+      <w:start w:val="1"/>
+      <w:numFmt w:val="bullet"/>
+      <w:lvlText w:val=""/>
+      <w:lvlJc w:val="left"/>
+      <w:pPr>
+        <w:tabs>
+          <w:tab w:val="num" w:pos="2880"/>
+        </w:tabs>
+        <w:ind w:left="2880" w:hanging="360"/>
+      </w:pPr>
+      <w:rPr>
+        <w:rFonts w:ascii="Wingdings" w:hAnsi="Wingdings" w:hint="default"/>
+        <w:sz w:val="20"/>
+      </w:rPr>
+    </w:lvl>
+    <w:lvl w:ilvl="4" w:tentative="1">
+      <w:start w:val="1"/>
+      <w:numFmt w:val="bullet"/>
+      <w:lvlText w:val=""/>
+      <w:lvlJc w:val="left"/>
+      <w:pPr>
+        <w:tabs>
+          <w:tab w:val="num" w:pos="3600"/>
+        </w:tabs>
+        <w:ind w:left="3600" w:hanging="360"/>
+      </w:pPr>
+      <w:rPr>
+        <w:rFonts w:ascii="Wingdings" w:hAnsi="Wingdings" w:hint="default"/>
+        <w:sz w:val="20"/>
+      </w:rPr>
+    </w:lvl>
+    <w:lvl w:ilvl="5" w:tentative="1">
+      <w:start w:val="1"/>
+      <w:numFmt w:val="bullet"/>
+      <w:lvlText w:val=""/>
+      <w:lvlJc w:val="left"/>
+      <w:pPr>
+        <w:tabs>
+          <w:tab w:val="num" w:pos="4320"/>
+        </w:tabs>
+        <w:ind w:left="4320" w:hanging="360"/>
+      </w:pPr>
+      <w:rPr>
+        <w:rFonts w:ascii="Wingdings" w:hAnsi="Wingdings" w:hint="default"/>
+        <w:sz w:val="20"/>
+      </w:rPr>
+    </w:lvl>
+    <w:lvl w:ilvl="6" w:tentative="1">
+      <w:start w:val="1"/>
+      <w:numFmt w:val="bullet"/>
+      <w:lvlText w:val=""/>
+      <w:lvlJc w:val="left"/>
+      <w:pPr>
+        <w:tabs>
+          <w:tab w:val="num" w:pos="5040"/>
+        </w:tabs>
+        <w:ind w:left="5040" w:hanging="360"/>
+      </w:pPr>
+      <w:rPr>
+        <w:rFonts w:ascii="Wingdings" w:hAnsi="Wingdings" w:hint="default"/>
+        <w:sz w:val="20"/>
+      </w:rPr>
+    </w:lvl>
+    <w:lvl w:ilvl="7" w:tentative="1">
+      <w:start w:val="1"/>
+      <w:numFmt w:val="bullet"/>
+      <w:lvlText w:val=""/>
+      <w:lvlJc w:val="left"/>
+      <w:pPr>
+        <w:tabs>
+          <w:tab w:val="num" w:pos="5760"/>
+        </w:tabs>
+        <w:ind w:left="5760" w:hanging="360"/>
+      </w:pPr>
+      <w:rPr>
+        <w:rFonts w:ascii="Wingdings" w:hAnsi="Wingdings" w:hint="default"/>
+        <w:sz w:val="20"/>
+      </w:rPr>
+    </w:lvl>
+    <w:lvl w:ilvl="8" w:tentative="1">
+      <w:start w:val="1"/>
+      <w:numFmt w:val="bullet"/>
+      <w:lvlText w:val=""/>
+      <w:lvlJc w:val="left"/>
+      <w:pPr>
+        <w:tabs>
+          <w:tab w:val="num" w:pos="6480"/>
+        </w:tabs>
+        <w:ind w:left="6480" w:hanging="360"/>
+      </w:pPr>
+      <w:rPr>
+        <w:rFonts w:ascii="Wingdings" w:hAnsi="Wingdings" w:hint="default"/>
+        <w:sz w:val="20"/>
+      </w:rPr>
+    </w:lvl>
+  </w:abstractNum>
   <w:num w:numId="1" w16cid:durableId="1979021038">
-    <w:abstractNumId w:val="2"/>
+    <w:abstractNumId w:val="7"/>
   </w:num>
   <w:num w:numId="2" w16cid:durableId="151798657">
     <w:abstractNumId w:val="0"/>
   </w:num>
   <w:num w:numId="3" w16cid:durableId="1360467397">
+    <w:abstractNumId w:val="8"/>
+  </w:num>
+  <w:num w:numId="4" w16cid:durableId="945308062">
     <w:abstractNumId w:val="3"/>
   </w:num>
-  <w:num w:numId="4" w16cid:durableId="945308062">
+  <w:num w:numId="5" w16cid:durableId="800539265">
+    <w:abstractNumId w:val="6"/>
+  </w:num>
+  <w:num w:numId="6" w16cid:durableId="1178617605">
+    <w:abstractNumId w:val="2"/>
+  </w:num>
+  <w:num w:numId="7" w16cid:durableId="1166827009">
     <w:abstractNumId w:val="1"/>
+  </w:num>
+  <w:num w:numId="8" w16cid:durableId="1643534849">
+    <w:abstractNumId w:val="9"/>
+  </w:num>
+  <w:num w:numId="9" w16cid:durableId="1498687417">
+    <w:abstractNumId w:val="5"/>
+  </w:num>
+  <w:num w:numId="10" w16cid:durableId="1736708550">
+    <w:abstractNumId w:val="4"/>
   </w:num>
 </w:numbering>
 </file>
@@ -1945,6 +3356,19 @@
       <w14:ligatures w14:val="none"/>
     </w:rPr>
   </w:style>
+  <w:style w:type="character" w:styleId="HTMLCode">
+    <w:name w:val="HTML Code"/>
+    <w:basedOn w:val="DefaultParagraphFont"/>
+    <w:uiPriority w:val="99"/>
+    <w:semiHidden/>
+    <w:unhideWhenUsed/>
+    <w:rsid w:val="00E058C4"/>
+    <w:rPr>
+      <w:rFonts w:ascii="Courier New" w:eastAsia="Times New Roman" w:hAnsi="Courier New" w:cs="Courier New"/>
+      <w:sz w:val="20"/>
+      <w:szCs w:val="20"/>
+    </w:rPr>
+  </w:style>
 </w:styles>
 </file>
 

--- a/docs/phase3/team-contribution.docx
+++ b/docs/phase3/team-contribution.docx
@@ -795,6 +795,45 @@
           <w:color w:val="0F1115"/>
         </w:rPr>
         <w:t>.</w:t>
+      </w:r>
+    </w:p>
+    <w:p>
+      <w:pPr>
+        <w:pStyle w:val="ds-markdown-paragraph"/>
+        <w:numPr>
+          <w:ilvl w:val="0"/>
+          <w:numId w:val="4"/>
+        </w:numPr>
+        <w:shd w:val="clear" w:color="auto" w:fill="FFFFFF"/>
+        <w:spacing w:before="240" w:beforeAutospacing="0" w:after="240" w:afterAutospacing="0" w:line="360" w:lineRule="auto"/>
+        <w:jc w:val="both"/>
+        <w:rPr>
+          <w:color w:val="0F1115"/>
+        </w:rPr>
+      </w:pPr>
+      <w:r>
+        <w:rPr>
+          <w:color w:val="0F1115"/>
+        </w:rPr>
+        <w:t xml:space="preserve">10. </w:t>
+      </w:r>
+      <w:r>
+        <w:rPr>
+          <w:color w:val="0F1115"/>
+        </w:rPr>
+        <w:t>added the ability to edit</w:t>
+      </w:r>
+      <w:r>
+        <w:rPr>
+          <w:color w:val="0F1115"/>
+        </w:rPr>
+        <w:t>/delete</w:t>
+      </w:r>
+      <w:r>
+        <w:rPr>
+          <w:color w:val="0F1115"/>
+        </w:rPr>
+        <w:t xml:space="preserve"> existing expenses and incomes directly from the dashboard.</w:t>
       </w:r>
     </w:p>
     <w:p>

--- a/docs/phase3/team-contribution.docx
+++ b/docs/phase3/team-contribution.docx
@@ -1,24 +1,18 @@
 
 <file path=word/document.xml><?xml version="1.0" encoding="utf-8"?>
-<w:document xmlns:o="urn:schemas-microsoft-com:office:office" xmlns:r="http://schemas.openxmlformats.org/officeDocument/2006/relationships" xmlns:v="urn:schemas-microsoft-com:vml" xmlns:w="http://schemas.openxmlformats.org/wordprocessingml/2006/main" xmlns:w10="urn:schemas-microsoft-com:office:word" xmlns:wp="http://schemas.openxmlformats.org/drawingml/2006/wordprocessingDrawing" xmlns:pic="http://schemas.openxmlformats.org/drawingml/2006/picture" xmlns:wps="http://schemas.microsoft.com/office/word/2010/wordprocessingShape" xmlns:wpg="http://schemas.microsoft.com/office/word/2010/wordprocessingGroup" xmlns:mc="http://schemas.openxmlformats.org/markup-compatibility/2006" xmlns:wp14="http://schemas.microsoft.com/office/word/2010/wordprocessingDrawing" xmlns:w14="http://schemas.microsoft.com/office/word/2010/wordml" xmlns:w15="http://schemas.microsoft.com/office/word/2012/wordml" mc:Ignorable="w14 wp14 w15">
+<w:document xmlns:wpc="http://schemas.microsoft.com/office/word/2010/wordprocessingCanvas" xmlns:cx="http://schemas.microsoft.com/office/drawing/2014/chartex" xmlns:cx1="http://schemas.microsoft.com/office/drawing/2015/9/8/chartex" xmlns:cx2="http://schemas.microsoft.com/office/drawing/2015/10/21/chartex" xmlns:cx3="http://schemas.microsoft.com/office/drawing/2016/5/9/chartex" xmlns:cx4="http://schemas.microsoft.com/office/drawing/2016/5/10/chartex" xmlns:cx5="http://schemas.microsoft.com/office/drawing/2016/5/11/chartex" xmlns:cx6="http://schemas.microsoft.com/office/drawing/2016/5/12/chartex" xmlns:cx7="http://schemas.microsoft.com/office/drawing/2016/5/13/chartex" xmlns:cx8="http://schemas.microsoft.com/office/drawing/2016/5/14/chartex" xmlns:mc="http://schemas.openxmlformats.org/markup-compatibility/2006" xmlns:aink="http://schemas.microsoft.com/office/drawing/2016/ink" xmlns:am3d="http://schemas.microsoft.com/office/drawing/2017/model3d" xmlns:o="urn:schemas-microsoft-com:office:office" xmlns:oel="http://schemas.microsoft.com/office/2019/extlst" xmlns:r="http://schemas.openxmlformats.org/officeDocument/2006/relationships" xmlns:m="http://schemas.openxmlformats.org/officeDocument/2006/math" xmlns:v="urn:schemas-microsoft-com:vml" xmlns:wp14="http://schemas.microsoft.com/office/word/2010/wordprocessingDrawing" xmlns:wp="http://schemas.openxmlformats.org/drawingml/2006/wordprocessingDrawing" xmlns:w10="urn:schemas-microsoft-com:office:word" xmlns:w="http://schemas.openxmlformats.org/wordprocessingml/2006/main" xmlns:w14="http://schemas.microsoft.com/office/word/2010/wordml" xmlns:w15="http://schemas.microsoft.com/office/word/2012/wordml" xmlns:w16cex="http://schemas.microsoft.com/office/word/2018/wordml/cex" xmlns:w16cid="http://schemas.microsoft.com/office/word/2016/wordml/cid" xmlns:w16="http://schemas.microsoft.com/office/word/2018/wordml" xmlns:w16du="http://schemas.microsoft.com/office/word/2023/wordml/word16du" xmlns:w16sdtdh="http://schemas.microsoft.com/office/word/2020/wordml/sdtdatahash" xmlns:w16sdtfl="http://schemas.microsoft.com/office/word/2024/wordml/sdtformatlock" xmlns:w16se="http://schemas.microsoft.com/office/word/2015/wordml/symex" xmlns:wpg="http://schemas.microsoft.com/office/word/2010/wordprocessingGroup" xmlns:wpi="http://schemas.microsoft.com/office/word/2010/wordprocessingInk" xmlns:wne="http://schemas.microsoft.com/office/word/2006/wordml" xmlns:wps="http://schemas.microsoft.com/office/word/2010/wordprocessingShape" mc:Ignorable="w14 w15 w16se w16cid w16 w16cex w16sdtdh w16sdtfl w16du wp14">
   <w:body>
     <w:p>
       <w:pPr>
-        <w:pStyle w:val="Normal"/>
-        <w:numPr>
-          <w:ilvl w:val="0"/>
-          <w:numId w:val="0"/>
-        </w:numPr>
         <w:tabs>
-          <w:tab w:val="clear" w:pos="720"/>
-          <w:tab w:val="left" w:pos="840" w:leader="none"/>
-          <w:tab w:val="center" w:pos="5175" w:leader="none"/>
+          <w:tab w:val="left" w:pos="840"/>
+          <w:tab w:val="center" w:pos="5175"/>
         </w:tabs>
-        <w:spacing w:lineRule="auto" w:line="480" w:before="0" w:after="0"/>
+        <w:spacing w:after="0" w:line="480" w:lineRule="auto"/>
         <w:jc w:val="both"/>
         <w:outlineLvl w:val="2"/>
         <w:rPr>
-          <w:rFonts w:ascii="Times New Roman" w:hAnsi="Times New Roman" w:eastAsia="Times New Roman" w:cs="Times New Roman"/>
+          <w:rFonts w:ascii="Times New Roman" w:eastAsia="Times New Roman" w:hAnsi="Times New Roman" w:cs="Times New Roman"/>
           <w:b/>
           <w:bCs/>
           <w:color w:val="0F1115"/>
@@ -28,7 +22,7 @@
       </w:pPr>
       <w:r>
         <w:rPr>
-          <w:rFonts w:eastAsia="Times New Roman" w:cs="Times New Roman" w:ascii="Times New Roman" w:hAnsi="Times New Roman"/>
+          <w:rFonts w:ascii="Times New Roman" w:eastAsia="Times New Roman" w:hAnsi="Times New Roman" w:cs="Times New Roman"/>
           <w:b/>
           <w:bCs/>
           <w:color w:val="0F1115"/>
@@ -36,22 +30,27 @@
           <w14:ligatures w14:val="none"/>
         </w:rPr>
         <w:tab/>
+      </w:r>
+      <w:r>
+        <w:rPr>
+          <w:rFonts w:ascii="Times New Roman" w:eastAsia="Times New Roman" w:hAnsi="Times New Roman" w:cs="Times New Roman"/>
+          <w:b/>
+          <w:bCs/>
+          <w:color w:val="0F1115"/>
+          <w:kern w:val="0"/>
+          <w14:ligatures w14:val="none"/>
+        </w:rPr>
         <w:tab/>
         <w:t>Dollar Doodle:</w:t>
       </w:r>
     </w:p>
     <w:p>
       <w:pPr>
-        <w:pStyle w:val="Normal"/>
-        <w:numPr>
-          <w:ilvl w:val="0"/>
-          <w:numId w:val="0"/>
-        </w:numPr>
-        <w:spacing w:lineRule="auto" w:line="480" w:before="0" w:after="240"/>
+        <w:spacing w:after="240" w:line="480" w:lineRule="auto"/>
         <w:jc w:val="both"/>
         <w:outlineLvl w:val="2"/>
         <w:rPr>
-          <w:rFonts w:ascii="Times New Roman" w:hAnsi="Times New Roman" w:eastAsia="Times New Roman" w:cs="Times New Roman"/>
+          <w:rFonts w:ascii="Times New Roman" w:eastAsia="Times New Roman" w:hAnsi="Times New Roman" w:cs="Times New Roman"/>
           <w:b/>
           <w:bCs/>
           <w:color w:val="0F1115"/>
@@ -61,7 +60,7 @@
       </w:pPr>
       <w:r>
         <w:rPr>
-          <w:rFonts w:eastAsia="Times New Roman" w:cs="Times New Roman" w:ascii="Times New Roman" w:hAnsi="Times New Roman"/>
+          <w:rFonts w:ascii="Times New Roman" w:eastAsia="Times New Roman" w:hAnsi="Times New Roman" w:cs="Times New Roman"/>
           <w:b/>
           <w:bCs/>
           <w:color w:val="0F1115"/>
@@ -73,19 +72,18 @@
     </w:p>
     <w:p>
       <w:pPr>
-        <w:pStyle w:val="Normal"/>
-        <w:spacing w:lineRule="auto" w:line="480" w:before="240" w:after="240"/>
-        <w:jc w:val="both"/>
-        <w:rPr>
-          <w:rFonts w:ascii="Times New Roman" w:hAnsi="Times New Roman" w:eastAsia="Times New Roman" w:cs="Times New Roman"/>
-          <w:color w:val="0F1115"/>
-          <w:kern w:val="0"/>
-          <w14:ligatures w14:val="none"/>
-        </w:rPr>
-      </w:pPr>
-      <w:r>
-        <w:rPr>
-          <w:rFonts w:eastAsia="Times New Roman" w:cs="Times New Roman" w:ascii="Times New Roman" w:hAnsi="Times New Roman"/>
+        <w:spacing w:before="240" w:after="240" w:line="480" w:lineRule="auto"/>
+        <w:jc w:val="both"/>
+        <w:rPr>
+          <w:rFonts w:ascii="Times New Roman" w:eastAsia="Times New Roman" w:hAnsi="Times New Roman" w:cs="Times New Roman"/>
+          <w:color w:val="0F1115"/>
+          <w:kern w:val="0"/>
+          <w14:ligatures w14:val="none"/>
+        </w:rPr>
+      </w:pPr>
+      <w:r>
+        <w:rPr>
+          <w:rFonts w:ascii="Times New Roman" w:eastAsia="Times New Roman" w:hAnsi="Times New Roman" w:cs="Times New Roman"/>
           <w:color w:val="0F1115"/>
           <w:kern w:val="0"/>
           <w14:ligatures w14:val="none"/>
@@ -95,19 +93,18 @@
     </w:p>
     <w:p>
       <w:pPr>
-        <w:pStyle w:val="Normal"/>
-        <w:spacing w:lineRule="auto" w:line="480" w:before="240" w:after="240"/>
-        <w:jc w:val="both"/>
-        <w:rPr>
-          <w:rFonts w:ascii="Times New Roman" w:hAnsi="Times New Roman" w:eastAsia="Times New Roman" w:cs="Times New Roman"/>
-          <w:color w:val="0F1115"/>
-          <w:kern w:val="0"/>
-          <w14:ligatures w14:val="none"/>
-        </w:rPr>
-      </w:pPr>
-      <w:r>
-        <w:rPr>
-          <w:rFonts w:eastAsia="Times New Roman" w:cs="Times New Roman" w:ascii="Times New Roman" w:hAnsi="Times New Roman"/>
+        <w:spacing w:before="240" w:after="240" w:line="480" w:lineRule="auto"/>
+        <w:jc w:val="both"/>
+        <w:rPr>
+          <w:rFonts w:ascii="Times New Roman" w:eastAsia="Times New Roman" w:hAnsi="Times New Roman" w:cs="Times New Roman"/>
+          <w:color w:val="0F1115"/>
+          <w:kern w:val="0"/>
+          <w14:ligatures w14:val="none"/>
+        </w:rPr>
+      </w:pPr>
+      <w:r>
+        <w:rPr>
+          <w:rFonts w:ascii="Times New Roman" w:eastAsia="Times New Roman" w:hAnsi="Times New Roman" w:cs="Times New Roman"/>
           <w:color w:val="0F1115"/>
           <w:kern w:val="0"/>
           <w14:ligatures w14:val="none"/>
@@ -117,23 +114,22 @@
     </w:p>
     <w:p>
       <w:pPr>
-        <w:pStyle w:val="Normal"/>
         <w:numPr>
           <w:ilvl w:val="0"/>
           <w:numId w:val="1"/>
         </w:numPr>
-        <w:spacing w:lineRule="auto" w:line="480" w:before="0" w:after="120"/>
-        <w:jc w:val="both"/>
-        <w:rPr>
-          <w:rFonts w:ascii="Times New Roman" w:hAnsi="Times New Roman" w:eastAsia="Times New Roman" w:cs="Times New Roman"/>
-          <w:color w:val="0F1115"/>
-          <w:kern w:val="0"/>
-          <w14:ligatures w14:val="none"/>
-        </w:rPr>
-      </w:pPr>
-      <w:r>
-        <w:rPr>
-          <w:rFonts w:eastAsia="Times New Roman" w:cs="Times New Roman" w:ascii="Times New Roman" w:hAnsi="Times New Roman"/>
+        <w:spacing w:after="120" w:line="480" w:lineRule="auto"/>
+        <w:jc w:val="both"/>
+        <w:rPr>
+          <w:rFonts w:ascii="Times New Roman" w:eastAsia="Times New Roman" w:hAnsi="Times New Roman" w:cs="Times New Roman"/>
+          <w:color w:val="0F1115"/>
+          <w:kern w:val="0"/>
+          <w14:ligatures w14:val="none"/>
+        </w:rPr>
+      </w:pPr>
+      <w:r>
+        <w:rPr>
+          <w:rFonts w:ascii="Times New Roman" w:eastAsia="Times New Roman" w:hAnsi="Times New Roman" w:cs="Times New Roman"/>
           <w:b/>
           <w:bCs/>
           <w:color w:val="0F1115"/>
@@ -144,7 +140,7 @@
       </w:r>
       <w:r>
         <w:rPr>
-          <w:rFonts w:eastAsia="Times New Roman" w:cs="Times New Roman" w:ascii="Times New Roman" w:hAnsi="Times New Roman"/>
+          <w:rFonts w:ascii="Times New Roman" w:eastAsia="Times New Roman" w:hAnsi="Times New Roman" w:cs="Times New Roman"/>
           <w:color w:val="0F1115"/>
           <w:kern w:val="0"/>
           <w14:ligatures w14:val="none"/>
@@ -159,44 +155,34 @@
           <w:ilvl w:val="0"/>
           <w:numId w:val="2"/>
         </w:numPr>
-        <w:spacing w:lineRule="auto" w:line="480" w:before="0" w:after="120"/>
-        <w:contextualSpacing/>
-        <w:jc w:val="both"/>
-        <w:rPr>
-          <w:rFonts w:ascii="Times New Roman" w:hAnsi="Times New Roman" w:eastAsia="Times New Roman" w:cs="Times New Roman"/>
-          <w:color w:val="0F1115"/>
-          <w:kern w:val="0"/>
-          <w14:ligatures w14:val="none"/>
-        </w:rPr>
-      </w:pPr>
-      <w:r>
-        <w:rPr>
-          <w:rFonts w:eastAsia="Times New Roman" w:cs="Times New Roman" w:ascii="Times New Roman" w:hAnsi="Times New Roman"/>
-          <w:color w:val="0F1115"/>
-          <w:kern w:val="0"/>
-          <w14:ligatures w14:val="none"/>
-        </w:rPr>
-      </w:r>
-    </w:p>
-    <w:p>
-      <w:pPr>
-        <w:pStyle w:val="Normal"/>
+        <w:spacing w:after="120" w:line="480" w:lineRule="auto"/>
+        <w:jc w:val="both"/>
+        <w:rPr>
+          <w:rFonts w:ascii="Times New Roman" w:eastAsia="Times New Roman" w:hAnsi="Times New Roman" w:cs="Times New Roman"/>
+          <w:color w:val="0F1115"/>
+          <w:kern w:val="0"/>
+          <w14:ligatures w14:val="none"/>
+        </w:rPr>
+      </w:pPr>
+    </w:p>
+    <w:p>
+      <w:pPr>
         <w:numPr>
           <w:ilvl w:val="0"/>
           <w:numId w:val="1"/>
         </w:numPr>
-        <w:spacing w:lineRule="auto" w:line="480" w:before="0" w:after="120"/>
-        <w:jc w:val="both"/>
-        <w:rPr>
-          <w:rFonts w:ascii="Times New Roman" w:hAnsi="Times New Roman" w:eastAsia="Times New Roman" w:cs="Times New Roman"/>
-          <w:color w:val="0F1115"/>
-          <w:kern w:val="0"/>
-          <w14:ligatures w14:val="none"/>
-        </w:rPr>
-      </w:pPr>
-      <w:r>
-        <w:rPr>
-          <w:rFonts w:eastAsia="Times New Roman" w:cs="Times New Roman" w:ascii="Times New Roman" w:hAnsi="Times New Roman"/>
+        <w:spacing w:after="120" w:line="480" w:lineRule="auto"/>
+        <w:jc w:val="both"/>
+        <w:rPr>
+          <w:rFonts w:ascii="Times New Roman" w:eastAsia="Times New Roman" w:hAnsi="Times New Roman" w:cs="Times New Roman"/>
+          <w:color w:val="0F1115"/>
+          <w:kern w:val="0"/>
+          <w14:ligatures w14:val="none"/>
+        </w:rPr>
+      </w:pPr>
+      <w:r>
+        <w:rPr>
+          <w:rFonts w:ascii="Times New Roman" w:eastAsia="Times New Roman" w:hAnsi="Times New Roman" w:cs="Times New Roman"/>
           <w:b/>
           <w:bCs/>
           <w:color w:val="0F1115"/>
@@ -207,7 +193,7 @@
       </w:r>
       <w:r>
         <w:rPr>
-          <w:rFonts w:eastAsia="Times New Roman" w:cs="Times New Roman" w:ascii="Times New Roman" w:hAnsi="Times New Roman"/>
+          <w:rFonts w:ascii="Times New Roman" w:eastAsia="Times New Roman" w:hAnsi="Times New Roman" w:cs="Times New Roman"/>
           <w:color w:val="0F1115"/>
           <w:kern w:val="0"/>
           <w14:ligatures w14:val="none"/>
@@ -222,19 +208,18 @@
           <w:ilvl w:val="0"/>
           <w:numId w:val="2"/>
         </w:numPr>
-        <w:spacing w:lineRule="auto" w:line="480" w:before="0" w:after="120"/>
-        <w:contextualSpacing/>
-        <w:jc w:val="both"/>
-        <w:rPr>
-          <w:rFonts w:ascii="Times New Roman" w:hAnsi="Times New Roman" w:eastAsia="Times New Roman" w:cs="Times New Roman"/>
-          <w:color w:val="0F1115"/>
-          <w:kern w:val="0"/>
-          <w14:ligatures w14:val="none"/>
-        </w:rPr>
-      </w:pPr>
-      <w:r>
-        <w:rPr>
-          <w:rFonts w:eastAsia="Times New Roman" w:cs="Times New Roman" w:ascii="Times New Roman" w:hAnsi="Times New Roman"/>
+        <w:spacing w:after="120" w:line="480" w:lineRule="auto"/>
+        <w:jc w:val="both"/>
+        <w:rPr>
+          <w:rFonts w:ascii="Times New Roman" w:eastAsia="Times New Roman" w:hAnsi="Times New Roman" w:cs="Times New Roman"/>
+          <w:color w:val="0F1115"/>
+          <w:kern w:val="0"/>
+          <w14:ligatures w14:val="none"/>
+        </w:rPr>
+      </w:pPr>
+      <w:r>
+        <w:rPr>
+          <w:rFonts w:ascii="Times New Roman" w:eastAsia="Times New Roman" w:hAnsi="Times New Roman" w:cs="Times New Roman"/>
           <w:color w:val="0F1115"/>
           <w:kern w:val="0"/>
           <w14:ligatures w14:val="none"/>
@@ -249,19 +234,18 @@
           <w:ilvl w:val="0"/>
           <w:numId w:val="2"/>
         </w:numPr>
-        <w:spacing w:lineRule="auto" w:line="480" w:before="0" w:after="120"/>
-        <w:contextualSpacing/>
-        <w:jc w:val="both"/>
-        <w:rPr>
-          <w:rFonts w:ascii="Times New Roman" w:hAnsi="Times New Roman" w:eastAsia="Times New Roman" w:cs="Times New Roman"/>
-          <w:color w:val="0F1115"/>
-          <w:kern w:val="0"/>
-          <w14:ligatures w14:val="none"/>
-        </w:rPr>
-      </w:pPr>
-      <w:r>
-        <w:rPr>
-          <w:rFonts w:eastAsia="Times New Roman" w:cs="Times New Roman" w:ascii="Times New Roman" w:hAnsi="Times New Roman"/>
+        <w:spacing w:after="120" w:line="480" w:lineRule="auto"/>
+        <w:jc w:val="both"/>
+        <w:rPr>
+          <w:rFonts w:ascii="Times New Roman" w:eastAsia="Times New Roman" w:hAnsi="Times New Roman" w:cs="Times New Roman"/>
+          <w:color w:val="0F1115"/>
+          <w:kern w:val="0"/>
+          <w14:ligatures w14:val="none"/>
+        </w:rPr>
+      </w:pPr>
+      <w:r>
+        <w:rPr>
+          <w:rFonts w:ascii="Times New Roman" w:eastAsia="Times New Roman" w:hAnsi="Times New Roman" w:cs="Times New Roman"/>
           <w:color w:val="0F1115"/>
           <w:kern w:val="0"/>
           <w14:ligatures w14:val="none"/>
@@ -276,24 +260,83 @@
           <w:ilvl w:val="0"/>
           <w:numId w:val="2"/>
         </w:numPr>
-        <w:spacing w:lineRule="auto" w:line="480" w:before="0" w:after="120"/>
-        <w:contextualSpacing/>
-        <w:jc w:val="both"/>
-        <w:rPr>
-          <w:rFonts w:ascii="Times New Roman" w:hAnsi="Times New Roman" w:eastAsia="Times New Roman" w:cs="Times New Roman"/>
-          <w:color w:val="0F1115"/>
-          <w:kern w:val="0"/>
-          <w14:ligatures w14:val="none"/>
-        </w:rPr>
-      </w:pPr>
-      <w:r>
-        <w:rPr>
-          <w:rFonts w:eastAsia="Times New Roman" w:cs="Times New Roman" w:ascii="Times New Roman" w:hAnsi="Times New Roman"/>
-          <w:color w:val="0F1115"/>
-          <w:kern w:val="0"/>
-          <w14:ligatures w14:val="none"/>
-        </w:rPr>
-        <w:t>Created and setup .env and .env.example for storing environment variables</w:t>
+        <w:spacing w:after="120" w:line="480" w:lineRule="auto"/>
+        <w:jc w:val="both"/>
+        <w:rPr>
+          <w:rFonts w:ascii="Times New Roman" w:eastAsia="Times New Roman" w:hAnsi="Times New Roman" w:cs="Times New Roman"/>
+          <w:color w:val="0F1115"/>
+          <w:kern w:val="0"/>
+          <w14:ligatures w14:val="none"/>
+        </w:rPr>
+      </w:pPr>
+      <w:r>
+        <w:rPr>
+          <w:rFonts w:ascii="Times New Roman" w:eastAsia="Times New Roman" w:hAnsi="Times New Roman" w:cs="Times New Roman"/>
+          <w:color w:val="0F1115"/>
+          <w:kern w:val="0"/>
+          <w14:ligatures w14:val="none"/>
+        </w:rPr>
+        <w:t xml:space="preserve">Created and </w:t>
+      </w:r>
+      <w:proofErr w:type="gramStart"/>
+      <w:r>
+        <w:rPr>
+          <w:rFonts w:ascii="Times New Roman" w:eastAsia="Times New Roman" w:hAnsi="Times New Roman" w:cs="Times New Roman"/>
+          <w:color w:val="0F1115"/>
+          <w:kern w:val="0"/>
+          <w14:ligatures w14:val="none"/>
+        </w:rPr>
+        <w:t>setup .env</w:t>
+      </w:r>
+      <w:proofErr w:type="gramEnd"/>
+      <w:r>
+        <w:rPr>
+          <w:rFonts w:ascii="Times New Roman" w:eastAsia="Times New Roman" w:hAnsi="Times New Roman" w:cs="Times New Roman"/>
+          <w:color w:val="0F1115"/>
+          <w:kern w:val="0"/>
+          <w14:ligatures w14:val="none"/>
+        </w:rPr>
+        <w:t xml:space="preserve"> </w:t>
+      </w:r>
+      <w:proofErr w:type="gramStart"/>
+      <w:r>
+        <w:rPr>
+          <w:rFonts w:ascii="Times New Roman" w:eastAsia="Times New Roman" w:hAnsi="Times New Roman" w:cs="Times New Roman"/>
+          <w:color w:val="0F1115"/>
+          <w:kern w:val="0"/>
+          <w14:ligatures w14:val="none"/>
+        </w:rPr>
+        <w:t>and .</w:t>
+      </w:r>
+      <w:proofErr w:type="spellStart"/>
+      <w:r>
+        <w:rPr>
+          <w:rFonts w:ascii="Times New Roman" w:eastAsia="Times New Roman" w:hAnsi="Times New Roman" w:cs="Times New Roman"/>
+          <w:color w:val="0F1115"/>
+          <w:kern w:val="0"/>
+          <w14:ligatures w14:val="none"/>
+        </w:rPr>
+        <w:t>env</w:t>
+      </w:r>
+      <w:proofErr w:type="gramEnd"/>
+      <w:r>
+        <w:rPr>
+          <w:rFonts w:ascii="Times New Roman" w:eastAsia="Times New Roman" w:hAnsi="Times New Roman" w:cs="Times New Roman"/>
+          <w:color w:val="0F1115"/>
+          <w:kern w:val="0"/>
+          <w14:ligatures w14:val="none"/>
+        </w:rPr>
+        <w:t>.example</w:t>
+      </w:r>
+      <w:proofErr w:type="spellEnd"/>
+      <w:r>
+        <w:rPr>
+          <w:rFonts w:ascii="Times New Roman" w:eastAsia="Times New Roman" w:hAnsi="Times New Roman" w:cs="Times New Roman"/>
+          <w:color w:val="0F1115"/>
+          <w:kern w:val="0"/>
+          <w14:ligatures w14:val="none"/>
+        </w:rPr>
+        <w:t xml:space="preserve"> for storing environment variables</w:t>
       </w:r>
     </w:p>
     <w:p>
@@ -303,24 +346,52 @@
           <w:ilvl w:val="0"/>
           <w:numId w:val="2"/>
         </w:numPr>
-        <w:spacing w:lineRule="auto" w:line="480" w:before="0" w:after="120"/>
-        <w:contextualSpacing/>
-        <w:jc w:val="both"/>
-        <w:rPr>
-          <w:rFonts w:ascii="Times New Roman" w:hAnsi="Times New Roman" w:eastAsia="Times New Roman" w:cs="Times New Roman"/>
-          <w:color w:val="0F1115"/>
-          <w:kern w:val="0"/>
-          <w14:ligatures w14:val="none"/>
-        </w:rPr>
-      </w:pPr>
-      <w:r>
-        <w:rPr>
-          <w:rFonts w:eastAsia="Times New Roman" w:cs="Times New Roman" w:ascii="Times New Roman" w:hAnsi="Times New Roman"/>
-          <w:color w:val="0F1115"/>
-          <w:kern w:val="0"/>
-          <w14:ligatures w14:val="none"/>
-        </w:rPr>
-        <w:t>Improved security of web app through various mesures</w:t>
+        <w:spacing w:after="120" w:line="480" w:lineRule="auto"/>
+        <w:jc w:val="both"/>
+        <w:rPr>
+          <w:rFonts w:ascii="Times New Roman" w:eastAsia="Times New Roman" w:hAnsi="Times New Roman" w:cs="Times New Roman"/>
+          <w:color w:val="0F1115"/>
+          <w:kern w:val="0"/>
+          <w14:ligatures w14:val="none"/>
+        </w:rPr>
+      </w:pPr>
+      <w:r>
+        <w:rPr>
+          <w:rFonts w:ascii="Times New Roman" w:eastAsia="Times New Roman" w:hAnsi="Times New Roman" w:cs="Times New Roman"/>
+          <w:color w:val="0F1115"/>
+          <w:kern w:val="0"/>
+          <w14:ligatures w14:val="none"/>
+        </w:rPr>
+        <w:t xml:space="preserve">Improved security of web </w:t>
+      </w:r>
+      <w:proofErr w:type="gramStart"/>
+      <w:r>
+        <w:rPr>
+          <w:rFonts w:ascii="Times New Roman" w:eastAsia="Times New Roman" w:hAnsi="Times New Roman" w:cs="Times New Roman"/>
+          <w:color w:val="0F1115"/>
+          <w:kern w:val="0"/>
+          <w14:ligatures w14:val="none"/>
+        </w:rPr>
+        <w:t>app</w:t>
+      </w:r>
+      <w:proofErr w:type="gramEnd"/>
+      <w:r>
+        <w:rPr>
+          <w:rFonts w:ascii="Times New Roman" w:eastAsia="Times New Roman" w:hAnsi="Times New Roman" w:cs="Times New Roman"/>
+          <w:color w:val="0F1115"/>
+          <w:kern w:val="0"/>
+          <w14:ligatures w14:val="none"/>
+        </w:rPr>
+        <w:t xml:space="preserve"> through various </w:t>
+      </w:r>
+      <w:r>
+        <w:rPr>
+          <w:rFonts w:ascii="Times New Roman" w:eastAsia="Times New Roman" w:hAnsi="Times New Roman" w:cs="Times New Roman"/>
+          <w:color w:val="0F1115"/>
+          <w:kern w:val="0"/>
+          <w14:ligatures w14:val="none"/>
+        </w:rPr>
+        <w:t>measures</w:t>
       </w:r>
     </w:p>
     <w:p>
@@ -330,19 +401,18 @@
           <w:ilvl w:val="0"/>
           <w:numId w:val="2"/>
         </w:numPr>
-        <w:spacing w:lineRule="auto" w:line="480" w:before="0" w:after="120"/>
-        <w:contextualSpacing/>
-        <w:jc w:val="both"/>
-        <w:rPr>
-          <w:rFonts w:ascii="Times New Roman" w:hAnsi="Times New Roman" w:eastAsia="Times New Roman" w:cs="Times New Roman"/>
-          <w:color w:val="0F1115"/>
-          <w:kern w:val="0"/>
-          <w14:ligatures w14:val="none"/>
-        </w:rPr>
-      </w:pPr>
-      <w:r>
-        <w:rPr>
-          <w:rFonts w:eastAsia="Times New Roman" w:cs="Times New Roman" w:ascii="Times New Roman" w:hAnsi="Times New Roman"/>
+        <w:spacing w:after="120" w:line="480" w:lineRule="auto"/>
+        <w:jc w:val="both"/>
+        <w:rPr>
+          <w:rFonts w:ascii="Times New Roman" w:eastAsia="Times New Roman" w:hAnsi="Times New Roman" w:cs="Times New Roman"/>
+          <w:color w:val="0F1115"/>
+          <w:kern w:val="0"/>
+          <w14:ligatures w14:val="none"/>
+        </w:rPr>
+      </w:pPr>
+      <w:r>
+        <w:rPr>
+          <w:rFonts w:ascii="Times New Roman" w:eastAsia="Times New Roman" w:hAnsi="Times New Roman" w:cs="Times New Roman"/>
           <w:color w:val="0F1115"/>
           <w:kern w:val="0"/>
           <w14:ligatures w14:val="none"/>
@@ -357,19 +427,18 @@
           <w:ilvl w:val="0"/>
           <w:numId w:val="2"/>
         </w:numPr>
-        <w:spacing w:lineRule="auto" w:line="480" w:before="0" w:after="120"/>
-        <w:contextualSpacing/>
-        <w:jc w:val="both"/>
-        <w:rPr>
-          <w:rFonts w:ascii="Times New Roman" w:hAnsi="Times New Roman" w:eastAsia="Times New Roman" w:cs="Times New Roman"/>
-          <w:color w:val="0F1115"/>
-          <w:kern w:val="0"/>
-          <w14:ligatures w14:val="none"/>
-        </w:rPr>
-      </w:pPr>
-      <w:r>
-        <w:rPr>
-          <w:rFonts w:eastAsia="Times New Roman" w:cs="Times New Roman" w:ascii="Times New Roman" w:hAnsi="Times New Roman"/>
+        <w:spacing w:after="120" w:line="480" w:lineRule="auto"/>
+        <w:jc w:val="both"/>
+        <w:rPr>
+          <w:rFonts w:ascii="Times New Roman" w:eastAsia="Times New Roman" w:hAnsi="Times New Roman" w:cs="Times New Roman"/>
+          <w:color w:val="0F1115"/>
+          <w:kern w:val="0"/>
+          <w14:ligatures w14:val="none"/>
+        </w:rPr>
+      </w:pPr>
+      <w:r>
+        <w:rPr>
+          <w:rFonts w:ascii="Times New Roman" w:eastAsia="Times New Roman" w:hAnsi="Times New Roman" w:cs="Times New Roman"/>
           <w:color w:val="0F1115"/>
           <w:kern w:val="0"/>
           <w14:ligatures w14:val="none"/>
@@ -384,19 +453,18 @@
           <w:ilvl w:val="0"/>
           <w:numId w:val="2"/>
         </w:numPr>
-        <w:spacing w:lineRule="auto" w:line="480" w:before="0" w:after="120"/>
-        <w:contextualSpacing/>
-        <w:jc w:val="both"/>
-        <w:rPr>
-          <w:rFonts w:ascii="Times New Roman" w:hAnsi="Times New Roman" w:eastAsia="Times New Roman" w:cs="Times New Roman"/>
-          <w:color w:val="0F1115"/>
-          <w:kern w:val="0"/>
-          <w14:ligatures w14:val="none"/>
-        </w:rPr>
-      </w:pPr>
-      <w:r>
-        <w:rPr>
-          <w:rFonts w:eastAsia="Times New Roman" w:cs="Times New Roman" w:ascii="Times New Roman" w:hAnsi="Times New Roman"/>
+        <w:spacing w:after="120" w:line="480" w:lineRule="auto"/>
+        <w:jc w:val="both"/>
+        <w:rPr>
+          <w:rFonts w:ascii="Times New Roman" w:eastAsia="Times New Roman" w:hAnsi="Times New Roman" w:cs="Times New Roman"/>
+          <w:color w:val="0F1115"/>
+          <w:kern w:val="0"/>
+          <w14:ligatures w14:val="none"/>
+        </w:rPr>
+      </w:pPr>
+      <w:r>
+        <w:rPr>
+          <w:rFonts w:ascii="Times New Roman" w:eastAsia="Times New Roman" w:hAnsi="Times New Roman" w:cs="Times New Roman"/>
           <w:color w:val="0F1115"/>
           <w:kern w:val="0"/>
           <w14:ligatures w14:val="none"/>
@@ -411,19 +479,18 @@
           <w:ilvl w:val="0"/>
           <w:numId w:val="2"/>
         </w:numPr>
-        <w:spacing w:lineRule="auto" w:line="480" w:before="0" w:after="120"/>
-        <w:contextualSpacing/>
-        <w:jc w:val="both"/>
-        <w:rPr>
-          <w:rFonts w:ascii="Times New Roman" w:hAnsi="Times New Roman" w:eastAsia="Times New Roman" w:cs="Times New Roman"/>
-          <w:color w:val="0F1115"/>
-          <w:kern w:val="0"/>
-          <w14:ligatures w14:val="none"/>
-        </w:rPr>
-      </w:pPr>
-      <w:r>
-        <w:rPr>
-          <w:rFonts w:eastAsia="Times New Roman" w:cs="Times New Roman" w:ascii="Times New Roman" w:hAnsi="Times New Roman"/>
+        <w:spacing w:after="120" w:line="480" w:lineRule="auto"/>
+        <w:jc w:val="both"/>
+        <w:rPr>
+          <w:rFonts w:ascii="Times New Roman" w:eastAsia="Times New Roman" w:hAnsi="Times New Roman" w:cs="Times New Roman"/>
+          <w:color w:val="0F1115"/>
+          <w:kern w:val="0"/>
+          <w14:ligatures w14:val="none"/>
+        </w:rPr>
+      </w:pPr>
+      <w:r>
+        <w:rPr>
+          <w:rFonts w:ascii="Times New Roman" w:eastAsia="Times New Roman" w:hAnsi="Times New Roman" w:cs="Times New Roman"/>
           <w:color w:val="0F1115"/>
           <w:kern w:val="0"/>
           <w14:ligatures w14:val="none"/>
@@ -433,23 +500,22 @@
     </w:p>
     <w:p>
       <w:pPr>
-        <w:pStyle w:val="Normal"/>
         <w:numPr>
           <w:ilvl w:val="0"/>
           <w:numId w:val="1"/>
         </w:numPr>
-        <w:spacing w:lineRule="auto" w:line="480" w:before="0" w:after="120"/>
-        <w:jc w:val="both"/>
-        <w:rPr>
-          <w:rFonts w:ascii="Times New Roman" w:hAnsi="Times New Roman" w:eastAsia="Times New Roman" w:cs="Times New Roman"/>
-          <w:color w:val="0F1115"/>
-          <w:kern w:val="0"/>
-          <w14:ligatures w14:val="none"/>
-        </w:rPr>
-      </w:pPr>
-      <w:r>
-        <w:rPr>
-          <w:rFonts w:eastAsia="Times New Roman" w:cs="Times New Roman" w:ascii="Times New Roman" w:hAnsi="Times New Roman"/>
+        <w:spacing w:after="120" w:line="480" w:lineRule="auto"/>
+        <w:jc w:val="both"/>
+        <w:rPr>
+          <w:rFonts w:ascii="Times New Roman" w:eastAsia="Times New Roman" w:hAnsi="Times New Roman" w:cs="Times New Roman"/>
+          <w:color w:val="0F1115"/>
+          <w:kern w:val="0"/>
+          <w14:ligatures w14:val="none"/>
+        </w:rPr>
+      </w:pPr>
+      <w:r>
+        <w:rPr>
+          <w:rFonts w:ascii="Times New Roman" w:eastAsia="Times New Roman" w:hAnsi="Times New Roman" w:cs="Times New Roman"/>
           <w:b/>
           <w:bCs/>
           <w:color w:val="0F1115"/>
@@ -460,7 +526,7 @@
       </w:r>
       <w:r>
         <w:rPr>
-          <w:rFonts w:eastAsia="Times New Roman" w:cs="Times New Roman" w:ascii="Times New Roman" w:hAnsi="Times New Roman"/>
+          <w:rFonts w:ascii="Times New Roman" w:eastAsia="Times New Roman" w:hAnsi="Times New Roman" w:cs="Times New Roman"/>
           <w:color w:val="0F1115"/>
           <w:kern w:val="0"/>
           <w14:ligatures w14:val="none"/>
@@ -475,60 +541,23 @@
           <w:ilvl w:val="0"/>
           <w:numId w:val="2"/>
         </w:numPr>
-        <w:spacing w:lineRule="auto" w:line="480" w:before="0" w:after="120"/>
-        <w:contextualSpacing/>
-        <w:jc w:val="both"/>
-        <w:rPr>
-          <w:rFonts w:ascii="Times New Roman" w:hAnsi="Times New Roman" w:eastAsia="Times New Roman" w:cs="Times New Roman"/>
-          <w:color w:val="0F1115"/>
-          <w:kern w:val="0"/>
-          <w14:ligatures w14:val="none"/>
-        </w:rPr>
-      </w:pPr>
-      <w:r>
-        <w:rPr>
-          <w:rFonts w:eastAsia="Times New Roman" w:cs="Times New Roman" w:ascii="Times New Roman" w:hAnsi="Times New Roman"/>
-          <w:color w:val="0F1115"/>
-          <w:kern w:val="0"/>
-          <w14:ligatures w14:val="none"/>
-        </w:rPr>
-      </w:r>
-    </w:p>
-    <w:p>
-      <w:pPr>
-        <w:pStyle w:val="Normal"/>
-        <w:numPr>
-          <w:ilvl w:val="0"/>
-          <w:numId w:val="1"/>
-        </w:numPr>
-        <w:spacing w:lineRule="auto" w:line="480" w:before="0" w:after="120"/>
-        <w:jc w:val="both"/>
-        <w:rPr>
-          <w:rFonts w:ascii="Times New Roman" w:hAnsi="Times New Roman" w:eastAsia="Times New Roman" w:cs="Times New Roman"/>
-          <w:color w:val="0F1115"/>
-          <w:kern w:val="0"/>
-          <w14:ligatures w14:val="none"/>
-        </w:rPr>
-      </w:pPr>
-      <w:r>
-        <w:rPr>
-          <w:rFonts w:eastAsia="Times New Roman" w:cs="Times New Roman" w:ascii="Times New Roman" w:hAnsi="Times New Roman"/>
-          <w:b/>
-          <w:bCs/>
-          <w:color w:val="0F1115"/>
-          <w:kern w:val="0"/>
-          <w14:ligatures w14:val="none"/>
-        </w:rPr>
-        <w:t>Roumaysae Jerari</w:t>
-      </w:r>
-      <w:r>
-        <w:rPr>
-          <w:rFonts w:eastAsia="Times New Roman" w:cs="Times New Roman" w:ascii="Times New Roman" w:hAnsi="Times New Roman"/>
-          <w:color w:val="0F1115"/>
-          <w:kern w:val="0"/>
-          <w14:ligatures w14:val="none"/>
-        </w:rPr>
-        <w:t>:</w:t>
+        <w:spacing w:after="120" w:line="480" w:lineRule="auto"/>
+        <w:jc w:val="both"/>
+        <w:rPr>
+          <w:rFonts w:ascii="Times New Roman" w:eastAsia="Times New Roman" w:hAnsi="Times New Roman" w:cs="Times New Roman"/>
+          <w:color w:val="0F1115"/>
+          <w:kern w:val="0"/>
+          <w14:ligatures w14:val="none"/>
+        </w:rPr>
+      </w:pPr>
+      <w:r>
+        <w:rPr>
+          <w:rFonts w:ascii="Times New Roman" w:eastAsia="Times New Roman" w:hAnsi="Times New Roman" w:cs="Times New Roman"/>
+          <w:color w:val="0F1115"/>
+          <w:kern w:val="0"/>
+          <w14:ligatures w14:val="none"/>
+        </w:rPr>
+        <w:t>I was responsible for implementing the backend AI suggestion feature and integrating it with our database.</w:t>
       </w:r>
     </w:p>
     <w:p>
@@ -538,40 +567,218 @@
           <w:ilvl w:val="0"/>
           <w:numId w:val="2"/>
         </w:numPr>
-        <w:spacing w:lineRule="auto" w:line="360" w:before="0" w:after="120"/>
-        <w:contextualSpacing/>
-        <w:jc w:val="both"/>
-        <w:rPr>
-          <w:rFonts w:ascii="Times New Roman" w:hAnsi="Times New Roman" w:eastAsia="Times New Roman" w:cs="Times New Roman"/>
-          <w:color w:val="0F1115"/>
-          <w:kern w:val="0"/>
-          <w14:ligatures w14:val="none"/>
-        </w:rPr>
-      </w:pPr>
-      <w:r>
-        <w:rPr>
-          <w:rFonts w:cs="Times New Roman" w:ascii="Times New Roman" w:hAnsi="Times New Roman"/>
-          <w:color w:val="0F1115"/>
-        </w:rPr>
-        <w:t>1. Receipt Upload Button &amp; Veryfi Integration:</w:t>
+        <w:spacing w:after="120" w:line="480" w:lineRule="auto"/>
+        <w:jc w:val="both"/>
+        <w:rPr>
+          <w:rFonts w:ascii="Times New Roman" w:eastAsia="Times New Roman" w:hAnsi="Times New Roman" w:cs="Times New Roman"/>
+          <w:color w:val="0F1115"/>
+          <w:kern w:val="0"/>
+          <w14:ligatures w14:val="none"/>
+        </w:rPr>
+      </w:pPr>
+      <w:r>
+        <w:rPr>
+          <w:rFonts w:ascii="Times New Roman" w:eastAsia="Times New Roman" w:hAnsi="Times New Roman" w:cs="Times New Roman"/>
+          <w:color w:val="0F1115"/>
+          <w:kern w:val="0"/>
+          <w14:ligatures w14:val="none"/>
+        </w:rPr>
+        <w:t>I created API routes using Node.js and Express, connected the system to our MySQL database,</w:t>
+      </w:r>
+    </w:p>
+    <w:p>
+      <w:pPr>
+        <w:pStyle w:val="ListParagraph"/>
+        <w:spacing w:after="120" w:line="480" w:lineRule="auto"/>
+        <w:ind w:left="1080"/>
+        <w:jc w:val="both"/>
+        <w:rPr>
+          <w:rFonts w:ascii="Times New Roman" w:eastAsia="Times New Roman" w:hAnsi="Times New Roman" w:cs="Times New Roman"/>
+          <w:color w:val="0F1115"/>
+          <w:kern w:val="0"/>
+          <w14:ligatures w14:val="none"/>
+        </w:rPr>
+      </w:pPr>
+      <w:r>
+        <w:rPr>
+          <w:rFonts w:ascii="Times New Roman" w:eastAsia="Times New Roman" w:hAnsi="Times New Roman" w:cs="Times New Roman"/>
+          <w:color w:val="0F1115"/>
+          <w:kern w:val="0"/>
+          <w14:ligatures w14:val="none"/>
+        </w:rPr>
+        <w:lastRenderedPageBreak/>
+        <w:t xml:space="preserve">And handled data processing for expenses and budgets. (Budget suggestion needs to be debugged.) </w:t>
+      </w:r>
+    </w:p>
+    <w:p>
+      <w:pPr>
+        <w:pStyle w:val="ListParagraph"/>
+        <w:spacing w:after="120" w:line="480" w:lineRule="auto"/>
+        <w:ind w:left="1080"/>
+        <w:jc w:val="both"/>
+        <w:rPr>
+          <w:rFonts w:ascii="Times New Roman" w:eastAsia="Times New Roman" w:hAnsi="Times New Roman" w:cs="Times New Roman"/>
+          <w:color w:val="0F1115"/>
+          <w:kern w:val="0"/>
+          <w14:ligatures w14:val="none"/>
+        </w:rPr>
+      </w:pPr>
+      <w:r>
+        <w:rPr>
+          <w:rFonts w:ascii="Times New Roman" w:eastAsia="Times New Roman" w:hAnsi="Times New Roman" w:cs="Times New Roman"/>
+          <w:color w:val="0F1115"/>
+          <w:kern w:val="0"/>
+          <w14:ligatures w14:val="none"/>
+        </w:rPr>
+        <w:t>-</w:t>
+      </w:r>
+      <w:r>
+        <w:rPr>
+          <w:rFonts w:ascii="Times New Roman" w:eastAsia="Times New Roman" w:hAnsi="Times New Roman" w:cs="Times New Roman"/>
+          <w:color w:val="0F1115"/>
+          <w:kern w:val="0"/>
+          <w14:ligatures w14:val="none"/>
+        </w:rPr>
+        <w:t xml:space="preserve">Additionally, I helped design the database </w:t>
+      </w:r>
+      <w:r>
+        <w:rPr>
+          <w:rFonts w:ascii="Times New Roman" w:eastAsia="Times New Roman" w:hAnsi="Times New Roman" w:cs="Times New Roman"/>
+          <w:color w:val="0F1115"/>
+          <w:kern w:val="0"/>
+          <w14:ligatures w14:val="none"/>
+        </w:rPr>
+        <w:t>program</w:t>
+      </w:r>
+      <w:r>
+        <w:rPr>
+          <w:rFonts w:ascii="Times New Roman" w:eastAsia="Times New Roman" w:hAnsi="Times New Roman" w:cs="Times New Roman"/>
+          <w:color w:val="0F1115"/>
+          <w:kern w:val="0"/>
+          <w14:ligatures w14:val="none"/>
+        </w:rPr>
+        <w:t xml:space="preserve"> and contributed to system integration and testing.</w:t>
+      </w:r>
+    </w:p>
+    <w:p>
+      <w:pPr>
+        <w:numPr>
+          <w:ilvl w:val="0"/>
+          <w:numId w:val="1"/>
+        </w:numPr>
+        <w:spacing w:after="120" w:line="480" w:lineRule="auto"/>
+        <w:jc w:val="both"/>
+        <w:rPr>
+          <w:rFonts w:ascii="Times New Roman" w:eastAsia="Times New Roman" w:hAnsi="Times New Roman" w:cs="Times New Roman"/>
+          <w:color w:val="0F1115"/>
+          <w:kern w:val="0"/>
+          <w14:ligatures w14:val="none"/>
+        </w:rPr>
+      </w:pPr>
+      <w:proofErr w:type="spellStart"/>
+      <w:r>
+        <w:rPr>
+          <w:rFonts w:ascii="Times New Roman" w:eastAsia="Times New Roman" w:hAnsi="Times New Roman" w:cs="Times New Roman"/>
+          <w:b/>
+          <w:bCs/>
+          <w:color w:val="0F1115"/>
+          <w:kern w:val="0"/>
+          <w14:ligatures w14:val="none"/>
+        </w:rPr>
+        <w:t>Roumaysae</w:t>
+      </w:r>
+      <w:proofErr w:type="spellEnd"/>
+      <w:r>
+        <w:rPr>
+          <w:rFonts w:ascii="Times New Roman" w:eastAsia="Times New Roman" w:hAnsi="Times New Roman" w:cs="Times New Roman"/>
+          <w:b/>
+          <w:bCs/>
+          <w:color w:val="0F1115"/>
+          <w:kern w:val="0"/>
+          <w14:ligatures w14:val="none"/>
+        </w:rPr>
+        <w:t xml:space="preserve"> Jerari</w:t>
+      </w:r>
+      <w:r>
+        <w:rPr>
+          <w:rFonts w:ascii="Times New Roman" w:eastAsia="Times New Roman" w:hAnsi="Times New Roman" w:cs="Times New Roman"/>
+          <w:color w:val="0F1115"/>
+          <w:kern w:val="0"/>
+          <w14:ligatures w14:val="none"/>
+        </w:rPr>
+        <w:t>:</w:t>
+      </w:r>
+    </w:p>
+    <w:p>
+      <w:pPr>
+        <w:pStyle w:val="ListParagraph"/>
+        <w:numPr>
+          <w:ilvl w:val="0"/>
+          <w:numId w:val="2"/>
+        </w:numPr>
+        <w:spacing w:after="120" w:line="360" w:lineRule="auto"/>
+        <w:jc w:val="both"/>
+        <w:rPr>
+          <w:rFonts w:ascii="Times New Roman" w:eastAsia="Times New Roman" w:hAnsi="Times New Roman" w:cs="Times New Roman"/>
+          <w:color w:val="0F1115"/>
+          <w:kern w:val="0"/>
+          <w14:ligatures w14:val="none"/>
+        </w:rPr>
+      </w:pPr>
+      <w:r>
+        <w:rPr>
+          <w:rFonts w:ascii="Times New Roman" w:hAnsi="Times New Roman" w:cs="Times New Roman"/>
+          <w:color w:val="0F1115"/>
+        </w:rPr>
+        <w:t xml:space="preserve">1. Receipt Upload Button &amp; </w:t>
+      </w:r>
+      <w:proofErr w:type="spellStart"/>
+      <w:r>
+        <w:rPr>
+          <w:rFonts w:ascii="Times New Roman" w:hAnsi="Times New Roman" w:cs="Times New Roman"/>
+          <w:color w:val="0F1115"/>
+        </w:rPr>
+        <w:t>Veryfi</w:t>
+      </w:r>
+      <w:proofErr w:type="spellEnd"/>
+      <w:r>
+        <w:rPr>
+          <w:rFonts w:ascii="Times New Roman" w:hAnsi="Times New Roman" w:cs="Times New Roman"/>
+          <w:color w:val="0F1115"/>
+        </w:rPr>
+        <w:t xml:space="preserve"> Integration:</w:t>
       </w:r>
     </w:p>
     <w:p>
       <w:pPr>
         <w:pStyle w:val="ds-markdown-paragraph"/>
         <w:shd w:val="clear" w:color="auto" w:fill="FFFFFF"/>
-        <w:spacing w:lineRule="auto" w:line="360" w:beforeAutospacing="0" w:before="240" w:afterAutospacing="0" w:after="240"/>
-        <w:ind w:start="1440"/>
-        <w:jc w:val="both"/>
-        <w:rPr>
-          <w:color w:val="0F1115"/>
-        </w:rPr>
-      </w:pPr>
-      <w:r>
-        <w:rPr>
-          <w:color w:val="0F1115"/>
-        </w:rPr>
-        <w:t>Added an "Upload Receipt" button to the dashboard and connected Veryfi API to read text   from receipt images, fixing file paths so images upload correctly.</w:t>
+        <w:spacing w:before="240" w:beforeAutospacing="0" w:after="240" w:afterAutospacing="0" w:line="360" w:lineRule="auto"/>
+        <w:ind w:left="1440"/>
+        <w:jc w:val="both"/>
+        <w:rPr>
+          <w:color w:val="0F1115"/>
+        </w:rPr>
+      </w:pPr>
+      <w:r>
+        <w:rPr>
+          <w:color w:val="0F1115"/>
+        </w:rPr>
+        <w:t xml:space="preserve">Added an "Upload Receipt" button to the dashboard and connected </w:t>
+      </w:r>
+      <w:proofErr w:type="spellStart"/>
+      <w:r>
+        <w:rPr>
+          <w:color w:val="0F1115"/>
+        </w:rPr>
+        <w:t>Veryfi</w:t>
+      </w:r>
+      <w:proofErr w:type="spellEnd"/>
+      <w:r>
+        <w:rPr>
+          <w:color w:val="0F1115"/>
+        </w:rPr>
+        <w:t xml:space="preserve"> API to read text   from receipt images, fixing file paths so images upload correctly.</w:t>
       </w:r>
     </w:p>
     <w:p>
@@ -582,7 +789,7 @@
           <w:numId w:val="2"/>
         </w:numPr>
         <w:shd w:val="clear" w:color="auto" w:fill="FFFFFF"/>
-        <w:spacing w:lineRule="auto" w:line="360" w:beforeAutospacing="0" w:before="240" w:afterAutospacing="0" w:after="240"/>
+        <w:spacing w:before="240" w:beforeAutospacing="0" w:after="240" w:afterAutospacing="0" w:line="360" w:lineRule="auto"/>
         <w:jc w:val="both"/>
         <w:rPr>
           <w:color w:val="0F1115"/>
@@ -599,21 +806,28 @@
       <w:pPr>
         <w:pStyle w:val="ds-markdown-paragraph"/>
         <w:shd w:val="clear" w:color="auto" w:fill="FFFFFF"/>
-        <w:spacing w:lineRule="auto" w:line="360" w:beforeAutospacing="0" w:before="240" w:afterAutospacing="0" w:after="240"/>
-        <w:ind w:firstLine="720" w:start="720"/>
-        <w:jc w:val="both"/>
-        <w:rPr>
-          <w:color w:val="0F1115"/>
-        </w:rPr>
-      </w:pPr>
-      <w:r>
-        <w:rPr>
-          <w:color w:val="0F1115"/>
-        </w:rPr>
-        <w:t>Saved receipt data (vendor, date, total amount) to the </w:t>
-      </w:r>
-      <w:r>
-        <w:rPr/>
+        <w:spacing w:before="240" w:beforeAutospacing="0" w:after="240" w:afterAutospacing="0" w:line="360" w:lineRule="auto"/>
+        <w:ind w:left="720" w:firstLine="720"/>
+        <w:jc w:val="both"/>
+        <w:rPr>
+          <w:color w:val="0F1115"/>
+        </w:rPr>
+      </w:pPr>
+      <w:proofErr w:type="gramStart"/>
+      <w:r>
+        <w:rPr>
+          <w:color w:val="0F1115"/>
+        </w:rPr>
+        <w:t>Saved receipt data</w:t>
+      </w:r>
+      <w:proofErr w:type="gramEnd"/>
+      <w:r>
+        <w:rPr>
+          <w:color w:val="0F1115"/>
+        </w:rPr>
+        <w:t xml:space="preserve"> (vendor, date, total amount) to the </w:t>
+      </w:r>
+      <w:r>
         <w:t>receipts</w:t>
       </w:r>
       <w:r>
@@ -631,7 +845,7 @@
           <w:numId w:val="2"/>
         </w:numPr>
         <w:shd w:val="clear" w:color="auto" w:fill="FFFFFF"/>
-        <w:spacing w:lineRule="auto" w:line="360" w:beforeAutospacing="0" w:before="240" w:afterAutospacing="0" w:after="240"/>
+        <w:spacing w:before="240" w:beforeAutospacing="0" w:after="240" w:afterAutospacing="0" w:line="360" w:lineRule="auto"/>
         <w:jc w:val="both"/>
         <w:rPr>
           <w:color w:val="0F1115"/>
@@ -648,8 +862,8 @@
       <w:pPr>
         <w:pStyle w:val="ds-markdown-paragraph"/>
         <w:shd w:val="clear" w:color="auto" w:fill="FFFFFF"/>
-        <w:spacing w:lineRule="auto" w:line="360" w:beforeAutospacing="0" w:before="240" w:afterAutospacing="0" w:after="240"/>
-        <w:ind w:start="1440"/>
+        <w:spacing w:before="240" w:beforeAutospacing="0" w:after="240" w:afterAutospacing="0" w:line="360" w:lineRule="auto"/>
+        <w:ind w:left="1440"/>
         <w:jc w:val="both"/>
         <w:rPr>
           <w:color w:val="0F1115"/>
@@ -661,10 +875,11 @@
         </w:rPr>
         <w:t>Created </w:t>
       </w:r>
-      <w:r>
-        <w:rPr/>
+      <w:proofErr w:type="spellStart"/>
+      <w:r>
         <w:t>receipt_line_items</w:t>
       </w:r>
+      <w:proofErr w:type="spellEnd"/>
       <w:r>
         <w:rPr>
           <w:color w:val="0F1115"/>
@@ -680,7 +895,7 @@
           <w:numId w:val="2"/>
         </w:numPr>
         <w:shd w:val="clear" w:color="auto" w:fill="FFFFFF"/>
-        <w:spacing w:lineRule="auto" w:line="360" w:beforeAutospacing="0" w:before="240" w:afterAutospacing="0" w:after="240"/>
+        <w:spacing w:before="240" w:beforeAutospacing="0" w:after="240" w:afterAutospacing="0" w:line="360" w:lineRule="auto"/>
         <w:jc w:val="both"/>
         <w:rPr>
           <w:color w:val="0F1115"/>
@@ -697,8 +912,8 @@
       <w:pPr>
         <w:pStyle w:val="ds-markdown-paragraph"/>
         <w:shd w:val="clear" w:color="auto" w:fill="FFFFFF"/>
-        <w:spacing w:lineRule="auto" w:line="360" w:beforeAutospacing="0" w:before="240" w:afterAutospacing="0" w:after="240"/>
-        <w:ind w:start="1440"/>
+        <w:spacing w:before="240" w:beforeAutospacing="0" w:after="240" w:afterAutospacing="0" w:line="360" w:lineRule="auto"/>
+        <w:ind w:left="1440"/>
         <w:jc w:val="both"/>
         <w:rPr>
           <w:color w:val="0F1115"/>
@@ -711,7 +926,6 @@
         <w:t>Added code to save each receipt item as an expense in the </w:t>
       </w:r>
       <w:r>
-        <w:rPr/>
         <w:t>expenses</w:t>
       </w:r>
       <w:r>
@@ -729,7 +943,7 @@
           <w:numId w:val="2"/>
         </w:numPr>
         <w:shd w:val="clear" w:color="auto" w:fill="FFFFFF"/>
-        <w:spacing w:lineRule="auto" w:line="360" w:beforeAutospacing="0" w:before="240" w:afterAutospacing="0" w:after="240"/>
+        <w:spacing w:before="240" w:beforeAutospacing="0" w:after="240" w:afterAutospacing="0" w:line="360" w:lineRule="auto"/>
         <w:jc w:val="both"/>
         <w:rPr>
           <w:color w:val="0F1115"/>
@@ -746,8 +960,8 @@
       <w:pPr>
         <w:pStyle w:val="ds-markdown-paragraph"/>
         <w:shd w:val="clear" w:color="auto" w:fill="FFFFFF"/>
-        <w:spacing w:lineRule="auto" w:line="360" w:beforeAutospacing="0" w:before="240" w:afterAutospacing="0" w:after="240"/>
-        <w:ind w:firstLine="720" w:start="720"/>
+        <w:spacing w:before="240" w:beforeAutospacing="0" w:after="240" w:afterAutospacing="0" w:line="360" w:lineRule="auto"/>
+        <w:ind w:left="720" w:firstLine="720"/>
         <w:jc w:val="both"/>
         <w:rPr>
           <w:color w:val="0F1115"/>
@@ -768,7 +982,7 @@
           <w:numId w:val="2"/>
         </w:numPr>
         <w:shd w:val="clear" w:color="auto" w:fill="FFFFFF"/>
-        <w:spacing w:lineRule="auto" w:line="360" w:beforeAutospacing="0" w:before="240" w:afterAutospacing="0" w:after="240"/>
+        <w:spacing w:before="240" w:beforeAutospacing="0" w:after="240" w:afterAutospacing="0" w:line="360" w:lineRule="auto"/>
         <w:jc w:val="both"/>
         <w:rPr>
           <w:color w:val="0F1115"/>
@@ -785,8 +999,8 @@
       <w:pPr>
         <w:pStyle w:val="ds-markdown-paragraph"/>
         <w:shd w:val="clear" w:color="auto" w:fill="FFFFFF"/>
-        <w:spacing w:lineRule="auto" w:line="360" w:beforeAutospacing="0" w:before="240" w:afterAutospacing="0" w:after="240"/>
-        <w:ind w:start="1440"/>
+        <w:spacing w:before="240" w:beforeAutospacing="0" w:after="240" w:afterAutospacing="0" w:line="360" w:lineRule="auto"/>
+        <w:ind w:left="1440"/>
         <w:jc w:val="both"/>
         <w:rPr>
           <w:color w:val="0F1115"/>
@@ -798,10 +1012,11 @@
         </w:rPr>
         <w:t>Added a "Send Feedback" button, created a popup modal form, and connected it to the </w:t>
       </w:r>
-      <w:r>
-        <w:rPr/>
+      <w:proofErr w:type="spellStart"/>
+      <w:r>
         <w:t>users_feedbackss</w:t>
       </w:r>
+      <w:proofErr w:type="spellEnd"/>
       <w:r>
         <w:rPr>
           <w:color w:val="0F1115"/>
@@ -817,7 +1032,7 @@
           <w:numId w:val="2"/>
         </w:numPr>
         <w:shd w:val="clear" w:color="auto" w:fill="FFFFFF"/>
-        <w:spacing w:lineRule="auto" w:line="360" w:beforeAutospacing="0" w:before="240" w:afterAutospacing="0" w:after="240"/>
+        <w:spacing w:before="240" w:beforeAutospacing="0" w:after="240" w:afterAutospacing="0" w:line="360" w:lineRule="auto"/>
         <w:jc w:val="both"/>
         <w:rPr>
           <w:color w:val="0F1115"/>
@@ -834,8 +1049,8 @@
       <w:pPr>
         <w:pStyle w:val="ds-markdown-paragraph"/>
         <w:shd w:val="clear" w:color="auto" w:fill="FFFFFF"/>
-        <w:spacing w:lineRule="auto" w:line="360" w:beforeAutospacing="0" w:before="240" w:afterAutospacing="0" w:after="240"/>
-        <w:ind w:start="1440"/>
+        <w:spacing w:before="240" w:beforeAutospacing="0" w:after="240" w:afterAutospacing="0" w:line="360" w:lineRule="auto"/>
+        <w:ind w:left="1440"/>
         <w:jc w:val="both"/>
         <w:rPr>
           <w:color w:val="0F1115"/>
@@ -856,16 +1071,17 @@
           <w:numId w:val="2"/>
         </w:numPr>
         <w:shd w:val="clear" w:color="auto" w:fill="FFFFFF"/>
-        <w:spacing w:lineRule="auto" w:line="360" w:beforeAutospacing="0" w:before="240" w:afterAutospacing="0" w:after="240"/>
-        <w:jc w:val="both"/>
-        <w:rPr>
-          <w:color w:val="0F1115"/>
-        </w:rPr>
-      </w:pPr>
-      <w:r>
-        <w:rPr>
-          <w:color w:val="0F1115"/>
-        </w:rPr>
+        <w:spacing w:before="240" w:beforeAutospacing="0" w:after="240" w:afterAutospacing="0" w:line="360" w:lineRule="auto"/>
+        <w:jc w:val="both"/>
+        <w:rPr>
+          <w:color w:val="0F1115"/>
+        </w:rPr>
+      </w:pPr>
+      <w:r>
+        <w:rPr>
+          <w:color w:val="0F1115"/>
+        </w:rPr>
+        <w:lastRenderedPageBreak/>
         <w:t>8. Database Setup &amp; Security</w:t>
       </w:r>
     </w:p>
@@ -873,8 +1089,8 @@
       <w:pPr>
         <w:pStyle w:val="ds-markdown-paragraph"/>
         <w:shd w:val="clear" w:color="auto" w:fill="FFFFFF"/>
-        <w:spacing w:lineRule="auto" w:line="360" w:beforeAutospacing="0" w:before="240" w:afterAutospacing="0" w:after="240"/>
-        <w:ind w:start="1440"/>
+        <w:spacing w:before="240" w:beforeAutospacing="0" w:after="240" w:afterAutospacing="0" w:line="360" w:lineRule="auto"/>
+        <w:ind w:left="1440"/>
         <w:rPr>
           <w:color w:val="0F1115"/>
         </w:rPr>
@@ -886,7 +1102,6 @@
         <w:t>Created all tables (</w:t>
       </w:r>
       <w:r>
-        <w:rPr/>
         <w:t>users</w:t>
       </w:r>
       <w:r>
@@ -896,7 +1111,6 @@
         <w:t>, </w:t>
       </w:r>
       <w:r>
-        <w:rPr/>
         <w:t>categories</w:t>
       </w:r>
       <w:r>
@@ -906,7 +1120,6 @@
         <w:t>, </w:t>
       </w:r>
       <w:r>
-        <w:rPr/>
         <w:t>expenses</w:t>
       </w:r>
       <w:r>
@@ -916,7 +1129,6 @@
         <w:t>, </w:t>
       </w:r>
       <w:r>
-        <w:rPr/>
         <w:t>incomes</w:t>
       </w:r>
       <w:r>
@@ -926,7 +1138,6 @@
         <w:t>, </w:t>
       </w:r>
       <w:r>
-        <w:rPr/>
         <w:t>receipts</w:t>
       </w:r>
       <w:r>
@@ -936,7 +1147,6 @@
         <w:t>, </w:t>
       </w:r>
       <w:r>
-        <w:rPr/>
         <w:t>receipt_line_items</w:t>
       </w:r>
       <w:r>
@@ -946,7 +1156,6 @@
         <w:t>, </w:t>
       </w:r>
       <w:r>
-        <w:rPr/>
         <w:t>users_feedbackss</w:t>
       </w:r>
       <w:r>
@@ -964,7 +1173,7 @@
           <w:numId w:val="2"/>
         </w:numPr>
         <w:shd w:val="clear" w:color="auto" w:fill="FFFFFF"/>
-        <w:spacing w:lineRule="auto" w:line="360" w:beforeAutospacing="0" w:before="240" w:afterAutospacing="0" w:after="240"/>
+        <w:spacing w:before="240" w:beforeAutospacing="0" w:after="240" w:afterAutospacing="0" w:line="360" w:lineRule="auto"/>
         <w:jc w:val="both"/>
         <w:rPr>
           <w:color w:val="0F1115"/>
@@ -981,8 +1190,8 @@
       <w:pPr>
         <w:pStyle w:val="ds-markdown-paragraph"/>
         <w:shd w:val="clear" w:color="auto" w:fill="FFFFFF"/>
-        <w:spacing w:lineRule="auto" w:line="360" w:beforeAutospacing="0" w:before="240" w:afterAutospacing="0" w:after="240"/>
-        <w:ind w:start="1440"/>
+        <w:spacing w:before="240" w:beforeAutospacing="0" w:after="240" w:afterAutospacing="0" w:line="360" w:lineRule="auto"/>
+        <w:ind w:left="1440"/>
         <w:jc w:val="both"/>
         <w:rPr>
           <w:color w:val="0F1115"/>
@@ -1003,7 +1212,7 @@
           <w:numId w:val="2"/>
         </w:numPr>
         <w:shd w:val="clear" w:color="auto" w:fill="FFFFFF"/>
-        <w:spacing w:lineRule="auto" w:line="360" w:beforeAutospacing="0" w:before="240" w:afterAutospacing="0" w:after="240"/>
+        <w:spacing w:before="240" w:beforeAutospacing="0" w:after="240" w:afterAutospacing="0" w:line="360" w:lineRule="auto"/>
         <w:jc w:val="both"/>
         <w:rPr>
           <w:color w:val="0F1115"/>
@@ -1018,39 +1227,29 @@
     </w:p>
     <w:p>
       <w:pPr>
-        <w:pStyle w:val="Normal"/>
         <w:shd w:val="clear" w:color="auto" w:fill="FFFFFF"/>
-        <w:suppressAutoHyphens w:val="false"/>
-        <w:spacing w:lineRule="auto" w:line="480" w:before="0" w:after="0"/>
-        <w:ind w:start="720"/>
-        <w:jc w:val="both"/>
-        <w:rPr>
-          <w:rFonts w:ascii="Times New Roman" w:hAnsi="Times New Roman" w:eastAsia="Times New Roman" w:cs="Times New Roman"/>
-          <w:color w:val="0F1115"/>
-          <w:kern w:val="0"/>
-          <w14:ligatures w14:val="none"/>
-        </w:rPr>
-      </w:pPr>
-      <w:r>
-        <w:rPr>
-          <w:rFonts w:eastAsia="Times New Roman" w:cs="Times New Roman" w:ascii="Times New Roman" w:hAnsi="Times New Roman"/>
-          <w:color w:val="0F1115"/>
-          <w:kern w:val="0"/>
-          <w14:ligatures w14:val="none"/>
-        </w:rPr>
-      </w:r>
-    </w:p>
-    <w:p>
-      <w:pPr>
-        <w:pStyle w:val="Normal"/>
+        <w:suppressAutoHyphens w:val="0"/>
+        <w:spacing w:after="0" w:line="480" w:lineRule="auto"/>
+        <w:ind w:left="720"/>
+        <w:jc w:val="both"/>
+        <w:rPr>
+          <w:rFonts w:ascii="Times New Roman" w:eastAsia="Times New Roman" w:hAnsi="Times New Roman" w:cs="Times New Roman"/>
+          <w:color w:val="0F1115"/>
+          <w:kern w:val="0"/>
+          <w14:ligatures w14:val="none"/>
+        </w:rPr>
+      </w:pPr>
+    </w:p>
+    <w:p>
+      <w:pPr>
         <w:numPr>
           <w:ilvl w:val="0"/>
           <w:numId w:val="1"/>
         </w:numPr>
-        <w:spacing w:lineRule="auto" w:line="480" w:before="0" w:after="120"/>
-        <w:jc w:val="both"/>
-        <w:rPr>
-          <w:rFonts w:ascii="Times New Roman" w:hAnsi="Times New Roman" w:eastAsia="Times New Roman" w:cs="Times New Roman"/>
+        <w:spacing w:after="120" w:line="480" w:lineRule="auto"/>
+        <w:jc w:val="both"/>
+        <w:rPr>
+          <w:rFonts w:ascii="Times New Roman" w:eastAsia="Times New Roman" w:hAnsi="Times New Roman" w:cs="Times New Roman"/>
           <w:b/>
           <w:bCs/>
           <w:color w:val="0F1115"/>
@@ -1060,7 +1259,7 @@
       </w:pPr>
       <w:r>
         <w:rPr>
-          <w:rFonts w:eastAsia="Times New Roman" w:cs="Times New Roman" w:ascii="Times New Roman" w:hAnsi="Times New Roman"/>
+          <w:rFonts w:ascii="Times New Roman" w:eastAsia="Times New Roman" w:hAnsi="Times New Roman" w:cs="Times New Roman"/>
           <w:b/>
           <w:bCs/>
           <w:color w:val="0F1115"/>
@@ -1077,11 +1276,10 @@
           <w:ilvl w:val="0"/>
           <w:numId w:val="2"/>
         </w:numPr>
-        <w:spacing w:lineRule="auto" w:line="480" w:before="0" w:after="120"/>
-        <w:contextualSpacing/>
-        <w:jc w:val="both"/>
-        <w:rPr>
-          <w:rFonts w:ascii="Times New Roman" w:hAnsi="Times New Roman" w:eastAsia="Times New Roman" w:cs="Times New Roman"/>
+        <w:spacing w:after="120" w:line="480" w:lineRule="auto"/>
+        <w:jc w:val="both"/>
+        <w:rPr>
+          <w:rFonts w:ascii="Times New Roman" w:eastAsia="Times New Roman" w:hAnsi="Times New Roman" w:cs="Times New Roman"/>
           <w:b/>
           <w:bCs/>
           <w:color w:val="0F1115"/>
@@ -1089,24 +1287,27 @@
           <w14:ligatures w14:val="none"/>
         </w:rPr>
       </w:pPr>
-      <w:r>
-        <w:rPr>
-          <w:rFonts w:eastAsia="Times New Roman" w:cs="Times New Roman" w:ascii="Times New Roman" w:hAnsi="Times New Roman"/>
+    </w:p>
+    <w:p>
+      <w:pPr>
+        <w:spacing w:after="120" w:line="480" w:lineRule="auto"/>
+        <w:jc w:val="both"/>
+        <w:rPr>
+          <w:rFonts w:ascii="Times New Roman" w:eastAsia="Times New Roman" w:hAnsi="Times New Roman" w:cs="Times New Roman"/>
           <w:b/>
           <w:bCs/>
           <w:color w:val="0F1115"/>
           <w:kern w:val="0"/>
           <w14:ligatures w14:val="none"/>
         </w:rPr>
-      </w:r>
-    </w:p>
-    <w:p>
-      <w:pPr>
-        <w:pStyle w:val="Normal"/>
-        <w:spacing w:lineRule="auto" w:line="480" w:before="0" w:after="120"/>
-        <w:jc w:val="both"/>
-        <w:rPr>
-          <w:rFonts w:ascii="Times New Roman" w:hAnsi="Times New Roman" w:eastAsia="Times New Roman" w:cs="Times New Roman"/>
+      </w:pPr>
+    </w:p>
+    <w:p>
+      <w:pPr>
+        <w:spacing w:after="120" w:line="480" w:lineRule="auto"/>
+        <w:jc w:val="both"/>
+        <w:rPr>
+          <w:rFonts w:ascii="Times New Roman" w:eastAsia="Times New Roman" w:hAnsi="Times New Roman" w:cs="Times New Roman"/>
           <w:b/>
           <w:bCs/>
           <w:color w:val="0F1115"/>
@@ -1114,83 +1315,183 @@
           <w14:ligatures w14:val="none"/>
         </w:rPr>
       </w:pPr>
-      <w:r>
-        <w:rPr>
-          <w:rFonts w:eastAsia="Times New Roman" w:cs="Times New Roman" w:ascii="Times New Roman" w:hAnsi="Times New Roman"/>
-          <w:b/>
-          <w:bCs/>
-          <w:color w:val="0F1115"/>
-          <w:kern w:val="0"/>
-          <w14:ligatures w14:val="none"/>
-        </w:rPr>
-      </w:r>
-    </w:p>
-    <w:p>
-      <w:pPr>
-        <w:pStyle w:val="Normal"/>
-        <w:spacing w:lineRule="auto" w:line="480" w:before="0" w:after="120"/>
-        <w:jc w:val="both"/>
-        <w:rPr>
-          <w:rFonts w:ascii="Times New Roman" w:hAnsi="Times New Roman" w:eastAsia="Times New Roman" w:cs="Times New Roman"/>
-          <w:b/>
-          <w:bCs/>
-          <w:color w:val="0F1115"/>
-          <w:kern w:val="0"/>
-          <w14:ligatures w14:val="none"/>
-        </w:rPr>
-      </w:pPr>
-      <w:r>
-        <w:rPr>
-          <w:rFonts w:eastAsia="Times New Roman" w:cs="Times New Roman" w:ascii="Times New Roman" w:hAnsi="Times New Roman"/>
-          <w:b/>
-          <w:bCs/>
-          <w:color w:val="0F1115"/>
-          <w:kern w:val="0"/>
-          <w14:ligatures w14:val="none"/>
-        </w:rPr>
-      </w:r>
-    </w:p>
-    <w:p>
-      <w:pPr>
-        <w:pStyle w:val="Normal"/>
-        <w:spacing w:lineRule="auto" w:line="480" w:before="0" w:after="160"/>
+    </w:p>
+    <w:p>
+      <w:pPr>
+        <w:spacing w:line="480" w:lineRule="auto"/>
         <w:jc w:val="both"/>
         <w:rPr>
           <w:rFonts w:ascii="Times New Roman" w:hAnsi="Times New Roman" w:cs="Times New Roman"/>
         </w:rPr>
       </w:pPr>
-      <w:r>
-        <w:rPr>
-          <w:rFonts w:cs="Times New Roman" w:ascii="Times New Roman" w:hAnsi="Times New Roman"/>
-        </w:rPr>
-      </w:r>
     </w:p>
     <w:sectPr>
-      <w:type w:val="nextPage"/>
       <w:pgSz w:w="12240" w:h="15840"/>
-      <w:pgMar w:left="990" w:right="900" w:gutter="0" w:header="0" w:top="450" w:footer="0" w:bottom="1440"/>
-      <w:pgNumType w:fmt="decimal"/>
-      <w:formProt w:val="false"/>
-      <w:textDirection w:val="lrTb"/>
-      <w:docGrid w:type="default" w:linePitch="360" w:charSpace="0"/>
+      <w:pgMar w:top="450" w:right="900" w:bottom="1440" w:left="990" w:header="0" w:footer="0" w:gutter="0"/>
+      <w:cols w:space="720"/>
+      <w:formProt w:val="0"/>
+      <w:docGrid w:linePitch="360"/>
     </w:sectPr>
   </w:body>
 </w:document>
 </file>
 
 <file path=word/numbering.xml><?xml version="1.0" encoding="utf-8"?>
-<w:numbering xmlns:w="http://schemas.openxmlformats.org/wordprocessingml/2006/main" xmlns:o="urn:schemas-microsoft-com:office:office" xmlns:r="http://schemas.openxmlformats.org/officeDocument/2006/relationships" xmlns:v="urn:schemas-microsoft-com:vml" xmlns:mc="http://schemas.openxmlformats.org/markup-compatibility/2006" xmlns:w14="http://schemas.microsoft.com/office/word/2010/wordml" mc:Ignorable="w14">
-  <w:abstractNum w:abstractNumId="1">
+<w:numbering xmlns:wpc="http://schemas.microsoft.com/office/word/2010/wordprocessingCanvas" xmlns:cx="http://schemas.microsoft.com/office/drawing/2014/chartex" xmlns:cx1="http://schemas.microsoft.com/office/drawing/2015/9/8/chartex" xmlns:cx2="http://schemas.microsoft.com/office/drawing/2015/10/21/chartex" xmlns:cx3="http://schemas.microsoft.com/office/drawing/2016/5/9/chartex" xmlns:cx4="http://schemas.microsoft.com/office/drawing/2016/5/10/chartex" xmlns:cx5="http://schemas.microsoft.com/office/drawing/2016/5/11/chartex" xmlns:cx6="http://schemas.microsoft.com/office/drawing/2016/5/12/chartex" xmlns:cx7="http://schemas.microsoft.com/office/drawing/2016/5/13/chartex" xmlns:cx8="http://schemas.microsoft.com/office/drawing/2016/5/14/chartex" xmlns:mc="http://schemas.openxmlformats.org/markup-compatibility/2006" xmlns:aink="http://schemas.microsoft.com/office/drawing/2016/ink" xmlns:am3d="http://schemas.microsoft.com/office/drawing/2017/model3d" xmlns:o="urn:schemas-microsoft-com:office:office" xmlns:oel="http://schemas.microsoft.com/office/2019/extlst" xmlns:r="http://schemas.openxmlformats.org/officeDocument/2006/relationships" xmlns:m="http://schemas.openxmlformats.org/officeDocument/2006/math" xmlns:v="urn:schemas-microsoft-com:vml" xmlns:wp14="http://schemas.microsoft.com/office/word/2010/wordprocessingDrawing" xmlns:wp="http://schemas.openxmlformats.org/drawingml/2006/wordprocessingDrawing" xmlns:w10="urn:schemas-microsoft-com:office:word" xmlns:w="http://schemas.openxmlformats.org/wordprocessingml/2006/main" xmlns:w14="http://schemas.microsoft.com/office/word/2010/wordml" xmlns:w15="http://schemas.microsoft.com/office/word/2012/wordml" xmlns:w16cex="http://schemas.microsoft.com/office/word/2018/wordml/cex" xmlns:w16cid="http://schemas.microsoft.com/office/word/2016/wordml/cid" xmlns:w16="http://schemas.microsoft.com/office/word/2018/wordml" xmlns:w16du="http://schemas.microsoft.com/office/word/2023/wordml/word16du" xmlns:w16sdtdh="http://schemas.microsoft.com/office/word/2020/wordml/sdtdatahash" xmlns:w16sdtfl="http://schemas.microsoft.com/office/word/2024/wordml/sdtformatlock" xmlns:w16se="http://schemas.microsoft.com/office/word/2015/wordml/symex" xmlns:wpg="http://schemas.microsoft.com/office/word/2010/wordprocessingGroup" xmlns:wpi="http://schemas.microsoft.com/office/word/2010/wordprocessingInk" xmlns:wne="http://schemas.microsoft.com/office/word/2006/wordml" xmlns:wps="http://schemas.microsoft.com/office/word/2010/wordprocessingShape" mc:Ignorable="w14 w15 w16se w16cid w16 w16cex w16sdtdh w16sdtfl w16du wp14">
+  <w:abstractNum w:abstractNumId="0" w15:restartNumberingAfterBreak="0">
+    <w:nsid w:val="14D14587"/>
+    <w:multiLevelType w:val="multilevel"/>
+    <w:tmpl w:val="04B6372C"/>
+    <w:lvl w:ilvl="0">
+      <w:numFmt w:val="bullet"/>
+      <w:lvlText w:val="-"/>
+      <w:lvlJc w:val="left"/>
+      <w:pPr>
+        <w:tabs>
+          <w:tab w:val="num" w:pos="0"/>
+        </w:tabs>
+        <w:ind w:left="1080" w:hanging="360"/>
+      </w:pPr>
+      <w:rPr>
+        <w:rFonts w:ascii="Times New Roman" w:hAnsi="Times New Roman" w:cs="Times New Roman" w:hint="default"/>
+        <w:b/>
+      </w:rPr>
+    </w:lvl>
+    <w:lvl w:ilvl="1">
+      <w:start w:val="1"/>
+      <w:numFmt w:val="bullet"/>
+      <w:lvlText w:val="o"/>
+      <w:lvlJc w:val="left"/>
+      <w:pPr>
+        <w:tabs>
+          <w:tab w:val="num" w:pos="0"/>
+        </w:tabs>
+        <w:ind w:left="1800" w:hanging="360"/>
+      </w:pPr>
+      <w:rPr>
+        <w:rFonts w:ascii="Courier New" w:hAnsi="Courier New" w:cs="Courier New" w:hint="default"/>
+      </w:rPr>
+    </w:lvl>
+    <w:lvl w:ilvl="2">
+      <w:start w:val="1"/>
+      <w:numFmt w:val="bullet"/>
+      <w:lvlText w:val=""/>
+      <w:lvlJc w:val="left"/>
+      <w:pPr>
+        <w:tabs>
+          <w:tab w:val="num" w:pos="0"/>
+        </w:tabs>
+        <w:ind w:left="2520" w:hanging="360"/>
+      </w:pPr>
+      <w:rPr>
+        <w:rFonts w:ascii="Wingdings" w:hAnsi="Wingdings" w:cs="Wingdings" w:hint="default"/>
+      </w:rPr>
+    </w:lvl>
+    <w:lvl w:ilvl="3">
+      <w:start w:val="1"/>
+      <w:numFmt w:val="bullet"/>
+      <w:lvlText w:val=""/>
+      <w:lvlJc w:val="left"/>
+      <w:pPr>
+        <w:tabs>
+          <w:tab w:val="num" w:pos="0"/>
+        </w:tabs>
+        <w:ind w:left="3240" w:hanging="360"/>
+      </w:pPr>
+      <w:rPr>
+        <w:rFonts w:ascii="Symbol" w:hAnsi="Symbol" w:cs="Symbol" w:hint="default"/>
+      </w:rPr>
+    </w:lvl>
+    <w:lvl w:ilvl="4">
+      <w:start w:val="1"/>
+      <w:numFmt w:val="bullet"/>
+      <w:lvlText w:val="o"/>
+      <w:lvlJc w:val="left"/>
+      <w:pPr>
+        <w:tabs>
+          <w:tab w:val="num" w:pos="0"/>
+        </w:tabs>
+        <w:ind w:left="3960" w:hanging="360"/>
+      </w:pPr>
+      <w:rPr>
+        <w:rFonts w:ascii="Courier New" w:hAnsi="Courier New" w:cs="Courier New" w:hint="default"/>
+      </w:rPr>
+    </w:lvl>
+    <w:lvl w:ilvl="5">
+      <w:start w:val="1"/>
+      <w:numFmt w:val="bullet"/>
+      <w:lvlText w:val=""/>
+      <w:lvlJc w:val="left"/>
+      <w:pPr>
+        <w:tabs>
+          <w:tab w:val="num" w:pos="0"/>
+        </w:tabs>
+        <w:ind w:left="4680" w:hanging="360"/>
+      </w:pPr>
+      <w:rPr>
+        <w:rFonts w:ascii="Wingdings" w:hAnsi="Wingdings" w:cs="Wingdings" w:hint="default"/>
+      </w:rPr>
+    </w:lvl>
+    <w:lvl w:ilvl="6">
+      <w:start w:val="1"/>
+      <w:numFmt w:val="bullet"/>
+      <w:lvlText w:val=""/>
+      <w:lvlJc w:val="left"/>
+      <w:pPr>
+        <w:tabs>
+          <w:tab w:val="num" w:pos="0"/>
+        </w:tabs>
+        <w:ind w:left="5400" w:hanging="360"/>
+      </w:pPr>
+      <w:rPr>
+        <w:rFonts w:ascii="Symbol" w:hAnsi="Symbol" w:cs="Symbol" w:hint="default"/>
+      </w:rPr>
+    </w:lvl>
+    <w:lvl w:ilvl="7">
+      <w:start w:val="1"/>
+      <w:numFmt w:val="bullet"/>
+      <w:lvlText w:val="o"/>
+      <w:lvlJc w:val="left"/>
+      <w:pPr>
+        <w:tabs>
+          <w:tab w:val="num" w:pos="0"/>
+        </w:tabs>
+        <w:ind w:left="6120" w:hanging="360"/>
+      </w:pPr>
+      <w:rPr>
+        <w:rFonts w:ascii="Courier New" w:hAnsi="Courier New" w:cs="Courier New" w:hint="default"/>
+      </w:rPr>
+    </w:lvl>
+    <w:lvl w:ilvl="8">
+      <w:start w:val="1"/>
+      <w:numFmt w:val="bullet"/>
+      <w:lvlText w:val=""/>
+      <w:lvlJc w:val="left"/>
+      <w:pPr>
+        <w:tabs>
+          <w:tab w:val="num" w:pos="0"/>
+        </w:tabs>
+        <w:ind w:left="6840" w:hanging="360"/>
+      </w:pPr>
+      <w:rPr>
+        <w:rFonts w:ascii="Wingdings" w:hAnsi="Wingdings" w:cs="Wingdings" w:hint="default"/>
+      </w:rPr>
+    </w:lvl>
+  </w:abstractNum>
+  <w:abstractNum w:abstractNumId="1" w15:restartNumberingAfterBreak="0">
+    <w:nsid w:val="24CB4360"/>
+    <w:multiLevelType w:val="multilevel"/>
+    <w:tmpl w:val="48B00C3C"/>
     <w:lvl w:ilvl="0">
       <w:start w:val="1"/>
       <w:numFmt w:val="bullet"/>
       <w:lvlText w:val=""/>
-      <w:lvlJc w:val="start"/>
+      <w:lvlJc w:val="left"/>
       <w:pPr>
         <w:tabs>
           <w:tab w:val="num" w:pos="720"/>
         </w:tabs>
-        <w:ind w:start="720" w:hanging="360"/>
+        <w:ind w:left="720" w:hanging="360"/>
       </w:pPr>
       <w:rPr>
         <w:rFonts w:ascii="Symbol" w:hAnsi="Symbol" w:cs="Symbol" w:hint="default"/>
@@ -1201,12 +1502,12 @@
       <w:start w:val="1"/>
       <w:numFmt w:val="bullet"/>
       <w:lvlText w:val="o"/>
-      <w:lvlJc w:val="start"/>
+      <w:lvlJc w:val="left"/>
       <w:pPr>
         <w:tabs>
           <w:tab w:val="num" w:pos="1440"/>
         </w:tabs>
-        <w:ind w:start="1440" w:hanging="360"/>
+        <w:ind w:left="1440" w:hanging="360"/>
       </w:pPr>
       <w:rPr>
         <w:rFonts w:ascii="Courier New" w:hAnsi="Courier New" w:cs="Courier New" w:hint="default"/>
@@ -1217,12 +1518,12 @@
       <w:start w:val="1"/>
       <w:numFmt w:val="bullet"/>
       <w:lvlText w:val=""/>
-      <w:lvlJc w:val="start"/>
+      <w:lvlJc w:val="left"/>
       <w:pPr>
         <w:tabs>
           <w:tab w:val="num" w:pos="2160"/>
         </w:tabs>
-        <w:ind w:start="2160" w:hanging="360"/>
+        <w:ind w:left="2160" w:hanging="360"/>
       </w:pPr>
       <w:rPr>
         <w:rFonts w:ascii="Wingdings" w:hAnsi="Wingdings" w:cs="Wingdings" w:hint="default"/>
@@ -1233,12 +1534,12 @@
       <w:start w:val="1"/>
       <w:numFmt w:val="bullet"/>
       <w:lvlText w:val=""/>
-      <w:lvlJc w:val="start"/>
+      <w:lvlJc w:val="left"/>
       <w:pPr>
         <w:tabs>
           <w:tab w:val="num" w:pos="2880"/>
         </w:tabs>
-        <w:ind w:start="2880" w:hanging="360"/>
+        <w:ind w:left="2880" w:hanging="360"/>
       </w:pPr>
       <w:rPr>
         <w:rFonts w:ascii="Wingdings" w:hAnsi="Wingdings" w:cs="Wingdings" w:hint="default"/>
@@ -1249,12 +1550,12 @@
       <w:start w:val="1"/>
       <w:numFmt w:val="bullet"/>
       <w:lvlText w:val=""/>
-      <w:lvlJc w:val="start"/>
+      <w:lvlJc w:val="left"/>
       <w:pPr>
         <w:tabs>
           <w:tab w:val="num" w:pos="3600"/>
         </w:tabs>
-        <w:ind w:start="3600" w:hanging="360"/>
+        <w:ind w:left="3600" w:hanging="360"/>
       </w:pPr>
       <w:rPr>
         <w:rFonts w:ascii="Wingdings" w:hAnsi="Wingdings" w:cs="Wingdings" w:hint="default"/>
@@ -1265,12 +1566,12 @@
       <w:start w:val="1"/>
       <w:numFmt w:val="bullet"/>
       <w:lvlText w:val=""/>
-      <w:lvlJc w:val="start"/>
+      <w:lvlJc w:val="left"/>
       <w:pPr>
         <w:tabs>
           <w:tab w:val="num" w:pos="4320"/>
         </w:tabs>
-        <w:ind w:start="4320" w:hanging="360"/>
+        <w:ind w:left="4320" w:hanging="360"/>
       </w:pPr>
       <w:rPr>
         <w:rFonts w:ascii="Wingdings" w:hAnsi="Wingdings" w:cs="Wingdings" w:hint="default"/>
@@ -1281,12 +1582,12 @@
       <w:start w:val="1"/>
       <w:numFmt w:val="bullet"/>
       <w:lvlText w:val=""/>
-      <w:lvlJc w:val="start"/>
+      <w:lvlJc w:val="left"/>
       <w:pPr>
         <w:tabs>
           <w:tab w:val="num" w:pos="5040"/>
         </w:tabs>
-        <w:ind w:start="5040" w:hanging="360"/>
+        <w:ind w:left="5040" w:hanging="360"/>
       </w:pPr>
       <w:rPr>
         <w:rFonts w:ascii="Wingdings" w:hAnsi="Wingdings" w:cs="Wingdings" w:hint="default"/>
@@ -1297,12 +1598,12 @@
       <w:start w:val="1"/>
       <w:numFmt w:val="bullet"/>
       <w:lvlText w:val=""/>
-      <w:lvlJc w:val="start"/>
+      <w:lvlJc w:val="left"/>
       <w:pPr>
         <w:tabs>
           <w:tab w:val="num" w:pos="5760"/>
         </w:tabs>
-        <w:ind w:start="5760" w:hanging="360"/>
+        <w:ind w:left="5760" w:hanging="360"/>
       </w:pPr>
       <w:rPr>
         <w:rFonts w:ascii="Wingdings" w:hAnsi="Wingdings" w:cs="Wingdings" w:hint="default"/>
@@ -1313,12 +1614,12 @@
       <w:start w:val="1"/>
       <w:numFmt w:val="bullet"/>
       <w:lvlText w:val=""/>
-      <w:lvlJc w:val="start"/>
+      <w:lvlJc w:val="left"/>
       <w:pPr>
         <w:tabs>
           <w:tab w:val="num" w:pos="6480"/>
         </w:tabs>
-        <w:ind w:start="6480" w:hanging="360"/>
+        <w:ind w:left="6480" w:hanging="360"/>
       </w:pPr>
       <w:rPr>
         <w:rFonts w:ascii="Wingdings" w:hAnsi="Wingdings" w:cs="Wingdings" w:hint="default"/>
@@ -1326,155 +1627,21 @@
       </w:rPr>
     </w:lvl>
   </w:abstractNum>
-  <w:abstractNum w:abstractNumId="2">
-    <w:lvl w:ilvl="0">
-      <w:numFmt w:val="bullet"/>
-      <w:lvlText w:val="-"/>
-      <w:lvlJc w:val="start"/>
-      <w:pPr>
-        <w:tabs>
-          <w:tab w:val="num" w:pos="0"/>
-        </w:tabs>
-        <w:ind w:start="1080" w:hanging="360"/>
-      </w:pPr>
-      <w:rPr>
-        <w:rFonts w:ascii="Times New Roman" w:hAnsi="Times New Roman" w:cs="Times New Roman" w:hint="default"/>
-        <w:b/>
-      </w:rPr>
-    </w:lvl>
-    <w:lvl w:ilvl="1">
-      <w:start w:val="1"/>
-      <w:numFmt w:val="bullet"/>
-      <w:lvlText w:val="o"/>
-      <w:lvlJc w:val="start"/>
-      <w:pPr>
-        <w:tabs>
-          <w:tab w:val="num" w:pos="0"/>
-        </w:tabs>
-        <w:ind w:start="1800" w:hanging="360"/>
-      </w:pPr>
-      <w:rPr>
-        <w:rFonts w:ascii="Courier New" w:hAnsi="Courier New" w:cs="Courier New" w:hint="default"/>
-      </w:rPr>
-    </w:lvl>
-    <w:lvl w:ilvl="2">
-      <w:start w:val="1"/>
-      <w:numFmt w:val="bullet"/>
-      <w:lvlText w:val=""/>
-      <w:lvlJc w:val="start"/>
-      <w:pPr>
-        <w:tabs>
-          <w:tab w:val="num" w:pos="0"/>
-        </w:tabs>
-        <w:ind w:start="2520" w:hanging="360"/>
-      </w:pPr>
-      <w:rPr>
-        <w:rFonts w:ascii="Wingdings" w:hAnsi="Wingdings" w:cs="Wingdings" w:hint="default"/>
-      </w:rPr>
-    </w:lvl>
-    <w:lvl w:ilvl="3">
-      <w:start w:val="1"/>
-      <w:numFmt w:val="bullet"/>
-      <w:lvlText w:val=""/>
-      <w:lvlJc w:val="start"/>
-      <w:pPr>
-        <w:tabs>
-          <w:tab w:val="num" w:pos="0"/>
-        </w:tabs>
-        <w:ind w:start="3240" w:hanging="360"/>
-      </w:pPr>
-      <w:rPr>
-        <w:rFonts w:ascii="Symbol" w:hAnsi="Symbol" w:cs="Symbol" w:hint="default"/>
-      </w:rPr>
-    </w:lvl>
-    <w:lvl w:ilvl="4">
-      <w:start w:val="1"/>
-      <w:numFmt w:val="bullet"/>
-      <w:lvlText w:val="o"/>
-      <w:lvlJc w:val="start"/>
-      <w:pPr>
-        <w:tabs>
-          <w:tab w:val="num" w:pos="0"/>
-        </w:tabs>
-        <w:ind w:start="3960" w:hanging="360"/>
-      </w:pPr>
-      <w:rPr>
-        <w:rFonts w:ascii="Courier New" w:hAnsi="Courier New" w:cs="Courier New" w:hint="default"/>
-      </w:rPr>
-    </w:lvl>
-    <w:lvl w:ilvl="5">
-      <w:start w:val="1"/>
-      <w:numFmt w:val="bullet"/>
-      <w:lvlText w:val=""/>
-      <w:lvlJc w:val="start"/>
-      <w:pPr>
-        <w:tabs>
-          <w:tab w:val="num" w:pos="0"/>
-        </w:tabs>
-        <w:ind w:start="4680" w:hanging="360"/>
-      </w:pPr>
-      <w:rPr>
-        <w:rFonts w:ascii="Wingdings" w:hAnsi="Wingdings" w:cs="Wingdings" w:hint="default"/>
-      </w:rPr>
-    </w:lvl>
-    <w:lvl w:ilvl="6">
-      <w:start w:val="1"/>
-      <w:numFmt w:val="bullet"/>
-      <w:lvlText w:val=""/>
-      <w:lvlJc w:val="start"/>
-      <w:pPr>
-        <w:tabs>
-          <w:tab w:val="num" w:pos="0"/>
-        </w:tabs>
-        <w:ind w:start="5400" w:hanging="360"/>
-      </w:pPr>
-      <w:rPr>
-        <w:rFonts w:ascii="Symbol" w:hAnsi="Symbol" w:cs="Symbol" w:hint="default"/>
-      </w:rPr>
-    </w:lvl>
-    <w:lvl w:ilvl="7">
-      <w:start w:val="1"/>
-      <w:numFmt w:val="bullet"/>
-      <w:lvlText w:val="o"/>
-      <w:lvlJc w:val="start"/>
-      <w:pPr>
-        <w:tabs>
-          <w:tab w:val="num" w:pos="0"/>
-        </w:tabs>
-        <w:ind w:start="6120" w:hanging="360"/>
-      </w:pPr>
-      <w:rPr>
-        <w:rFonts w:ascii="Courier New" w:hAnsi="Courier New" w:cs="Courier New" w:hint="default"/>
-      </w:rPr>
-    </w:lvl>
-    <w:lvl w:ilvl="8">
-      <w:start w:val="1"/>
-      <w:numFmt w:val="bullet"/>
-      <w:lvlText w:val=""/>
-      <w:lvlJc w:val="start"/>
-      <w:pPr>
-        <w:tabs>
-          <w:tab w:val="num" w:pos="0"/>
-        </w:tabs>
-        <w:ind w:start="6840" w:hanging="360"/>
-      </w:pPr>
-      <w:rPr>
-        <w:rFonts w:ascii="Wingdings" w:hAnsi="Wingdings" w:cs="Wingdings" w:hint="default"/>
-      </w:rPr>
-    </w:lvl>
-  </w:abstractNum>
-  <w:abstractNum w:abstractNumId="3">
+  <w:abstractNum w:abstractNumId="2" w15:restartNumberingAfterBreak="0">
+    <w:nsid w:val="2F840D50"/>
+    <w:multiLevelType w:val="multilevel"/>
+    <w:tmpl w:val="DD72EC16"/>
     <w:lvl w:ilvl="0">
       <w:start w:val="1"/>
       <w:numFmt w:val="none"/>
       <w:suff w:val="nothing"/>
       <w:lvlText w:val=""/>
-      <w:lvlJc w:val="start"/>
+      <w:lvlJc w:val="left"/>
       <w:pPr>
         <w:tabs>
           <w:tab w:val="num" w:pos="0"/>
         </w:tabs>
-        <w:ind w:start="0" w:hanging="0"/>
+        <w:ind w:left="0" w:firstLine="0"/>
       </w:pPr>
     </w:lvl>
     <w:lvl w:ilvl="1">
@@ -1482,12 +1649,12 @@
       <w:numFmt w:val="none"/>
       <w:suff w:val="nothing"/>
       <w:lvlText w:val=""/>
-      <w:lvlJc w:val="start"/>
+      <w:lvlJc w:val="left"/>
       <w:pPr>
         <w:tabs>
           <w:tab w:val="num" w:pos="0"/>
         </w:tabs>
-        <w:ind w:start="0" w:hanging="0"/>
+        <w:ind w:left="0" w:firstLine="0"/>
       </w:pPr>
     </w:lvl>
     <w:lvl w:ilvl="2">
@@ -1495,12 +1662,12 @@
       <w:numFmt w:val="none"/>
       <w:suff w:val="nothing"/>
       <w:lvlText w:val=""/>
-      <w:lvlJc w:val="start"/>
+      <w:lvlJc w:val="left"/>
       <w:pPr>
         <w:tabs>
           <w:tab w:val="num" w:pos="0"/>
         </w:tabs>
-        <w:ind w:start="0" w:hanging="0"/>
+        <w:ind w:left="0" w:firstLine="0"/>
       </w:pPr>
     </w:lvl>
     <w:lvl w:ilvl="3">
@@ -1508,12 +1675,12 @@
       <w:numFmt w:val="none"/>
       <w:suff w:val="nothing"/>
       <w:lvlText w:val=""/>
-      <w:lvlJc w:val="start"/>
+      <w:lvlJc w:val="left"/>
       <w:pPr>
         <w:tabs>
           <w:tab w:val="num" w:pos="0"/>
         </w:tabs>
-        <w:ind w:start="0" w:hanging="0"/>
+        <w:ind w:left="0" w:firstLine="0"/>
       </w:pPr>
     </w:lvl>
     <w:lvl w:ilvl="4">
@@ -1521,12 +1688,12 @@
       <w:numFmt w:val="none"/>
       <w:suff w:val="nothing"/>
       <w:lvlText w:val=""/>
-      <w:lvlJc w:val="start"/>
+      <w:lvlJc w:val="left"/>
       <w:pPr>
         <w:tabs>
           <w:tab w:val="num" w:pos="0"/>
         </w:tabs>
-        <w:ind w:start="0" w:hanging="0"/>
+        <w:ind w:left="0" w:firstLine="0"/>
       </w:pPr>
     </w:lvl>
     <w:lvl w:ilvl="5">
@@ -1534,12 +1701,12 @@
       <w:numFmt w:val="none"/>
       <w:suff w:val="nothing"/>
       <w:lvlText w:val=""/>
-      <w:lvlJc w:val="start"/>
+      <w:lvlJc w:val="left"/>
       <w:pPr>
         <w:tabs>
           <w:tab w:val="num" w:pos="0"/>
         </w:tabs>
-        <w:ind w:start="0" w:hanging="0"/>
+        <w:ind w:left="0" w:firstLine="0"/>
       </w:pPr>
     </w:lvl>
     <w:lvl w:ilvl="6">
@@ -1547,12 +1714,12 @@
       <w:numFmt w:val="none"/>
       <w:suff w:val="nothing"/>
       <w:lvlText w:val=""/>
-      <w:lvlJc w:val="start"/>
+      <w:lvlJc w:val="left"/>
       <w:pPr>
         <w:tabs>
           <w:tab w:val="num" w:pos="0"/>
         </w:tabs>
-        <w:ind w:start="0" w:hanging="0"/>
+        <w:ind w:left="0" w:firstLine="0"/>
       </w:pPr>
     </w:lvl>
     <w:lvl w:ilvl="7">
@@ -1560,12 +1727,12 @@
       <w:numFmt w:val="none"/>
       <w:suff w:val="nothing"/>
       <w:lvlText w:val=""/>
-      <w:lvlJc w:val="start"/>
+      <w:lvlJc w:val="left"/>
       <w:pPr>
         <w:tabs>
           <w:tab w:val="num" w:pos="0"/>
         </w:tabs>
-        <w:ind w:start="0" w:hanging="0"/>
+        <w:ind w:left="0" w:firstLine="0"/>
       </w:pPr>
     </w:lvl>
     <w:lvl w:ilvl="8">
@@ -1573,33 +1740,33 @@
       <w:numFmt w:val="none"/>
       <w:suff w:val="nothing"/>
       <w:lvlText w:val=""/>
-      <w:lvlJc w:val="start"/>
+      <w:lvlJc w:val="left"/>
       <w:pPr>
         <w:tabs>
           <w:tab w:val="num" w:pos="0"/>
         </w:tabs>
-        <w:ind w:start="0" w:hanging="0"/>
+        <w:ind w:left="0" w:firstLine="0"/>
       </w:pPr>
     </w:lvl>
   </w:abstractNum>
-  <w:num w:numId="1">
+  <w:num w:numId="1" w16cid:durableId="1161311407">
     <w:abstractNumId w:val="1"/>
   </w:num>
-  <w:num w:numId="2">
+  <w:num w:numId="2" w16cid:durableId="1583023443">
+    <w:abstractNumId w:val="0"/>
+  </w:num>
+  <w:num w:numId="3" w16cid:durableId="214583368">
     <w:abstractNumId w:val="2"/>
-  </w:num>
-  <w:num w:numId="3">
-    <w:abstractNumId w:val="3"/>
   </w:num>
 </w:numbering>
 </file>
 
 <file path=word/styles.xml><?xml version="1.0" encoding="utf-8"?>
-<w:styles xmlns:w="http://schemas.openxmlformats.org/wordprocessingml/2006/main" xmlns:w14="http://schemas.microsoft.com/office/word/2010/wordml" xmlns:mc="http://schemas.openxmlformats.org/markup-compatibility/2006" mc:Ignorable="w14">
+<w:styles xmlns:mc="http://schemas.openxmlformats.org/markup-compatibility/2006" xmlns:r="http://schemas.openxmlformats.org/officeDocument/2006/relationships" xmlns:w="http://schemas.openxmlformats.org/wordprocessingml/2006/main" xmlns:w14="http://schemas.microsoft.com/office/word/2010/wordml" xmlns:w15="http://schemas.microsoft.com/office/word/2012/wordml" xmlns:w16cex="http://schemas.microsoft.com/office/word/2018/wordml/cex" xmlns:w16cid="http://schemas.microsoft.com/office/word/2016/wordml/cid" xmlns:w16="http://schemas.microsoft.com/office/word/2018/wordml" xmlns:w16du="http://schemas.microsoft.com/office/word/2023/wordml/word16du" xmlns:w16sdtdh="http://schemas.microsoft.com/office/word/2020/wordml/sdtdatahash" xmlns:w16sdtfl="http://schemas.microsoft.com/office/word/2024/wordml/sdtformatlock" xmlns:w16se="http://schemas.microsoft.com/office/word/2015/wordml/symex" mc:Ignorable="w14 w15 w16se w16cid w16 w16cex w16sdtdh w16sdtfl w16du">
   <w:docDefaults>
     <w:rPrDefault>
       <w:rPr>
-        <w:rFonts w:ascii="Aptos" w:hAnsi="Aptos" w:eastAsia="Aptos" w:cs="" w:asciiTheme="minorHAnsi" w:cstheme="minorBidi" w:eastAsiaTheme="minorHAnsi" w:hAnsiTheme="minorHAnsi"/>
+        <w:rFonts w:asciiTheme="minorHAnsi" w:eastAsiaTheme="minorHAnsi" w:hAnsiTheme="minorHAnsi" w:cstheme="minorBidi"/>
         <w:kern w:val="2"/>
         <w:sz w:val="24"/>
         <w:szCs w:val="24"/>
@@ -1609,21 +1776,21 @@
     </w:rPrDefault>
     <w:pPrDefault>
       <w:pPr>
-        <w:suppressAutoHyphens w:val="true"/>
+        <w:suppressAutoHyphens/>
       </w:pPr>
     </w:pPrDefault>
   </w:docDefaults>
   <w:latentStyles w:defLockedState="0" w:defUIPriority="99" w:defSemiHidden="0" w:defUnhideWhenUsed="0" w:defQFormat="0" w:count="376">
     <w:lsdException w:name="Normal" w:uiPriority="0" w:qFormat="1"/>
     <w:lsdException w:name="heading 1" w:uiPriority="9" w:qFormat="1"/>
-    <w:lsdException w:name="heading 2" w:uiPriority="9" w:semiHidden="1" w:unhideWhenUsed="1" w:qFormat="1"/>
-    <w:lsdException w:name="heading 3" w:uiPriority="9" w:semiHidden="1" w:unhideWhenUsed="1" w:qFormat="1"/>
-    <w:lsdException w:name="heading 4" w:uiPriority="9" w:semiHidden="1" w:unhideWhenUsed="1" w:qFormat="1"/>
-    <w:lsdException w:name="heading 5" w:uiPriority="9" w:semiHidden="1" w:unhideWhenUsed="1" w:qFormat="1"/>
-    <w:lsdException w:name="heading 6" w:uiPriority="9" w:semiHidden="1" w:unhideWhenUsed="1" w:qFormat="1"/>
-    <w:lsdException w:name="heading 7" w:uiPriority="9" w:semiHidden="1" w:unhideWhenUsed="1" w:qFormat="1"/>
-    <w:lsdException w:name="heading 8" w:uiPriority="9" w:semiHidden="1" w:unhideWhenUsed="1" w:qFormat="1"/>
-    <w:lsdException w:name="heading 9" w:uiPriority="9" w:semiHidden="1" w:unhideWhenUsed="1" w:qFormat="1"/>
+    <w:lsdException w:name="heading 2" w:semiHidden="1" w:uiPriority="9" w:unhideWhenUsed="1" w:qFormat="1"/>
+    <w:lsdException w:name="heading 3" w:semiHidden="1" w:uiPriority="9" w:unhideWhenUsed="1" w:qFormat="1"/>
+    <w:lsdException w:name="heading 4" w:semiHidden="1" w:uiPriority="9" w:unhideWhenUsed="1" w:qFormat="1"/>
+    <w:lsdException w:name="heading 5" w:semiHidden="1" w:uiPriority="9" w:unhideWhenUsed="1" w:qFormat="1"/>
+    <w:lsdException w:name="heading 6" w:semiHidden="1" w:uiPriority="9" w:unhideWhenUsed="1" w:qFormat="1"/>
+    <w:lsdException w:name="heading 7" w:semiHidden="1" w:uiPriority="9" w:unhideWhenUsed="1" w:qFormat="1"/>
+    <w:lsdException w:name="heading 8" w:semiHidden="1" w:uiPriority="9" w:unhideWhenUsed="1" w:qFormat="1"/>
+    <w:lsdException w:name="heading 9" w:semiHidden="1" w:uiPriority="9" w:unhideWhenUsed="1" w:qFormat="1"/>
     <w:lsdException w:name="index 1" w:semiHidden="1" w:unhideWhenUsed="1"/>
     <w:lsdException w:name="index 2" w:semiHidden="1" w:unhideWhenUsed="1"/>
     <w:lsdException w:name="index 3" w:semiHidden="1" w:unhideWhenUsed="1"/>
@@ -1633,22 +1800,22 @@
     <w:lsdException w:name="index 7" w:semiHidden="1" w:unhideWhenUsed="1"/>
     <w:lsdException w:name="index 8" w:semiHidden="1" w:unhideWhenUsed="1"/>
     <w:lsdException w:name="index 9" w:semiHidden="1" w:unhideWhenUsed="1"/>
-    <w:lsdException w:name="toc 1" w:uiPriority="39" w:semiHidden="1" w:unhideWhenUsed="1"/>
-    <w:lsdException w:name="toc 2" w:uiPriority="39" w:semiHidden="1" w:unhideWhenUsed="1"/>
-    <w:lsdException w:name="toc 3" w:uiPriority="39" w:semiHidden="1" w:unhideWhenUsed="1"/>
-    <w:lsdException w:name="toc 4" w:uiPriority="39" w:semiHidden="1" w:unhideWhenUsed="1"/>
-    <w:lsdException w:name="toc 5" w:uiPriority="39" w:semiHidden="1" w:unhideWhenUsed="1"/>
-    <w:lsdException w:name="toc 6" w:uiPriority="39" w:semiHidden="1" w:unhideWhenUsed="1"/>
-    <w:lsdException w:name="toc 7" w:uiPriority="39" w:semiHidden="1" w:unhideWhenUsed="1"/>
-    <w:lsdException w:name="toc 8" w:uiPriority="39" w:semiHidden="1" w:unhideWhenUsed="1"/>
-    <w:lsdException w:name="toc 9" w:uiPriority="39" w:semiHidden="1" w:unhideWhenUsed="1"/>
+    <w:lsdException w:name="toc 1" w:semiHidden="1" w:uiPriority="39" w:unhideWhenUsed="1"/>
+    <w:lsdException w:name="toc 2" w:semiHidden="1" w:uiPriority="39" w:unhideWhenUsed="1"/>
+    <w:lsdException w:name="toc 3" w:semiHidden="1" w:uiPriority="39" w:unhideWhenUsed="1"/>
+    <w:lsdException w:name="toc 4" w:semiHidden="1" w:uiPriority="39" w:unhideWhenUsed="1"/>
+    <w:lsdException w:name="toc 5" w:semiHidden="1" w:uiPriority="39" w:unhideWhenUsed="1"/>
+    <w:lsdException w:name="toc 6" w:semiHidden="1" w:uiPriority="39" w:unhideWhenUsed="1"/>
+    <w:lsdException w:name="toc 7" w:semiHidden="1" w:uiPriority="39" w:unhideWhenUsed="1"/>
+    <w:lsdException w:name="toc 8" w:semiHidden="1" w:uiPriority="39" w:unhideWhenUsed="1"/>
+    <w:lsdException w:name="toc 9" w:semiHidden="1" w:uiPriority="39" w:unhideWhenUsed="1"/>
     <w:lsdException w:name="Normal Indent" w:semiHidden="1" w:unhideWhenUsed="1"/>
     <w:lsdException w:name="footnote text" w:semiHidden="1" w:unhideWhenUsed="1"/>
     <w:lsdException w:name="annotation text" w:semiHidden="1" w:unhideWhenUsed="1"/>
     <w:lsdException w:name="header" w:semiHidden="1" w:unhideWhenUsed="1"/>
     <w:lsdException w:name="footer" w:semiHidden="1" w:unhideWhenUsed="1"/>
     <w:lsdException w:name="index heading" w:semiHidden="1" w:unhideWhenUsed="1"/>
-    <w:lsdException w:name="caption" w:uiPriority="35" w:semiHidden="1" w:unhideWhenUsed="1" w:qFormat="1"/>
+    <w:lsdException w:name="caption" w:semiHidden="1" w:uiPriority="35" w:unhideWhenUsed="1" w:qFormat="1"/>
     <w:lsdException w:name="table of figures" w:semiHidden="1" w:unhideWhenUsed="1"/>
     <w:lsdException w:name="envelope address" w:semiHidden="1" w:unhideWhenUsed="1"/>
     <w:lsdException w:name="envelope return" w:semiHidden="1" w:unhideWhenUsed="1"/>
@@ -1679,7 +1846,7 @@
     <w:lsdException w:name="Title" w:uiPriority="10" w:qFormat="1"/>
     <w:lsdException w:name="Closing" w:semiHidden="1" w:unhideWhenUsed="1"/>
     <w:lsdException w:name="Signature" w:semiHidden="1" w:unhideWhenUsed="1"/>
-    <w:lsdException w:name="Default Paragraph Font" w:uiPriority="1" w:semiHidden="1" w:unhideWhenUsed="1"/>
+    <w:lsdException w:name="Default Paragraph Font" w:semiHidden="1" w:uiPriority="1" w:unhideWhenUsed="1"/>
     <w:lsdException w:name="Body Text" w:semiHidden="1" w:unhideWhenUsed="1"/>
     <w:lsdException w:name="Body Text Indent" w:semiHidden="1" w:unhideWhenUsed="1"/>
     <w:lsdException w:name="List Continue" w:semiHidden="1" w:unhideWhenUsed="1"/>
@@ -1879,8 +2046,8 @@
     <w:lsdException w:name="Subtle Reference" w:uiPriority="31" w:qFormat="1"/>
     <w:lsdException w:name="Intense Reference" w:uiPriority="32" w:qFormat="1"/>
     <w:lsdException w:name="Book Title" w:uiPriority="33" w:qFormat="1"/>
-    <w:lsdException w:name="Bibliography" w:uiPriority="37" w:semiHidden="1" w:unhideWhenUsed="1"/>
-    <w:lsdException w:name="TOC Heading" w:uiPriority="39" w:semiHidden="1" w:unhideWhenUsed="1" w:qFormat="1"/>
+    <w:lsdException w:name="Bibliography" w:semiHidden="1" w:uiPriority="37" w:unhideWhenUsed="1"/>
+    <w:lsdException w:name="TOC Heading" w:semiHidden="1" w:uiPriority="39" w:unhideWhenUsed="1" w:qFormat="1"/>
     <w:lsdException w:name="Plain Table 1" w:uiPriority="41"/>
     <w:lsdException w:name="Plain Table 2" w:uiPriority="42"/>
     <w:lsdException w:name="Plain Table 3" w:uiPriority="43"/>
@@ -1991,26 +2158,13 @@
     <w:lsdException w:name="Unresolved Mention" w:semiHidden="1" w:unhideWhenUsed="1"/>
     <w:lsdException w:name="Smart Link" w:semiHidden="1" w:unhideWhenUsed="1"/>
   </w:latentStyles>
-  <w:style w:type="paragraph" w:styleId="Normal" w:default="1">
+  <w:style w:type="paragraph" w:default="1" w:styleId="Normal">
     <w:name w:val="Normal"/>
     <w:qFormat/>
-    <w:rsid w:val="00b452d1"/>
+    <w:rsid w:val="00B452D1"/>
     <w:pPr>
-      <w:widowControl/>
-      <w:suppressAutoHyphens w:val="true"/>
-      <w:bidi w:val="0"/>
-      <w:spacing w:lineRule="auto" w:line="276" w:before="0" w:after="160"/>
-      <w:jc w:val="start"/>
+      <w:spacing w:after="160" w:line="276" w:lineRule="auto"/>
     </w:pPr>
-    <w:rPr>
-      <w:rFonts w:ascii="Aptos" w:hAnsi="Aptos" w:eastAsia="Aptos" w:cs="" w:asciiTheme="minorHAnsi" w:cstheme="minorBidi" w:eastAsiaTheme="minorHAnsi" w:hAnsiTheme="minorHAnsi"/>
-      <w:color w:val="auto"/>
-      <w:kern w:val="2"/>
-      <w:sz w:val="24"/>
-      <w:szCs w:val="24"/>
-      <w:lang w:val="en-US" w:eastAsia="en-US" w:bidi="ar-SA"/>
-      <w14:ligatures w14:val="standardContextual"/>
-    </w:rPr>
   </w:style>
   <w:style w:type="paragraph" w:styleId="Heading1">
     <w:name w:val="heading 1"/>
@@ -2019,16 +2173,16 @@
     <w:link w:val="Heading1Char"/>
     <w:uiPriority w:val="9"/>
     <w:qFormat/>
-    <w:rsid w:val="004865e3"/>
+    <w:rsid w:val="004865E3"/>
     <w:pPr>
-      <w:keepNext w:val="true"/>
+      <w:keepNext/>
       <w:keepLines/>
       <w:spacing w:before="360" w:after="80"/>
       <w:outlineLvl w:val="0"/>
     </w:pPr>
     <w:rPr>
-      <w:rFonts w:ascii="Aptos Display" w:hAnsi="Aptos Display" w:eastAsia="" w:cs="" w:asciiTheme="majorHAnsi" w:cstheme="majorBidi" w:eastAsiaTheme="majorEastAsia" w:hAnsiTheme="majorHAnsi"/>
-      <w:color w:themeColor="accent1" w:themeShade="bf" w:val="0F4761"/>
+      <w:rFonts w:asciiTheme="majorHAnsi" w:eastAsiaTheme="majorEastAsia" w:hAnsiTheme="majorHAnsi" w:cstheme="majorBidi"/>
+      <w:color w:val="0F4761" w:themeColor="accent1" w:themeShade="BF"/>
       <w:sz w:val="40"/>
       <w:szCs w:val="40"/>
     </w:rPr>
@@ -2042,16 +2196,16 @@
     <w:semiHidden/>
     <w:unhideWhenUsed/>
     <w:qFormat/>
-    <w:rsid w:val="004865e3"/>
+    <w:rsid w:val="004865E3"/>
     <w:pPr>
-      <w:keepNext w:val="true"/>
+      <w:keepNext/>
       <w:keepLines/>
       <w:spacing w:before="160" w:after="80"/>
       <w:outlineLvl w:val="1"/>
     </w:pPr>
     <w:rPr>
-      <w:rFonts w:ascii="Aptos Display" w:hAnsi="Aptos Display" w:eastAsia="" w:cs="" w:asciiTheme="majorHAnsi" w:cstheme="majorBidi" w:eastAsiaTheme="majorEastAsia" w:hAnsiTheme="majorHAnsi"/>
-      <w:color w:themeColor="accent1" w:themeShade="bf" w:val="0F4761"/>
+      <w:rFonts w:asciiTheme="majorHAnsi" w:eastAsiaTheme="majorEastAsia" w:hAnsiTheme="majorHAnsi" w:cstheme="majorBidi"/>
+      <w:color w:val="0F4761" w:themeColor="accent1" w:themeShade="BF"/>
       <w:sz w:val="32"/>
       <w:szCs w:val="32"/>
     </w:rPr>
@@ -2065,16 +2219,16 @@
     <w:semiHidden/>
     <w:unhideWhenUsed/>
     <w:qFormat/>
-    <w:rsid w:val="004865e3"/>
+    <w:rsid w:val="004865E3"/>
     <w:pPr>
-      <w:keepNext w:val="true"/>
+      <w:keepNext/>
       <w:keepLines/>
       <w:spacing w:before="160" w:after="80"/>
       <w:outlineLvl w:val="2"/>
     </w:pPr>
     <w:rPr>
-      <w:rFonts w:eastAsia="" w:cs="" w:cstheme="majorBidi" w:eastAsiaTheme="majorEastAsia"/>
-      <w:color w:themeColor="accent1" w:themeShade="bf" w:val="0F4761"/>
+      <w:rFonts w:eastAsiaTheme="majorEastAsia" w:cstheme="majorBidi"/>
+      <w:color w:val="0F4761" w:themeColor="accent1" w:themeShade="BF"/>
       <w:sz w:val="28"/>
       <w:szCs w:val="28"/>
     </w:rPr>
@@ -2088,18 +2242,18 @@
     <w:semiHidden/>
     <w:unhideWhenUsed/>
     <w:qFormat/>
-    <w:rsid w:val="004865e3"/>
+    <w:rsid w:val="004865E3"/>
     <w:pPr>
-      <w:keepNext w:val="true"/>
+      <w:keepNext/>
       <w:keepLines/>
       <w:spacing w:before="80" w:after="40"/>
       <w:outlineLvl w:val="3"/>
     </w:pPr>
     <w:rPr>
-      <w:rFonts w:eastAsia="" w:cs="" w:cstheme="majorBidi" w:eastAsiaTheme="majorEastAsia"/>
+      <w:rFonts w:eastAsiaTheme="majorEastAsia" w:cstheme="majorBidi"/>
       <w:i/>
       <w:iCs/>
-      <w:color w:themeColor="accent1" w:themeShade="bf" w:val="0F4761"/>
+      <w:color w:val="0F4761" w:themeColor="accent1" w:themeShade="BF"/>
     </w:rPr>
   </w:style>
   <w:style w:type="paragraph" w:styleId="Heading5">
@@ -2111,16 +2265,16 @@
     <w:semiHidden/>
     <w:unhideWhenUsed/>
     <w:qFormat/>
-    <w:rsid w:val="004865e3"/>
+    <w:rsid w:val="004865E3"/>
     <w:pPr>
-      <w:keepNext w:val="true"/>
+      <w:keepNext/>
       <w:keepLines/>
       <w:spacing w:before="80" w:after="40"/>
       <w:outlineLvl w:val="4"/>
     </w:pPr>
     <w:rPr>
-      <w:rFonts w:eastAsia="" w:cs="" w:cstheme="majorBidi" w:eastAsiaTheme="majorEastAsia"/>
-      <w:color w:themeColor="accent1" w:themeShade="bf" w:val="0F4761"/>
+      <w:rFonts w:eastAsiaTheme="majorEastAsia" w:cstheme="majorBidi"/>
+      <w:color w:val="0F4761" w:themeColor="accent1" w:themeShade="BF"/>
     </w:rPr>
   </w:style>
   <w:style w:type="paragraph" w:styleId="Heading6">
@@ -2132,18 +2286,18 @@
     <w:semiHidden/>
     <w:unhideWhenUsed/>
     <w:qFormat/>
-    <w:rsid w:val="004865e3"/>
+    <w:rsid w:val="004865E3"/>
     <w:pPr>
-      <w:keepNext w:val="true"/>
+      <w:keepNext/>
       <w:keepLines/>
       <w:spacing w:before="40" w:after="0"/>
       <w:outlineLvl w:val="5"/>
     </w:pPr>
     <w:rPr>
-      <w:rFonts w:eastAsia="" w:cs="" w:cstheme="majorBidi" w:eastAsiaTheme="majorEastAsia"/>
+      <w:rFonts w:eastAsiaTheme="majorEastAsia" w:cstheme="majorBidi"/>
       <w:i/>
       <w:iCs/>
-      <w:color w:themeColor="text1" w:themeTint="a6" w:val="595959"/>
+      <w:color w:val="595959" w:themeColor="text1" w:themeTint="A6"/>
     </w:rPr>
   </w:style>
   <w:style w:type="paragraph" w:styleId="Heading7">
@@ -2155,16 +2309,16 @@
     <w:semiHidden/>
     <w:unhideWhenUsed/>
     <w:qFormat/>
-    <w:rsid w:val="004865e3"/>
+    <w:rsid w:val="004865E3"/>
     <w:pPr>
-      <w:keepNext w:val="true"/>
+      <w:keepNext/>
       <w:keepLines/>
       <w:spacing w:before="40" w:after="0"/>
       <w:outlineLvl w:val="6"/>
     </w:pPr>
     <w:rPr>
-      <w:rFonts w:eastAsia="" w:cs="" w:cstheme="majorBidi" w:eastAsiaTheme="majorEastAsia"/>
-      <w:color w:themeColor="text1" w:themeTint="a6" w:val="595959"/>
+      <w:rFonts w:eastAsiaTheme="majorEastAsia" w:cstheme="majorBidi"/>
+      <w:color w:val="595959" w:themeColor="text1" w:themeTint="A6"/>
     </w:rPr>
   </w:style>
   <w:style w:type="paragraph" w:styleId="Heading8">
@@ -2176,18 +2330,18 @@
     <w:semiHidden/>
     <w:unhideWhenUsed/>
     <w:qFormat/>
-    <w:rsid w:val="004865e3"/>
+    <w:rsid w:val="004865E3"/>
     <w:pPr>
-      <w:keepNext w:val="true"/>
+      <w:keepNext/>
       <w:keepLines/>
-      <w:spacing w:before="0" w:after="0"/>
+      <w:spacing w:after="0"/>
       <w:outlineLvl w:val="7"/>
     </w:pPr>
     <w:rPr>
-      <w:rFonts w:eastAsia="" w:cs="" w:cstheme="majorBidi" w:eastAsiaTheme="majorEastAsia"/>
+      <w:rFonts w:eastAsiaTheme="majorEastAsia" w:cstheme="majorBidi"/>
       <w:i/>
       <w:iCs/>
-      <w:color w:themeColor="text1" w:themeTint="d8" w:val="272727"/>
+      <w:color w:val="272727" w:themeColor="text1" w:themeTint="D8"/>
     </w:rPr>
   </w:style>
   <w:style w:type="paragraph" w:styleId="Heading9">
@@ -2199,416 +2353,22 @@
     <w:semiHidden/>
     <w:unhideWhenUsed/>
     <w:qFormat/>
-    <w:rsid w:val="004865e3"/>
+    <w:rsid w:val="004865E3"/>
     <w:pPr>
-      <w:keepNext w:val="true"/>
+      <w:keepNext/>
       <w:keepLines/>
-      <w:spacing w:before="0" w:after="0"/>
+      <w:spacing w:after="0"/>
       <w:outlineLvl w:val="8"/>
     </w:pPr>
     <w:rPr>
-      <w:rFonts w:eastAsia="" w:cs="" w:cstheme="majorBidi" w:eastAsiaTheme="majorEastAsia"/>
-      <w:color w:themeColor="text1" w:themeTint="d8" w:val="272727"/>
-    </w:rPr>
-  </w:style>
-  <w:style w:type="character" w:styleId="DefaultParagraphFont" w:default="1">
+      <w:rFonts w:eastAsiaTheme="majorEastAsia" w:cstheme="majorBidi"/>
+      <w:color w:val="272727" w:themeColor="text1" w:themeTint="D8"/>
+    </w:rPr>
+  </w:style>
+  <w:style w:type="character" w:default="1" w:styleId="DefaultParagraphFont">
     <w:name w:val="Default Paragraph Font"/>
     <w:uiPriority w:val="1"/>
-    <w:semiHidden/>
     <w:unhideWhenUsed/>
-    <w:qFormat/>
-    <w:rPr/>
-  </w:style>
-  <w:style w:type="character" w:styleId="Heading1Char" w:customStyle="1">
-    <w:name w:val="Heading 1 Char"/>
-    <w:basedOn w:val="DefaultParagraphFont"/>
-    <w:link w:val="Heading1"/>
-    <w:uiPriority w:val="9"/>
-    <w:qFormat/>
-    <w:rsid w:val="004865e3"/>
-    <w:rPr>
-      <w:rFonts w:ascii="Aptos Display" w:hAnsi="Aptos Display" w:eastAsia="" w:cs="" w:asciiTheme="majorHAnsi" w:cstheme="majorBidi" w:eastAsiaTheme="majorEastAsia" w:hAnsiTheme="majorHAnsi"/>
-      <w:color w:themeColor="accent1" w:themeShade="bf" w:val="0F4761"/>
-      <w:sz w:val="40"/>
-      <w:szCs w:val="40"/>
-    </w:rPr>
-  </w:style>
-  <w:style w:type="character" w:styleId="Heading2Char" w:customStyle="1">
-    <w:name w:val="Heading 2 Char"/>
-    <w:basedOn w:val="DefaultParagraphFont"/>
-    <w:link w:val="Heading2"/>
-    <w:uiPriority w:val="9"/>
-    <w:semiHidden/>
-    <w:qFormat/>
-    <w:rsid w:val="004865e3"/>
-    <w:rPr>
-      <w:rFonts w:ascii="Aptos Display" w:hAnsi="Aptos Display" w:eastAsia="" w:cs="" w:asciiTheme="majorHAnsi" w:cstheme="majorBidi" w:eastAsiaTheme="majorEastAsia" w:hAnsiTheme="majorHAnsi"/>
-      <w:color w:themeColor="accent1" w:themeShade="bf" w:val="0F4761"/>
-      <w:sz w:val="32"/>
-      <w:szCs w:val="32"/>
-    </w:rPr>
-  </w:style>
-  <w:style w:type="character" w:styleId="Heading3Char" w:customStyle="1">
-    <w:name w:val="Heading 3 Char"/>
-    <w:basedOn w:val="DefaultParagraphFont"/>
-    <w:link w:val="Heading3"/>
-    <w:uiPriority w:val="9"/>
-    <w:semiHidden/>
-    <w:qFormat/>
-    <w:rsid w:val="004865e3"/>
-    <w:rPr>
-      <w:rFonts w:eastAsia="" w:cs="" w:cstheme="majorBidi" w:eastAsiaTheme="majorEastAsia"/>
-      <w:color w:themeColor="accent1" w:themeShade="bf" w:val="0F4761"/>
-      <w:sz w:val="28"/>
-      <w:szCs w:val="28"/>
-    </w:rPr>
-  </w:style>
-  <w:style w:type="character" w:styleId="Heading4Char" w:customStyle="1">
-    <w:name w:val="Heading 4 Char"/>
-    <w:basedOn w:val="DefaultParagraphFont"/>
-    <w:link w:val="Heading4"/>
-    <w:uiPriority w:val="9"/>
-    <w:semiHidden/>
-    <w:qFormat/>
-    <w:rsid w:val="004865e3"/>
-    <w:rPr>
-      <w:rFonts w:eastAsia="" w:cs="" w:cstheme="majorBidi" w:eastAsiaTheme="majorEastAsia"/>
-      <w:i/>
-      <w:iCs/>
-      <w:color w:themeColor="accent1" w:themeShade="bf" w:val="0F4761"/>
-    </w:rPr>
-  </w:style>
-  <w:style w:type="character" w:styleId="Heading5Char" w:customStyle="1">
-    <w:name w:val="Heading 5 Char"/>
-    <w:basedOn w:val="DefaultParagraphFont"/>
-    <w:link w:val="Heading5"/>
-    <w:uiPriority w:val="9"/>
-    <w:semiHidden/>
-    <w:qFormat/>
-    <w:rsid w:val="004865e3"/>
-    <w:rPr>
-      <w:rFonts w:eastAsia="" w:cs="" w:cstheme="majorBidi" w:eastAsiaTheme="majorEastAsia"/>
-      <w:color w:themeColor="accent1" w:themeShade="bf" w:val="0F4761"/>
-    </w:rPr>
-  </w:style>
-  <w:style w:type="character" w:styleId="Heading6Char" w:customStyle="1">
-    <w:name w:val="Heading 6 Char"/>
-    <w:basedOn w:val="DefaultParagraphFont"/>
-    <w:link w:val="Heading6"/>
-    <w:uiPriority w:val="9"/>
-    <w:semiHidden/>
-    <w:qFormat/>
-    <w:rsid w:val="004865e3"/>
-    <w:rPr>
-      <w:rFonts w:eastAsia="" w:cs="" w:cstheme="majorBidi" w:eastAsiaTheme="majorEastAsia"/>
-      <w:i/>
-      <w:iCs/>
-      <w:color w:themeColor="text1" w:themeTint="a6" w:val="595959"/>
-    </w:rPr>
-  </w:style>
-  <w:style w:type="character" w:styleId="Heading7Char" w:customStyle="1">
-    <w:name w:val="Heading 7 Char"/>
-    <w:basedOn w:val="DefaultParagraphFont"/>
-    <w:link w:val="Heading7"/>
-    <w:uiPriority w:val="9"/>
-    <w:semiHidden/>
-    <w:qFormat/>
-    <w:rsid w:val="004865e3"/>
-    <w:rPr>
-      <w:rFonts w:eastAsia="" w:cs="" w:cstheme="majorBidi" w:eastAsiaTheme="majorEastAsia"/>
-      <w:color w:themeColor="text1" w:themeTint="a6" w:val="595959"/>
-    </w:rPr>
-  </w:style>
-  <w:style w:type="character" w:styleId="Heading8Char" w:customStyle="1">
-    <w:name w:val="Heading 8 Char"/>
-    <w:basedOn w:val="DefaultParagraphFont"/>
-    <w:link w:val="Heading8"/>
-    <w:uiPriority w:val="9"/>
-    <w:semiHidden/>
-    <w:qFormat/>
-    <w:rsid w:val="004865e3"/>
-    <w:rPr>
-      <w:rFonts w:eastAsia="" w:cs="" w:cstheme="majorBidi" w:eastAsiaTheme="majorEastAsia"/>
-      <w:i/>
-      <w:iCs/>
-      <w:color w:themeColor="text1" w:themeTint="d8" w:val="272727"/>
-    </w:rPr>
-  </w:style>
-  <w:style w:type="character" w:styleId="Heading9Char" w:customStyle="1">
-    <w:name w:val="Heading 9 Char"/>
-    <w:basedOn w:val="DefaultParagraphFont"/>
-    <w:link w:val="Heading9"/>
-    <w:uiPriority w:val="9"/>
-    <w:semiHidden/>
-    <w:qFormat/>
-    <w:rsid w:val="004865e3"/>
-    <w:rPr>
-      <w:rFonts w:eastAsia="" w:cs="" w:cstheme="majorBidi" w:eastAsiaTheme="majorEastAsia"/>
-      <w:color w:themeColor="text1" w:themeTint="d8" w:val="272727"/>
-    </w:rPr>
-  </w:style>
-  <w:style w:type="character" w:styleId="TitleChar" w:customStyle="1">
-    <w:name w:val="Title Char"/>
-    <w:basedOn w:val="DefaultParagraphFont"/>
-    <w:link w:val="Title"/>
-    <w:uiPriority w:val="10"/>
-    <w:qFormat/>
-    <w:rsid w:val="004865e3"/>
-    <w:rPr>
-      <w:rFonts w:ascii="Aptos Display" w:hAnsi="Aptos Display" w:eastAsia="" w:cs="" w:asciiTheme="majorHAnsi" w:cstheme="majorBidi" w:eastAsiaTheme="majorEastAsia" w:hAnsiTheme="majorHAnsi"/>
-      <w:spacing w:val="-10"/>
-      <w:kern w:val="2"/>
-      <w:sz w:val="56"/>
-      <w:szCs w:val="56"/>
-    </w:rPr>
-  </w:style>
-  <w:style w:type="character" w:styleId="SubtitleChar" w:customStyle="1">
-    <w:name w:val="Subtitle Char"/>
-    <w:basedOn w:val="DefaultParagraphFont"/>
-    <w:link w:val="Subtitle"/>
-    <w:uiPriority w:val="11"/>
-    <w:qFormat/>
-    <w:rsid w:val="004865e3"/>
-    <w:rPr>
-      <w:rFonts w:eastAsia="" w:cs="" w:cstheme="majorBidi" w:eastAsiaTheme="majorEastAsia"/>
-      <w:color w:themeColor="text1" w:themeTint="a6" w:val="595959"/>
-      <w:spacing w:val="15"/>
-      <w:sz w:val="28"/>
-      <w:szCs w:val="28"/>
-    </w:rPr>
-  </w:style>
-  <w:style w:type="character" w:styleId="QuoteChar" w:customStyle="1">
-    <w:name w:val="Quote Char"/>
-    <w:basedOn w:val="DefaultParagraphFont"/>
-    <w:link w:val="Quote"/>
-    <w:uiPriority w:val="29"/>
-    <w:qFormat/>
-    <w:rsid w:val="004865e3"/>
-    <w:rPr>
-      <w:i/>
-      <w:iCs/>
-      <w:color w:themeColor="text1" w:themeTint="bf" w:val="404040"/>
-    </w:rPr>
-  </w:style>
-  <w:style w:type="character" w:styleId="IntenseEmphasis">
-    <w:name w:val="Intense Emphasis"/>
-    <w:basedOn w:val="DefaultParagraphFont"/>
-    <w:uiPriority w:val="21"/>
-    <w:qFormat/>
-    <w:rsid w:val="004865e3"/>
-    <w:rPr>
-      <w:i/>
-      <w:iCs/>
-      <w:color w:themeColor="accent1" w:themeShade="bf" w:val="0F4761"/>
-    </w:rPr>
-  </w:style>
-  <w:style w:type="character" w:styleId="IntenseQuoteChar" w:customStyle="1">
-    <w:name w:val="Intense Quote Char"/>
-    <w:basedOn w:val="DefaultParagraphFont"/>
-    <w:link w:val="IntenseQuote"/>
-    <w:uiPriority w:val="30"/>
-    <w:qFormat/>
-    <w:rsid w:val="004865e3"/>
-    <w:rPr>
-      <w:i/>
-      <w:iCs/>
-      <w:color w:themeColor="accent1" w:themeShade="bf" w:val="0F4761"/>
-    </w:rPr>
-  </w:style>
-  <w:style w:type="character" w:styleId="IntenseReference">
-    <w:name w:val="Intense Reference"/>
-    <w:basedOn w:val="DefaultParagraphFont"/>
-    <w:uiPriority w:val="32"/>
-    <w:qFormat/>
-    <w:rsid w:val="004865e3"/>
-    <w:rPr>
-      <w:b/>
-      <w:bCs/>
-      <w:smallCaps/>
-      <w:color w:themeColor="accent1" w:themeShade="bf" w:val="0F4761"/>
-      <w:spacing w:val="5"/>
-    </w:rPr>
-  </w:style>
-  <w:style w:type="character" w:styleId="HTMLCode">
-    <w:name w:val="HTML Code"/>
-    <w:basedOn w:val="DefaultParagraphFont"/>
-    <w:uiPriority w:val="99"/>
-    <w:semiHidden/>
-    <w:unhideWhenUsed/>
-    <w:qFormat/>
-    <w:rsid w:val="00e058c4"/>
-    <w:rPr>
-      <w:rFonts w:ascii="Courier New" w:hAnsi="Courier New" w:eastAsia="Times New Roman" w:cs="Courier New"/>
-      <w:sz w:val="20"/>
-      <w:szCs w:val="20"/>
-    </w:rPr>
-  </w:style>
-  <w:style w:type="paragraph" w:styleId="Heading" w:customStyle="1">
-    <w:name w:val="Heading"/>
-    <w:basedOn w:val="Normal"/>
-    <w:next w:val="BodyText"/>
-    <w:qFormat/>
-    <w:pPr>
-      <w:keepNext w:val="true"/>
-      <w:spacing w:before="240" w:after="120"/>
-    </w:pPr>
-    <w:rPr>
-      <w:rFonts w:ascii="Noto Sans" w:hAnsi="Noto Sans" w:eastAsia="Noto Sans CJK SC" w:cs="Noto Sans Devanagari"/>
-      <w:sz w:val="28"/>
-      <w:szCs w:val="28"/>
-    </w:rPr>
-  </w:style>
-  <w:style w:type="paragraph" w:styleId="BodyText">
-    <w:name w:val="Body Text"/>
-    <w:basedOn w:val="Normal"/>
-    <w:pPr>
-      <w:spacing w:before="0" w:after="140"/>
-    </w:pPr>
-    <w:rPr/>
-  </w:style>
-  <w:style w:type="paragraph" w:styleId="List">
-    <w:name w:val="List"/>
-    <w:basedOn w:val="BodyText"/>
-    <w:pPr/>
-    <w:rPr>
-      <w:rFonts w:cs="Noto Sans Devanagari"/>
-    </w:rPr>
-  </w:style>
-  <w:style w:type="paragraph" w:styleId="Caption">
-    <w:name w:val="caption"/>
-    <w:basedOn w:val="Normal"/>
-    <w:qFormat/>
-    <w:pPr>
-      <w:suppressLineNumbers/>
-      <w:spacing w:before="120" w:after="120"/>
-    </w:pPr>
-    <w:rPr>
-      <w:rFonts w:cs="Noto Sans Devanagari"/>
-      <w:i/>
-      <w:iCs/>
-    </w:rPr>
-  </w:style>
-  <w:style w:type="paragraph" w:styleId="Index" w:customStyle="1">
-    <w:name w:val="Index"/>
-    <w:basedOn w:val="Normal"/>
-    <w:qFormat/>
-    <w:pPr>
-      <w:suppressLineNumbers/>
-    </w:pPr>
-    <w:rPr>
-      <w:rFonts w:cs="Noto Sans Devanagari"/>
-    </w:rPr>
-  </w:style>
-  <w:style w:type="paragraph" w:styleId="Title">
-    <w:name w:val="Title"/>
-    <w:basedOn w:val="Normal"/>
-    <w:next w:val="Normal"/>
-    <w:link w:val="TitleChar"/>
-    <w:uiPriority w:val="10"/>
-    <w:qFormat/>
-    <w:rsid w:val="004865e3"/>
-    <w:pPr>
-      <w:spacing w:lineRule="auto" w:line="240" w:before="0" w:after="80"/>
-      <w:contextualSpacing/>
-    </w:pPr>
-    <w:rPr>
-      <w:rFonts w:ascii="Aptos Display" w:hAnsi="Aptos Display" w:eastAsia="" w:cs="" w:asciiTheme="majorHAnsi" w:cstheme="majorBidi" w:eastAsiaTheme="majorEastAsia" w:hAnsiTheme="majorHAnsi"/>
-      <w:spacing w:val="-10"/>
-      <w:sz w:val="56"/>
-      <w:szCs w:val="56"/>
-    </w:rPr>
-  </w:style>
-  <w:style w:type="paragraph" w:styleId="Subtitle">
-    <w:name w:val="Subtitle"/>
-    <w:basedOn w:val="Normal"/>
-    <w:next w:val="Normal"/>
-    <w:link w:val="SubtitleChar"/>
-    <w:uiPriority w:val="11"/>
-    <w:qFormat/>
-    <w:rsid w:val="004865e3"/>
-    <w:pPr/>
-    <w:rPr>
-      <w:rFonts w:eastAsia="" w:cs="" w:cstheme="majorBidi" w:eastAsiaTheme="majorEastAsia"/>
-      <w:color w:themeColor="text1" w:themeTint="a6" w:val="595959"/>
-      <w:spacing w:val="15"/>
-      <w:sz w:val="28"/>
-      <w:szCs w:val="28"/>
-    </w:rPr>
-  </w:style>
-  <w:style w:type="paragraph" w:styleId="Quote">
-    <w:name w:val="Quote"/>
-    <w:basedOn w:val="Normal"/>
-    <w:next w:val="Normal"/>
-    <w:link w:val="QuoteChar"/>
-    <w:uiPriority w:val="29"/>
-    <w:qFormat/>
-    <w:rsid w:val="004865e3"/>
-    <w:pPr>
-      <w:spacing w:before="160" w:after="160"/>
-      <w:jc w:val="center"/>
-    </w:pPr>
-    <w:rPr>
-      <w:i/>
-      <w:iCs/>
-      <w:color w:themeColor="text1" w:themeTint="bf" w:val="404040"/>
-    </w:rPr>
-  </w:style>
-  <w:style w:type="paragraph" w:styleId="ListParagraph">
-    <w:name w:val="List Paragraph"/>
-    <w:basedOn w:val="Normal"/>
-    <w:uiPriority w:val="34"/>
-    <w:qFormat/>
-    <w:rsid w:val="004865e3"/>
-    <w:pPr>
-      <w:spacing w:before="0" w:after="160"/>
-      <w:ind w:start="720"/>
-      <w:contextualSpacing/>
-    </w:pPr>
-    <w:rPr/>
-  </w:style>
-  <w:style w:type="paragraph" w:styleId="IntenseQuote">
-    <w:name w:val="Intense Quote"/>
-    <w:basedOn w:val="Normal"/>
-    <w:next w:val="Normal"/>
-    <w:link w:val="IntenseQuoteChar"/>
-    <w:uiPriority w:val="30"/>
-    <w:qFormat/>
-    <w:rsid w:val="004865e3"/>
-    <w:pPr>
-      <w:pBdr>
-        <w:top w:val="single" w:sz="4" w:space="10" w:color="0F4761" w:themeColor="accent1" w:themeShade="bf"/>
-        <w:bottom w:val="single" w:sz="4" w:space="10" w:color="0F4761" w:themeColor="accent1" w:themeShade="bf"/>
-      </w:pBdr>
-      <w:spacing w:before="360" w:after="360"/>
-      <w:ind w:start="864" w:end="864"/>
-      <w:jc w:val="center"/>
-    </w:pPr>
-    <w:rPr>
-      <w:i/>
-      <w:iCs/>
-      <w:color w:themeColor="accent1" w:themeShade="bf" w:val="0F4761"/>
-    </w:rPr>
-  </w:style>
-  <w:style w:type="paragraph" w:styleId="ds-markdown-paragraph" w:customStyle="1">
-    <w:name w:val="ds-markdown-paragraph"/>
-    <w:basedOn w:val="Normal"/>
-    <w:qFormat/>
-    <w:rsid w:val="000a7fb4"/>
-    <w:pPr>
-      <w:spacing w:lineRule="auto" w:line="240" w:beforeAutospacing="1" w:afterAutospacing="1"/>
-    </w:pPr>
-    <w:rPr>
-      <w:rFonts w:ascii="Times New Roman" w:hAnsi="Times New Roman" w:eastAsia="Times New Roman" w:cs="Times New Roman"/>
-      <w:kern w:val="0"/>
-      <w14:ligatures w14:val="none"/>
-    </w:rPr>
-  </w:style>
-  <w:style w:type="numbering" w:styleId="NoList" w:default="1">
-    <w:name w:val="No List"/>
-    <w:uiPriority w:val="99"/>
-    <w:semiHidden/>
-    <w:unhideWhenUsed/>
-    <w:qFormat/>
   </w:style>
   <w:style w:type="table" w:default="1" w:styleId="TableNormal">
     <w:name w:val="Normal Table"/>
@@ -2616,6 +2376,7 @@
     <w:semiHidden/>
     <w:unhideWhenUsed/>
     <w:tblPr>
+      <w:tblInd w:w="0" w:type="dxa"/>
       <w:tblCellMar>
         <w:top w:w="0" w:type="dxa"/>
         <w:left w:w="108" w:type="dxa"/>
@@ -2624,11 +2385,396 @@
       </w:tblCellMar>
     </w:tblPr>
   </w:style>
+  <w:style w:type="numbering" w:default="1" w:styleId="NoList">
+    <w:name w:val="No List"/>
+    <w:uiPriority w:val="99"/>
+    <w:semiHidden/>
+    <w:unhideWhenUsed/>
+  </w:style>
+  <w:style w:type="character" w:customStyle="1" w:styleId="Heading1Char">
+    <w:name w:val="Heading 1 Char"/>
+    <w:basedOn w:val="DefaultParagraphFont"/>
+    <w:link w:val="Heading1"/>
+    <w:uiPriority w:val="9"/>
+    <w:qFormat/>
+    <w:rsid w:val="004865E3"/>
+    <w:rPr>
+      <w:rFonts w:asciiTheme="majorHAnsi" w:eastAsiaTheme="majorEastAsia" w:hAnsiTheme="majorHAnsi" w:cstheme="majorBidi"/>
+      <w:color w:val="0F4761" w:themeColor="accent1" w:themeShade="BF"/>
+      <w:sz w:val="40"/>
+      <w:szCs w:val="40"/>
+    </w:rPr>
+  </w:style>
+  <w:style w:type="character" w:customStyle="1" w:styleId="Heading2Char">
+    <w:name w:val="Heading 2 Char"/>
+    <w:basedOn w:val="DefaultParagraphFont"/>
+    <w:link w:val="Heading2"/>
+    <w:uiPriority w:val="9"/>
+    <w:semiHidden/>
+    <w:qFormat/>
+    <w:rsid w:val="004865E3"/>
+    <w:rPr>
+      <w:rFonts w:asciiTheme="majorHAnsi" w:eastAsiaTheme="majorEastAsia" w:hAnsiTheme="majorHAnsi" w:cstheme="majorBidi"/>
+      <w:color w:val="0F4761" w:themeColor="accent1" w:themeShade="BF"/>
+      <w:sz w:val="32"/>
+      <w:szCs w:val="32"/>
+    </w:rPr>
+  </w:style>
+  <w:style w:type="character" w:customStyle="1" w:styleId="Heading3Char">
+    <w:name w:val="Heading 3 Char"/>
+    <w:basedOn w:val="DefaultParagraphFont"/>
+    <w:link w:val="Heading3"/>
+    <w:uiPriority w:val="9"/>
+    <w:semiHidden/>
+    <w:qFormat/>
+    <w:rsid w:val="004865E3"/>
+    <w:rPr>
+      <w:rFonts w:eastAsiaTheme="majorEastAsia" w:cstheme="majorBidi"/>
+      <w:color w:val="0F4761" w:themeColor="accent1" w:themeShade="BF"/>
+      <w:sz w:val="28"/>
+      <w:szCs w:val="28"/>
+    </w:rPr>
+  </w:style>
+  <w:style w:type="character" w:customStyle="1" w:styleId="Heading4Char">
+    <w:name w:val="Heading 4 Char"/>
+    <w:basedOn w:val="DefaultParagraphFont"/>
+    <w:link w:val="Heading4"/>
+    <w:uiPriority w:val="9"/>
+    <w:semiHidden/>
+    <w:qFormat/>
+    <w:rsid w:val="004865E3"/>
+    <w:rPr>
+      <w:rFonts w:eastAsiaTheme="majorEastAsia" w:cstheme="majorBidi"/>
+      <w:i/>
+      <w:iCs/>
+      <w:color w:val="0F4761" w:themeColor="accent1" w:themeShade="BF"/>
+    </w:rPr>
+  </w:style>
+  <w:style w:type="character" w:customStyle="1" w:styleId="Heading5Char">
+    <w:name w:val="Heading 5 Char"/>
+    <w:basedOn w:val="DefaultParagraphFont"/>
+    <w:link w:val="Heading5"/>
+    <w:uiPriority w:val="9"/>
+    <w:semiHidden/>
+    <w:qFormat/>
+    <w:rsid w:val="004865E3"/>
+    <w:rPr>
+      <w:rFonts w:eastAsiaTheme="majorEastAsia" w:cstheme="majorBidi"/>
+      <w:color w:val="0F4761" w:themeColor="accent1" w:themeShade="BF"/>
+    </w:rPr>
+  </w:style>
+  <w:style w:type="character" w:customStyle="1" w:styleId="Heading6Char">
+    <w:name w:val="Heading 6 Char"/>
+    <w:basedOn w:val="DefaultParagraphFont"/>
+    <w:link w:val="Heading6"/>
+    <w:uiPriority w:val="9"/>
+    <w:semiHidden/>
+    <w:qFormat/>
+    <w:rsid w:val="004865E3"/>
+    <w:rPr>
+      <w:rFonts w:eastAsiaTheme="majorEastAsia" w:cstheme="majorBidi"/>
+      <w:i/>
+      <w:iCs/>
+      <w:color w:val="595959" w:themeColor="text1" w:themeTint="A6"/>
+    </w:rPr>
+  </w:style>
+  <w:style w:type="character" w:customStyle="1" w:styleId="Heading7Char">
+    <w:name w:val="Heading 7 Char"/>
+    <w:basedOn w:val="DefaultParagraphFont"/>
+    <w:link w:val="Heading7"/>
+    <w:uiPriority w:val="9"/>
+    <w:semiHidden/>
+    <w:qFormat/>
+    <w:rsid w:val="004865E3"/>
+    <w:rPr>
+      <w:rFonts w:eastAsiaTheme="majorEastAsia" w:cstheme="majorBidi"/>
+      <w:color w:val="595959" w:themeColor="text1" w:themeTint="A6"/>
+    </w:rPr>
+  </w:style>
+  <w:style w:type="character" w:customStyle="1" w:styleId="Heading8Char">
+    <w:name w:val="Heading 8 Char"/>
+    <w:basedOn w:val="DefaultParagraphFont"/>
+    <w:link w:val="Heading8"/>
+    <w:uiPriority w:val="9"/>
+    <w:semiHidden/>
+    <w:qFormat/>
+    <w:rsid w:val="004865E3"/>
+    <w:rPr>
+      <w:rFonts w:eastAsiaTheme="majorEastAsia" w:cstheme="majorBidi"/>
+      <w:i/>
+      <w:iCs/>
+      <w:color w:val="272727" w:themeColor="text1" w:themeTint="D8"/>
+    </w:rPr>
+  </w:style>
+  <w:style w:type="character" w:customStyle="1" w:styleId="Heading9Char">
+    <w:name w:val="Heading 9 Char"/>
+    <w:basedOn w:val="DefaultParagraphFont"/>
+    <w:link w:val="Heading9"/>
+    <w:uiPriority w:val="9"/>
+    <w:semiHidden/>
+    <w:qFormat/>
+    <w:rsid w:val="004865E3"/>
+    <w:rPr>
+      <w:rFonts w:eastAsiaTheme="majorEastAsia" w:cstheme="majorBidi"/>
+      <w:color w:val="272727" w:themeColor="text1" w:themeTint="D8"/>
+    </w:rPr>
+  </w:style>
+  <w:style w:type="character" w:customStyle="1" w:styleId="TitleChar">
+    <w:name w:val="Title Char"/>
+    <w:basedOn w:val="DefaultParagraphFont"/>
+    <w:link w:val="Title"/>
+    <w:uiPriority w:val="10"/>
+    <w:qFormat/>
+    <w:rsid w:val="004865E3"/>
+    <w:rPr>
+      <w:rFonts w:asciiTheme="majorHAnsi" w:eastAsiaTheme="majorEastAsia" w:hAnsiTheme="majorHAnsi" w:cstheme="majorBidi"/>
+      <w:spacing w:val="-10"/>
+      <w:kern w:val="2"/>
+      <w:sz w:val="56"/>
+      <w:szCs w:val="56"/>
+    </w:rPr>
+  </w:style>
+  <w:style w:type="character" w:customStyle="1" w:styleId="SubtitleChar">
+    <w:name w:val="Subtitle Char"/>
+    <w:basedOn w:val="DefaultParagraphFont"/>
+    <w:link w:val="Subtitle"/>
+    <w:uiPriority w:val="11"/>
+    <w:qFormat/>
+    <w:rsid w:val="004865E3"/>
+    <w:rPr>
+      <w:rFonts w:eastAsiaTheme="majorEastAsia" w:cstheme="majorBidi"/>
+      <w:color w:val="595959" w:themeColor="text1" w:themeTint="A6"/>
+      <w:spacing w:val="15"/>
+      <w:sz w:val="28"/>
+      <w:szCs w:val="28"/>
+    </w:rPr>
+  </w:style>
+  <w:style w:type="character" w:customStyle="1" w:styleId="QuoteChar">
+    <w:name w:val="Quote Char"/>
+    <w:basedOn w:val="DefaultParagraphFont"/>
+    <w:link w:val="Quote"/>
+    <w:uiPriority w:val="29"/>
+    <w:qFormat/>
+    <w:rsid w:val="004865E3"/>
+    <w:rPr>
+      <w:i/>
+      <w:iCs/>
+      <w:color w:val="404040" w:themeColor="text1" w:themeTint="BF"/>
+    </w:rPr>
+  </w:style>
+  <w:style w:type="character" w:styleId="IntenseEmphasis">
+    <w:name w:val="Intense Emphasis"/>
+    <w:basedOn w:val="DefaultParagraphFont"/>
+    <w:uiPriority w:val="21"/>
+    <w:qFormat/>
+    <w:rsid w:val="004865E3"/>
+    <w:rPr>
+      <w:i/>
+      <w:iCs/>
+      <w:color w:val="0F4761" w:themeColor="accent1" w:themeShade="BF"/>
+    </w:rPr>
+  </w:style>
+  <w:style w:type="character" w:customStyle="1" w:styleId="IntenseQuoteChar">
+    <w:name w:val="Intense Quote Char"/>
+    <w:basedOn w:val="DefaultParagraphFont"/>
+    <w:link w:val="IntenseQuote"/>
+    <w:uiPriority w:val="30"/>
+    <w:qFormat/>
+    <w:rsid w:val="004865E3"/>
+    <w:rPr>
+      <w:i/>
+      <w:iCs/>
+      <w:color w:val="0F4761" w:themeColor="accent1" w:themeShade="BF"/>
+    </w:rPr>
+  </w:style>
+  <w:style w:type="character" w:styleId="IntenseReference">
+    <w:name w:val="Intense Reference"/>
+    <w:basedOn w:val="DefaultParagraphFont"/>
+    <w:uiPriority w:val="32"/>
+    <w:qFormat/>
+    <w:rsid w:val="004865E3"/>
+    <w:rPr>
+      <w:b/>
+      <w:bCs/>
+      <w:smallCaps/>
+      <w:color w:val="0F4761" w:themeColor="accent1" w:themeShade="BF"/>
+      <w:spacing w:val="5"/>
+    </w:rPr>
+  </w:style>
+  <w:style w:type="character" w:styleId="HTMLCode">
+    <w:name w:val="HTML Code"/>
+    <w:basedOn w:val="DefaultParagraphFont"/>
+    <w:uiPriority w:val="99"/>
+    <w:semiHidden/>
+    <w:unhideWhenUsed/>
+    <w:qFormat/>
+    <w:rsid w:val="00E058C4"/>
+    <w:rPr>
+      <w:rFonts w:ascii="Courier New" w:eastAsia="Times New Roman" w:hAnsi="Courier New" w:cs="Courier New"/>
+      <w:sz w:val="20"/>
+      <w:szCs w:val="20"/>
+    </w:rPr>
+  </w:style>
+  <w:style w:type="paragraph" w:customStyle="1" w:styleId="Heading">
+    <w:name w:val="Heading"/>
+    <w:basedOn w:val="Normal"/>
+    <w:next w:val="BodyText"/>
+    <w:qFormat/>
+    <w:pPr>
+      <w:keepNext/>
+      <w:spacing w:before="240" w:after="120"/>
+    </w:pPr>
+    <w:rPr>
+      <w:rFonts w:ascii="Noto Sans" w:eastAsia="Noto Sans CJK SC" w:hAnsi="Noto Sans" w:cs="Noto Sans Devanagari"/>
+      <w:sz w:val="28"/>
+      <w:szCs w:val="28"/>
+    </w:rPr>
+  </w:style>
+  <w:style w:type="paragraph" w:styleId="BodyText">
+    <w:name w:val="Body Text"/>
+    <w:basedOn w:val="Normal"/>
+    <w:pPr>
+      <w:spacing w:after="140"/>
+    </w:pPr>
+  </w:style>
+  <w:style w:type="paragraph" w:styleId="List">
+    <w:name w:val="List"/>
+    <w:basedOn w:val="BodyText"/>
+    <w:rPr>
+      <w:rFonts w:cs="Noto Sans Devanagari"/>
+    </w:rPr>
+  </w:style>
+  <w:style w:type="paragraph" w:styleId="Caption">
+    <w:name w:val="caption"/>
+    <w:basedOn w:val="Normal"/>
+    <w:qFormat/>
+    <w:pPr>
+      <w:suppressLineNumbers/>
+      <w:spacing w:before="120" w:after="120"/>
+    </w:pPr>
+    <w:rPr>
+      <w:rFonts w:cs="Noto Sans Devanagari"/>
+      <w:i/>
+      <w:iCs/>
+    </w:rPr>
+  </w:style>
+  <w:style w:type="paragraph" w:customStyle="1" w:styleId="Index">
+    <w:name w:val="Index"/>
+    <w:basedOn w:val="Normal"/>
+    <w:qFormat/>
+    <w:pPr>
+      <w:suppressLineNumbers/>
+    </w:pPr>
+    <w:rPr>
+      <w:rFonts w:cs="Noto Sans Devanagari"/>
+    </w:rPr>
+  </w:style>
+  <w:style w:type="paragraph" w:styleId="Title">
+    <w:name w:val="Title"/>
+    <w:basedOn w:val="Normal"/>
+    <w:next w:val="Normal"/>
+    <w:link w:val="TitleChar"/>
+    <w:uiPriority w:val="10"/>
+    <w:qFormat/>
+    <w:rsid w:val="004865E3"/>
+    <w:pPr>
+      <w:spacing w:after="80" w:line="240" w:lineRule="auto"/>
+      <w:contextualSpacing/>
+    </w:pPr>
+    <w:rPr>
+      <w:rFonts w:asciiTheme="majorHAnsi" w:eastAsiaTheme="majorEastAsia" w:hAnsiTheme="majorHAnsi" w:cstheme="majorBidi"/>
+      <w:spacing w:val="-10"/>
+      <w:sz w:val="56"/>
+      <w:szCs w:val="56"/>
+    </w:rPr>
+  </w:style>
+  <w:style w:type="paragraph" w:styleId="Subtitle">
+    <w:name w:val="Subtitle"/>
+    <w:basedOn w:val="Normal"/>
+    <w:next w:val="Normal"/>
+    <w:link w:val="SubtitleChar"/>
+    <w:uiPriority w:val="11"/>
+    <w:qFormat/>
+    <w:rsid w:val="004865E3"/>
+    <w:rPr>
+      <w:rFonts w:eastAsiaTheme="majorEastAsia" w:cstheme="majorBidi"/>
+      <w:color w:val="595959" w:themeColor="text1" w:themeTint="A6"/>
+      <w:spacing w:val="15"/>
+      <w:sz w:val="28"/>
+      <w:szCs w:val="28"/>
+    </w:rPr>
+  </w:style>
+  <w:style w:type="paragraph" w:styleId="Quote">
+    <w:name w:val="Quote"/>
+    <w:basedOn w:val="Normal"/>
+    <w:next w:val="Normal"/>
+    <w:link w:val="QuoteChar"/>
+    <w:uiPriority w:val="29"/>
+    <w:qFormat/>
+    <w:rsid w:val="004865E3"/>
+    <w:pPr>
+      <w:spacing w:before="160"/>
+      <w:jc w:val="center"/>
+    </w:pPr>
+    <w:rPr>
+      <w:i/>
+      <w:iCs/>
+      <w:color w:val="404040" w:themeColor="text1" w:themeTint="BF"/>
+    </w:rPr>
+  </w:style>
+  <w:style w:type="paragraph" w:styleId="ListParagraph">
+    <w:name w:val="List Paragraph"/>
+    <w:basedOn w:val="Normal"/>
+    <w:uiPriority w:val="34"/>
+    <w:qFormat/>
+    <w:rsid w:val="004865E3"/>
+    <w:pPr>
+      <w:ind w:left="720"/>
+      <w:contextualSpacing/>
+    </w:pPr>
+  </w:style>
+  <w:style w:type="paragraph" w:styleId="IntenseQuote">
+    <w:name w:val="Intense Quote"/>
+    <w:basedOn w:val="Normal"/>
+    <w:next w:val="Normal"/>
+    <w:link w:val="IntenseQuoteChar"/>
+    <w:uiPriority w:val="30"/>
+    <w:qFormat/>
+    <w:rsid w:val="004865E3"/>
+    <w:pPr>
+      <w:pBdr>
+        <w:top w:val="single" w:sz="4" w:space="10" w:color="0F4761" w:themeColor="accent1" w:themeShade="BF"/>
+        <w:bottom w:val="single" w:sz="4" w:space="10" w:color="0F4761" w:themeColor="accent1" w:themeShade="BF"/>
+      </w:pBdr>
+      <w:spacing w:before="360" w:after="360"/>
+      <w:ind w:left="864" w:right="864"/>
+      <w:jc w:val="center"/>
+    </w:pPr>
+    <w:rPr>
+      <w:i/>
+      <w:iCs/>
+      <w:color w:val="0F4761" w:themeColor="accent1" w:themeShade="BF"/>
+    </w:rPr>
+  </w:style>
+  <w:style w:type="paragraph" w:customStyle="1" w:styleId="ds-markdown-paragraph">
+    <w:name w:val="ds-markdown-paragraph"/>
+    <w:basedOn w:val="Normal"/>
+    <w:qFormat/>
+    <w:rsid w:val="000A7FB4"/>
+    <w:pPr>
+      <w:spacing w:beforeAutospacing="1" w:afterAutospacing="1" w:line="240" w:lineRule="auto"/>
+    </w:pPr>
+    <w:rPr>
+      <w:rFonts w:ascii="Times New Roman" w:eastAsia="Times New Roman" w:hAnsi="Times New Roman" w:cs="Times New Roman"/>
+      <w:kern w:val="0"/>
+      <w14:ligatures w14:val="none"/>
+    </w:rPr>
+  </w:style>
 </w:styles>
 </file>
 
 <file path=word/theme/theme1.xml><?xml version="1.0" encoding="utf-8"?>
-<a:theme xmlns:a="http://schemas.openxmlformats.org/drawingml/2006/main" xmlns:r="http://schemas.openxmlformats.org/officeDocument/2006/relationships" name="Office Theme">
+<a:theme xmlns:a="http://schemas.openxmlformats.org/drawingml/2006/main" name="Office Theme">
   <a:themeElements>
     <a:clrScheme name="Office">
       <a:dk1>
@@ -2670,12 +2816,12 @@
     </a:clrScheme>
     <a:fontScheme name="Office">
       <a:majorFont>
-        <a:latin typeface="Aptos Display" panose="02110004020202020204" pitchFamily="0" charset="1"/>
+        <a:latin typeface="Aptos Display" panose="02110004020202020204"/>
         <a:ea typeface=""/>
         <a:cs typeface=""/>
       </a:majorFont>
       <a:minorFont>
-        <a:latin typeface="Aptos" panose="02110004020202020204" pitchFamily="0" charset="1"/>
+        <a:latin typeface="Aptos" panose="02110004020202020204"/>
         <a:ea typeface=""/>
         <a:cs typeface=""/>
       </a:minorFont>
@@ -2707,7 +2853,7 @@
             </a:gs>
           </a:gsLst>
           <a:lin ang="5400000" scaled="0"/>
-          <a:tileRect l="0" t="0" r="0" b="0"/>
+          <a:tileRect/>
         </a:gradFill>
         <a:gradFill>
           <a:gsLst>
@@ -2731,7 +2877,7 @@
             </a:gs>
           </a:gsLst>
           <a:lin ang="5400000" scaled="0"/>
-          <a:tileRect l="0" t="0" r="0" b="0"/>
+          <a:tileRect/>
         </a:gradFill>
       </a:fillStyleLst>
       <a:lnStyleLst>
@@ -2791,10 +2937,12 @@
             </a:gs>
           </a:gsLst>
           <a:lin ang="5400000" scaled="0"/>
-          <a:tileRect l="0" t="0" r="0" b="0"/>
+          <a:tileRect/>
         </a:gradFill>
       </a:bgFillStyleLst>
     </a:fmtScheme>
   </a:themeElements>
+  <a:objectDefaults/>
+  <a:extraClrSchemeLst/>
 </a:theme>
 </file>
--- a/docs/phase3/team-contribution.docx
+++ b/docs/phase3/team-contribution.docx
@@ -164,6 +164,145 @@
           <w14:ligatures w14:val="none"/>
         </w:rPr>
       </w:pPr>
+      <w:r>
+        <w:rPr>
+          <w:rFonts w:ascii="Times New Roman" w:eastAsia="Times New Roman" w:hAnsi="Times New Roman" w:cs="Times New Roman"/>
+          <w:color w:val="0F1115"/>
+          <w:kern w:val="0"/>
+          <w14:ligatures w14:val="none"/>
+        </w:rPr>
+        <w:t>Created the quality checklist</w:t>
+      </w:r>
+    </w:p>
+    <w:p>
+      <w:pPr>
+        <w:pStyle w:val="ListParagraph"/>
+        <w:numPr>
+          <w:ilvl w:val="0"/>
+          <w:numId w:val="2"/>
+        </w:numPr>
+        <w:spacing w:after="120" w:line="480" w:lineRule="auto"/>
+        <w:jc w:val="both"/>
+        <w:rPr>
+          <w:rFonts w:ascii="Times New Roman" w:eastAsia="Times New Roman" w:hAnsi="Times New Roman" w:cs="Times New Roman"/>
+          <w:color w:val="0F1115"/>
+          <w:kern w:val="0"/>
+          <w14:ligatures w14:val="none"/>
+        </w:rPr>
+      </w:pPr>
+      <w:r>
+        <w:rPr>
+          <w:rFonts w:ascii="Times New Roman" w:eastAsia="Times New Roman" w:hAnsi="Times New Roman" w:cs="Times New Roman"/>
+          <w:color w:val="0F1115"/>
+          <w:kern w:val="0"/>
+          <w14:ligatures w14:val="none"/>
+        </w:rPr>
+        <w:t>Created the use case document</w:t>
+      </w:r>
+    </w:p>
+    <w:p>
+      <w:pPr>
+        <w:pStyle w:val="ListParagraph"/>
+        <w:numPr>
+          <w:ilvl w:val="0"/>
+          <w:numId w:val="2"/>
+        </w:numPr>
+        <w:spacing w:after="120" w:line="480" w:lineRule="auto"/>
+        <w:jc w:val="both"/>
+        <w:rPr>
+          <w:rFonts w:ascii="Times New Roman" w:eastAsia="Times New Roman" w:hAnsi="Times New Roman" w:cs="Times New Roman"/>
+          <w:color w:val="0F1115"/>
+          <w:kern w:val="0"/>
+          <w14:ligatures w14:val="none"/>
+        </w:rPr>
+      </w:pPr>
+      <w:r>
+        <w:rPr>
+          <w:rFonts w:ascii="Times New Roman" w:eastAsia="Times New Roman" w:hAnsi="Times New Roman" w:cs="Times New Roman"/>
+          <w:color w:val="0F1115"/>
+          <w:kern w:val="0"/>
+          <w14:ligatures w14:val="none"/>
+        </w:rPr>
+        <w:t>Added in the introduction, DFD diagrams, and conclusion to the PowerPoint</w:t>
+      </w:r>
+    </w:p>
+    <w:p>
+      <w:pPr>
+        <w:pStyle w:val="ListParagraph"/>
+        <w:numPr>
+          <w:ilvl w:val="0"/>
+          <w:numId w:val="2"/>
+        </w:numPr>
+        <w:spacing w:after="120" w:line="480" w:lineRule="auto"/>
+        <w:jc w:val="both"/>
+        <w:rPr>
+          <w:rFonts w:ascii="Times New Roman" w:eastAsia="Times New Roman" w:hAnsi="Times New Roman" w:cs="Times New Roman"/>
+          <w:color w:val="0F1115"/>
+          <w:kern w:val="0"/>
+          <w14:ligatures w14:val="none"/>
+        </w:rPr>
+      </w:pPr>
+      <w:r>
+        <w:rPr>
+          <w:rFonts w:ascii="Times New Roman" w:eastAsia="Times New Roman" w:hAnsi="Times New Roman" w:cs="Times New Roman"/>
+          <w:color w:val="0F1115"/>
+          <w:kern w:val="0"/>
+          <w14:ligatures w14:val="none"/>
+        </w:rPr>
+        <w:t>Helped with small debugging issues that happened on some machines</w:t>
+      </w:r>
+    </w:p>
+    <w:p>
+      <w:pPr>
+        <w:pStyle w:val="ListParagraph"/>
+        <w:numPr>
+          <w:ilvl w:val="0"/>
+          <w:numId w:val="2"/>
+        </w:numPr>
+        <w:spacing w:after="120" w:line="480" w:lineRule="auto"/>
+        <w:jc w:val="both"/>
+        <w:rPr>
+          <w:rFonts w:ascii="Times New Roman" w:eastAsia="Times New Roman" w:hAnsi="Times New Roman" w:cs="Times New Roman"/>
+          <w:color w:val="0F1115"/>
+          <w:kern w:val="0"/>
+          <w14:ligatures w14:val="none"/>
+        </w:rPr>
+      </w:pPr>
+      <w:r>
+        <w:rPr>
+          <w:rFonts w:ascii="Times New Roman" w:eastAsia="Times New Roman" w:hAnsi="Times New Roman" w:cs="Times New Roman"/>
+          <w:color w:val="0F1115"/>
+          <w:kern w:val="0"/>
+          <w14:ligatures w14:val="none"/>
+        </w:rPr>
+        <w:t>Ran some small tests to start preparing for more data validation in phase 4</w:t>
+      </w:r>
+    </w:p>
+    <w:p>
+      <w:pPr>
+        <w:pStyle w:val="ListParagraph"/>
+        <w:numPr>
+          <w:ilvl w:val="0"/>
+          <w:numId w:val="2"/>
+        </w:numPr>
+        <w:spacing w:after="120" w:line="480" w:lineRule="auto"/>
+        <w:jc w:val="both"/>
+        <w:rPr>
+          <w:rFonts w:ascii="Times New Roman" w:eastAsia="Times New Roman" w:hAnsi="Times New Roman" w:cs="Times New Roman"/>
+          <w:color w:val="0F1115"/>
+          <w:kern w:val="0"/>
+          <w14:ligatures w14:val="none"/>
+        </w:rPr>
+      </w:pPr>
+      <w:r>
+        <w:rPr>
+          <w:rFonts w:ascii="Times New Roman" w:eastAsia="Times New Roman" w:hAnsi="Times New Roman" w:cs="Times New Roman"/>
+          <w:color w:val="0F1115"/>
+          <w:kern w:val="0"/>
+          <w14:ligatures w14:val="none"/>
+        </w:rPr>
+        <w:t>Created the DFD diagram with the assistance of Eva</w:t>
+      </w:r>
     </w:p>
     <w:p>
       <w:pPr>
@@ -522,6 +661,7 @@
           <w:kern w:val="0"/>
           <w14:ligatures w14:val="none"/>
         </w:rPr>
+        <w:lastRenderedPageBreak/>
         <w:t>Eva Buesse</w:t>
       </w:r>
       <w:r>
@@ -606,7 +746,6 @@
           <w:kern w:val="0"/>
           <w14:ligatures w14:val="none"/>
         </w:rPr>
-        <w:lastRenderedPageBreak/>
         <w:t xml:space="preserve">And handled data processing for expenses and budgets. (Budget suggestion needs to be debugged.) </w:t>
       </w:r>
     </w:p>
@@ -1010,6 +1149,7 @@
         <w:rPr>
           <w:color w:val="0F1115"/>
         </w:rPr>
+        <w:lastRenderedPageBreak/>
         <w:t>Added a "Send Feedback" button, created a popup modal form, and connected it to the </w:t>
       </w:r>
       <w:proofErr w:type="spellStart"/>
@@ -1081,7 +1221,6 @@
         <w:rPr>
           <w:color w:val="0F1115"/>
         </w:rPr>
-        <w:lastRenderedPageBreak/>
         <w:t>8. Database Setup &amp; Security</w:t>
       </w:r>
     </w:p>
@@ -2368,6 +2507,7 @@
   <w:style w:type="character" w:default="1" w:styleId="DefaultParagraphFont">
     <w:name w:val="Default Paragraph Font"/>
     <w:uiPriority w:val="1"/>
+    <w:semiHidden/>
     <w:unhideWhenUsed/>
   </w:style>
   <w:style w:type="table" w:default="1" w:styleId="TableNormal">

--- a/docs/phase3/team-contribution.docx
+++ b/docs/phase3/team-contribution.docx
@@ -1,6 +1,6 @@
 
 <file path=word/document.xml><?xml version="1.0" encoding="utf-8"?>
-<w:document xmlns:wpc="http://schemas.microsoft.com/office/word/2010/wordprocessingCanvas" xmlns:cx="http://schemas.microsoft.com/office/drawing/2014/chartex" xmlns:cx1="http://schemas.microsoft.com/office/drawing/2015/9/8/chartex" xmlns:cx2="http://schemas.microsoft.com/office/drawing/2015/10/21/chartex" xmlns:cx3="http://schemas.microsoft.com/office/drawing/2016/5/9/chartex" xmlns:cx4="http://schemas.microsoft.com/office/drawing/2016/5/10/chartex" xmlns:cx5="http://schemas.microsoft.com/office/drawing/2016/5/11/chartex" xmlns:cx6="http://schemas.microsoft.com/office/drawing/2016/5/12/chartex" xmlns:cx7="http://schemas.microsoft.com/office/drawing/2016/5/13/chartex" xmlns:cx8="http://schemas.microsoft.com/office/drawing/2016/5/14/chartex" xmlns:mc="http://schemas.openxmlformats.org/markup-compatibility/2006" xmlns:aink="http://schemas.microsoft.com/office/drawing/2016/ink" xmlns:am3d="http://schemas.microsoft.com/office/drawing/2017/model3d" xmlns:o="urn:schemas-microsoft-com:office:office" xmlns:oel="http://schemas.microsoft.com/office/2019/extlst" xmlns:r="http://schemas.openxmlformats.org/officeDocument/2006/relationships" xmlns:m="http://schemas.openxmlformats.org/officeDocument/2006/math" xmlns:v="urn:schemas-microsoft-com:vml" xmlns:wp14="http://schemas.microsoft.com/office/word/2010/wordprocessingDrawing" xmlns:wp="http://schemas.openxmlformats.org/drawingml/2006/wordprocessingDrawing" xmlns:w10="urn:schemas-microsoft-com:office:word" xmlns:w="http://schemas.openxmlformats.org/wordprocessingml/2006/main" xmlns:w14="http://schemas.microsoft.com/office/word/2010/wordml" xmlns:w15="http://schemas.microsoft.com/office/word/2012/wordml" xmlns:w16cex="http://schemas.microsoft.com/office/word/2018/wordml/cex" xmlns:w16cid="http://schemas.microsoft.com/office/word/2016/wordml/cid" xmlns:w16="http://schemas.microsoft.com/office/word/2018/wordml" xmlns:w16du="http://schemas.microsoft.com/office/word/2023/wordml/word16du" xmlns:w16sdtdh="http://schemas.microsoft.com/office/word/2020/wordml/sdtdatahash" xmlns:w16sdtfl="http://schemas.microsoft.com/office/word/2024/wordml/sdtformatlock" xmlns:w16se="http://schemas.microsoft.com/office/word/2015/wordml/symex" xmlns:wpg="http://schemas.microsoft.com/office/word/2010/wordprocessingGroup" xmlns:wpi="http://schemas.microsoft.com/office/word/2010/wordprocessingInk" xmlns:wne="http://schemas.microsoft.com/office/word/2006/wordml" xmlns:wps="http://schemas.microsoft.com/office/word/2010/wordprocessingShape" mc:Ignorable="w14 w15 w16se w16cid w16 w16cex w16sdtdh w16sdtfl w16du wp14">
+<w:document xmlns:wpc="http://schemas.microsoft.com/office/word/2010/wordprocessingCanvas" xmlns:cx="http://schemas.microsoft.com/office/drawing/2014/chartex" xmlns:cx1="http://schemas.microsoft.com/office/drawing/2015/9/8/chartex" xmlns:cx2="http://schemas.microsoft.com/office/drawing/2015/10/21/chartex" xmlns:cx3="http://schemas.microsoft.com/office/drawing/2016/5/9/chartex" xmlns:cx4="http://schemas.microsoft.com/office/drawing/2016/5/10/chartex" xmlns:cx5="http://schemas.microsoft.com/office/drawing/2016/5/11/chartex" xmlns:cx6="http://schemas.microsoft.com/office/drawing/2016/5/12/chartex" xmlns:cx7="http://schemas.microsoft.com/office/drawing/2016/5/13/chartex" xmlns:cx8="http://schemas.microsoft.com/office/drawing/2016/5/14/chartex" xmlns:mc="http://schemas.openxmlformats.org/markup-compatibility/2006" xmlns:aink="http://schemas.microsoft.com/office/drawing/2016/ink" xmlns:am3d="http://schemas.microsoft.com/office/drawing/2017/model3d" xmlns:o="urn:schemas-microsoft-com:office:office" xmlns:oel="http://schemas.microsoft.com/office/2019/extlst" xmlns:r="http://schemas.openxmlformats.org/officeDocument/2006/relationships" xmlns:m="http://schemas.openxmlformats.org/officeDocument/2006/math" xmlns:v="urn:schemas-microsoft-com:vml" xmlns:wp14="http://schemas.microsoft.com/office/word/2010/wordprocessingDrawing" xmlns:wp="http://schemas.openxmlformats.org/drawingml/2006/wordprocessingDrawing" xmlns:w10="urn:schemas-microsoft-com:office:word" xmlns:w="http://schemas.openxmlformats.org/wordprocessingml/2006/main" xmlns:w14="http://schemas.microsoft.com/office/word/2010/wordml" xmlns:w15="http://schemas.microsoft.com/office/word/2012/wordml" xmlns:w16cex="http://schemas.microsoft.com/office/word/2018/wordml/cex" xmlns:w16cid="http://schemas.microsoft.com/office/word/2016/wordml/cid" xmlns:w16="http://schemas.microsoft.com/office/word/2018/wordml" xmlns:w16du="http://schemas.microsoft.com/office/word/2023/wordml/word16du" xmlns:w16sdtdh="http://schemas.microsoft.com/office/word/2020/wordml/sdtdatahash" xmlns:w16se="http://schemas.microsoft.com/office/word/2015/wordml/symex" xmlns:wpg="http://schemas.microsoft.com/office/word/2010/wordprocessingGroup" xmlns:wpi="http://schemas.microsoft.com/office/word/2010/wordprocessingInk" xmlns:wne="http://schemas.microsoft.com/office/word/2006/wordml" xmlns:wps="http://schemas.microsoft.com/office/word/2010/wordprocessingShape" mc:Ignorable="w14 w15 w16se w16cid w16 w16cex w16sdtdh w16du wp14">
   <w:body>
     <w:p>
       <w:pPr>
@@ -415,67 +415,7 @@
           <w:kern w:val="0"/>
           <w14:ligatures w14:val="none"/>
         </w:rPr>
-        <w:t xml:space="preserve">Created and </w:t>
-      </w:r>
-      <w:proofErr w:type="gramStart"/>
-      <w:r>
-        <w:rPr>
-          <w:rFonts w:ascii="Times New Roman" w:eastAsia="Times New Roman" w:hAnsi="Times New Roman" w:cs="Times New Roman"/>
-          <w:color w:val="0F1115"/>
-          <w:kern w:val="0"/>
-          <w14:ligatures w14:val="none"/>
-        </w:rPr>
-        <w:t>setup .env</w:t>
-      </w:r>
-      <w:proofErr w:type="gramEnd"/>
-      <w:r>
-        <w:rPr>
-          <w:rFonts w:ascii="Times New Roman" w:eastAsia="Times New Roman" w:hAnsi="Times New Roman" w:cs="Times New Roman"/>
-          <w:color w:val="0F1115"/>
-          <w:kern w:val="0"/>
-          <w14:ligatures w14:val="none"/>
-        </w:rPr>
-        <w:t xml:space="preserve"> </w:t>
-      </w:r>
-      <w:proofErr w:type="gramStart"/>
-      <w:r>
-        <w:rPr>
-          <w:rFonts w:ascii="Times New Roman" w:eastAsia="Times New Roman" w:hAnsi="Times New Roman" w:cs="Times New Roman"/>
-          <w:color w:val="0F1115"/>
-          <w:kern w:val="0"/>
-          <w14:ligatures w14:val="none"/>
-        </w:rPr>
-        <w:t>and .</w:t>
-      </w:r>
-      <w:proofErr w:type="spellStart"/>
-      <w:r>
-        <w:rPr>
-          <w:rFonts w:ascii="Times New Roman" w:eastAsia="Times New Roman" w:hAnsi="Times New Roman" w:cs="Times New Roman"/>
-          <w:color w:val="0F1115"/>
-          <w:kern w:val="0"/>
-          <w14:ligatures w14:val="none"/>
-        </w:rPr>
-        <w:t>env</w:t>
-      </w:r>
-      <w:proofErr w:type="gramEnd"/>
-      <w:r>
-        <w:rPr>
-          <w:rFonts w:ascii="Times New Roman" w:eastAsia="Times New Roman" w:hAnsi="Times New Roman" w:cs="Times New Roman"/>
-          <w:color w:val="0F1115"/>
-          <w:kern w:val="0"/>
-          <w14:ligatures w14:val="none"/>
-        </w:rPr>
-        <w:t>.example</w:t>
-      </w:r>
-      <w:proofErr w:type="spellEnd"/>
-      <w:r>
-        <w:rPr>
-          <w:rFonts w:ascii="Times New Roman" w:eastAsia="Times New Roman" w:hAnsi="Times New Roman" w:cs="Times New Roman"/>
-          <w:color w:val="0F1115"/>
-          <w:kern w:val="0"/>
-          <w14:ligatures w14:val="none"/>
-        </w:rPr>
-        <w:t xml:space="preserve"> for storing environment variables</w:t>
+        <w:t>Created and setup .env and .env.example for storing environment variables</w:t>
       </w:r>
     </w:p>
     <w:p>
@@ -501,27 +441,7 @@
           <w:kern w:val="0"/>
           <w14:ligatures w14:val="none"/>
         </w:rPr>
-        <w:t xml:space="preserve">Improved security of web </w:t>
-      </w:r>
-      <w:proofErr w:type="gramStart"/>
-      <w:r>
-        <w:rPr>
-          <w:rFonts w:ascii="Times New Roman" w:eastAsia="Times New Roman" w:hAnsi="Times New Roman" w:cs="Times New Roman"/>
-          <w:color w:val="0F1115"/>
-          <w:kern w:val="0"/>
-          <w14:ligatures w14:val="none"/>
-        </w:rPr>
-        <w:t>app</w:t>
-      </w:r>
-      <w:proofErr w:type="gramEnd"/>
-      <w:r>
-        <w:rPr>
-          <w:rFonts w:ascii="Times New Roman" w:eastAsia="Times New Roman" w:hAnsi="Times New Roman" w:cs="Times New Roman"/>
-          <w:color w:val="0F1115"/>
-          <w:kern w:val="0"/>
-          <w14:ligatures w14:val="none"/>
-        </w:rPr>
-        <w:t xml:space="preserve"> through various </w:t>
+        <w:t xml:space="preserve">Improved security of web app through various </w:t>
       </w:r>
       <w:r>
         <w:rPr>
@@ -814,7 +734,6 @@
           <w14:ligatures w14:val="none"/>
         </w:rPr>
       </w:pPr>
-      <w:proofErr w:type="spellStart"/>
       <w:r>
         <w:rPr>
           <w:rFonts w:ascii="Times New Roman" w:eastAsia="Times New Roman" w:hAnsi="Times New Roman" w:cs="Times New Roman"/>
@@ -824,19 +743,7 @@
           <w:kern w:val="0"/>
           <w14:ligatures w14:val="none"/>
         </w:rPr>
-        <w:t>Roumaysae</w:t>
-      </w:r>
-      <w:proofErr w:type="spellEnd"/>
-      <w:r>
-        <w:rPr>
-          <w:rFonts w:ascii="Times New Roman" w:eastAsia="Times New Roman" w:hAnsi="Times New Roman" w:cs="Times New Roman"/>
-          <w:b/>
-          <w:bCs/>
-          <w:color w:val="0F1115"/>
-          <w:kern w:val="0"/>
-          <w14:ligatures w14:val="none"/>
-        </w:rPr>
-        <w:t xml:space="preserve"> Jerari</w:t>
+        <w:t>Roumaysae Jerari</w:t>
       </w:r>
       <w:r>
         <w:rPr>
@@ -869,23 +776,7 @@
           <w:rFonts w:ascii="Times New Roman" w:hAnsi="Times New Roman" w:cs="Times New Roman"/>
           <w:color w:val="0F1115"/>
         </w:rPr>
-        <w:t xml:space="preserve">1. Receipt Upload Button &amp; </w:t>
-      </w:r>
-      <w:proofErr w:type="spellStart"/>
-      <w:r>
-        <w:rPr>
-          <w:rFonts w:ascii="Times New Roman" w:hAnsi="Times New Roman" w:cs="Times New Roman"/>
-          <w:color w:val="0F1115"/>
-        </w:rPr>
-        <w:t>Veryfi</w:t>
-      </w:r>
-      <w:proofErr w:type="spellEnd"/>
-      <w:r>
-        <w:rPr>
-          <w:rFonts w:ascii="Times New Roman" w:hAnsi="Times New Roman" w:cs="Times New Roman"/>
-          <w:color w:val="0F1115"/>
-        </w:rPr>
-        <w:t xml:space="preserve"> Integration:</w:t>
+        <w:t>1. Receipt Upload Button &amp; Veryfi Integration:</w:t>
       </w:r>
     </w:p>
     <w:p>
@@ -903,21 +794,7 @@
         <w:rPr>
           <w:color w:val="0F1115"/>
         </w:rPr>
-        <w:t xml:space="preserve">Added an "Upload Receipt" button to the dashboard and connected </w:t>
-      </w:r>
-      <w:proofErr w:type="spellStart"/>
-      <w:r>
-        <w:rPr>
-          <w:color w:val="0F1115"/>
-        </w:rPr>
-        <w:t>Veryfi</w:t>
-      </w:r>
-      <w:proofErr w:type="spellEnd"/>
-      <w:r>
-        <w:rPr>
-          <w:color w:val="0F1115"/>
-        </w:rPr>
-        <w:t xml:space="preserve"> API to read text   from receipt images, fixing file paths so images upload correctly.</w:t>
+        <w:t>Added an "Upload Receipt" button to the dashboard and connected Veryfi API to read text   from receipt images, fixing file paths so images upload correctly.</w:t>
       </w:r>
     </w:p>
     <w:p>
@@ -952,19 +829,11 @@
           <w:color w:val="0F1115"/>
         </w:rPr>
       </w:pPr>
-      <w:proofErr w:type="gramStart"/>
-      <w:r>
-        <w:rPr>
-          <w:color w:val="0F1115"/>
-        </w:rPr>
-        <w:t>Saved receipt data</w:t>
-      </w:r>
-      <w:proofErr w:type="gramEnd"/>
-      <w:r>
-        <w:rPr>
-          <w:color w:val="0F1115"/>
-        </w:rPr>
-        <w:t xml:space="preserve"> (vendor, date, total amount) to the </w:t>
+      <w:r>
+        <w:rPr>
+          <w:color w:val="0F1115"/>
+        </w:rPr>
+        <w:t>Saved receipt data (vendor, date, total amount) to the </w:t>
       </w:r>
       <w:r>
         <w:t>receipts</w:t>
@@ -1014,11 +883,9 @@
         </w:rPr>
         <w:t>Created </w:t>
       </w:r>
-      <w:proofErr w:type="spellStart"/>
       <w:r>
         <w:t>receipt_line_items</w:t>
       </w:r>
-      <w:proofErr w:type="spellEnd"/>
       <w:r>
         <w:rPr>
           <w:color w:val="0F1115"/>
@@ -1152,11 +1019,9 @@
         <w:lastRenderedPageBreak/>
         <w:t>Added a "Send Feedback" button, created a popup modal form, and connected it to the </w:t>
       </w:r>
-      <w:proofErr w:type="spellStart"/>
       <w:r>
         <w:t>users_feedbackss</w:t>
       </w:r>
-      <w:proofErr w:type="spellEnd"/>
       <w:r>
         <w:rPr>
           <w:color w:val="0F1115"/>
@@ -1362,6 +1227,57 @@
           <w:color w:val="0F1115"/>
         </w:rPr>
         <w:t>10. added the ability to edit/delete existing expenses and incomes directly from the dashboard.</w:t>
+      </w:r>
+    </w:p>
+    <w:p>
+      <w:pPr>
+        <w:pStyle w:val="ds-markdown-paragraph"/>
+        <w:numPr>
+          <w:ilvl w:val="0"/>
+          <w:numId w:val="2"/>
+        </w:numPr>
+        <w:shd w:val="clear" w:color="auto" w:fill="FFFFFF"/>
+        <w:spacing w:before="240" w:beforeAutospacing="0" w:after="240" w:afterAutospacing="0" w:line="360" w:lineRule="auto"/>
+        <w:jc w:val="both"/>
+        <w:rPr>
+          <w:color w:val="0F1115"/>
+        </w:rPr>
+      </w:pPr>
+      <w:r>
+        <w:rPr>
+          <w:color w:val="0F1115"/>
+        </w:rPr>
+        <w:t xml:space="preserve">11. </w:t>
+      </w:r>
+      <w:r>
+        <w:rPr>
+          <w:color w:val="0F1115"/>
+        </w:rPr>
+        <w:t>Style</w:t>
+      </w:r>
+      <w:r>
+        <w:rPr>
+          <w:color w:val="0F1115"/>
+        </w:rPr>
+        <w:t>d</w:t>
+      </w:r>
+      <w:r>
+        <w:rPr>
+          <w:color w:val="0F1115"/>
+        </w:rPr>
+        <w:t xml:space="preserve"> Upload</w:t>
+      </w:r>
+      <w:r>
+        <w:rPr>
+          <w:color w:val="0F1115"/>
+        </w:rPr>
+        <w:t>ed</w:t>
+      </w:r>
+      <w:r>
+        <w:rPr>
+          <w:color w:val="0F1115"/>
+        </w:rPr>
+        <w:t xml:space="preserve"> Receipt button to match Add Transaction button and add disclaimer</w:t>
       </w:r>
     </w:p>
     <w:p>
@@ -1476,7 +1392,7 @@
 </file>
 
 <file path=word/numbering.xml><?xml version="1.0" encoding="utf-8"?>
-<w:numbering xmlns:wpc="http://schemas.microsoft.com/office/word/2010/wordprocessingCanvas" xmlns:cx="http://schemas.microsoft.com/office/drawing/2014/chartex" xmlns:cx1="http://schemas.microsoft.com/office/drawing/2015/9/8/chartex" xmlns:cx2="http://schemas.microsoft.com/office/drawing/2015/10/21/chartex" xmlns:cx3="http://schemas.microsoft.com/office/drawing/2016/5/9/chartex" xmlns:cx4="http://schemas.microsoft.com/office/drawing/2016/5/10/chartex" xmlns:cx5="http://schemas.microsoft.com/office/drawing/2016/5/11/chartex" xmlns:cx6="http://schemas.microsoft.com/office/drawing/2016/5/12/chartex" xmlns:cx7="http://schemas.microsoft.com/office/drawing/2016/5/13/chartex" xmlns:cx8="http://schemas.microsoft.com/office/drawing/2016/5/14/chartex" xmlns:mc="http://schemas.openxmlformats.org/markup-compatibility/2006" xmlns:aink="http://schemas.microsoft.com/office/drawing/2016/ink" xmlns:am3d="http://schemas.microsoft.com/office/drawing/2017/model3d" xmlns:o="urn:schemas-microsoft-com:office:office" xmlns:oel="http://schemas.microsoft.com/office/2019/extlst" xmlns:r="http://schemas.openxmlformats.org/officeDocument/2006/relationships" xmlns:m="http://schemas.openxmlformats.org/officeDocument/2006/math" xmlns:v="urn:schemas-microsoft-com:vml" xmlns:wp14="http://schemas.microsoft.com/office/word/2010/wordprocessingDrawing" xmlns:wp="http://schemas.openxmlformats.org/drawingml/2006/wordprocessingDrawing" xmlns:w10="urn:schemas-microsoft-com:office:word" xmlns:w="http://schemas.openxmlformats.org/wordprocessingml/2006/main" xmlns:w14="http://schemas.microsoft.com/office/word/2010/wordml" xmlns:w15="http://schemas.microsoft.com/office/word/2012/wordml" xmlns:w16cex="http://schemas.microsoft.com/office/word/2018/wordml/cex" xmlns:w16cid="http://schemas.microsoft.com/office/word/2016/wordml/cid" xmlns:w16="http://schemas.microsoft.com/office/word/2018/wordml" xmlns:w16du="http://schemas.microsoft.com/office/word/2023/wordml/word16du" xmlns:w16sdtdh="http://schemas.microsoft.com/office/word/2020/wordml/sdtdatahash" xmlns:w16sdtfl="http://schemas.microsoft.com/office/word/2024/wordml/sdtformatlock" xmlns:w16se="http://schemas.microsoft.com/office/word/2015/wordml/symex" xmlns:wpg="http://schemas.microsoft.com/office/word/2010/wordprocessingGroup" xmlns:wpi="http://schemas.microsoft.com/office/word/2010/wordprocessingInk" xmlns:wne="http://schemas.microsoft.com/office/word/2006/wordml" xmlns:wps="http://schemas.microsoft.com/office/word/2010/wordprocessingShape" mc:Ignorable="w14 w15 w16se w16cid w16 w16cex w16sdtdh w16sdtfl w16du wp14">
+<w:numbering xmlns:wpc="http://schemas.microsoft.com/office/word/2010/wordprocessingCanvas" xmlns:cx="http://schemas.microsoft.com/office/drawing/2014/chartex" xmlns:cx1="http://schemas.microsoft.com/office/drawing/2015/9/8/chartex" xmlns:cx2="http://schemas.microsoft.com/office/drawing/2015/10/21/chartex" xmlns:cx3="http://schemas.microsoft.com/office/drawing/2016/5/9/chartex" xmlns:cx4="http://schemas.microsoft.com/office/drawing/2016/5/10/chartex" xmlns:cx5="http://schemas.microsoft.com/office/drawing/2016/5/11/chartex" xmlns:cx6="http://schemas.microsoft.com/office/drawing/2016/5/12/chartex" xmlns:cx7="http://schemas.microsoft.com/office/drawing/2016/5/13/chartex" xmlns:cx8="http://schemas.microsoft.com/office/drawing/2016/5/14/chartex" xmlns:mc="http://schemas.openxmlformats.org/markup-compatibility/2006" xmlns:aink="http://schemas.microsoft.com/office/drawing/2016/ink" xmlns:am3d="http://schemas.microsoft.com/office/drawing/2017/model3d" xmlns:o="urn:schemas-microsoft-com:office:office" xmlns:oel="http://schemas.microsoft.com/office/2019/extlst" xmlns:r="http://schemas.openxmlformats.org/officeDocument/2006/relationships" xmlns:m="http://schemas.openxmlformats.org/officeDocument/2006/math" xmlns:v="urn:schemas-microsoft-com:vml" xmlns:wp14="http://schemas.microsoft.com/office/word/2010/wordprocessingDrawing" xmlns:wp="http://schemas.openxmlformats.org/drawingml/2006/wordprocessingDrawing" xmlns:w10="urn:schemas-microsoft-com:office:word" xmlns:w="http://schemas.openxmlformats.org/wordprocessingml/2006/main" xmlns:w14="http://schemas.microsoft.com/office/word/2010/wordml" xmlns:w15="http://schemas.microsoft.com/office/word/2012/wordml" xmlns:w16cex="http://schemas.microsoft.com/office/word/2018/wordml/cex" xmlns:w16cid="http://schemas.microsoft.com/office/word/2016/wordml/cid" xmlns:w16="http://schemas.microsoft.com/office/word/2018/wordml" xmlns:w16du="http://schemas.microsoft.com/office/word/2023/wordml/word16du" xmlns:w16sdtdh="http://schemas.microsoft.com/office/word/2020/wordml/sdtdatahash" xmlns:w16se="http://schemas.microsoft.com/office/word/2015/wordml/symex" xmlns:wpg="http://schemas.microsoft.com/office/word/2010/wordprocessingGroup" xmlns:wpi="http://schemas.microsoft.com/office/word/2010/wordprocessingInk" xmlns:wne="http://schemas.microsoft.com/office/word/2006/wordml" xmlns:wps="http://schemas.microsoft.com/office/word/2010/wordprocessingShape" mc:Ignorable="w14 w15 w16se w16cid w16 w16cex w16sdtdh w16du wp14">
   <w:abstractNum w:abstractNumId="0" w15:restartNumberingAfterBreak="0">
     <w:nsid w:val="14D14587"/>
     <w:multiLevelType w:val="multilevel"/>
@@ -1901,7 +1817,7 @@
 </file>
 
 <file path=word/styles.xml><?xml version="1.0" encoding="utf-8"?>
-<w:styles xmlns:mc="http://schemas.openxmlformats.org/markup-compatibility/2006" xmlns:r="http://schemas.openxmlformats.org/officeDocument/2006/relationships" xmlns:w="http://schemas.openxmlformats.org/wordprocessingml/2006/main" xmlns:w14="http://schemas.microsoft.com/office/word/2010/wordml" xmlns:w15="http://schemas.microsoft.com/office/word/2012/wordml" xmlns:w16cex="http://schemas.microsoft.com/office/word/2018/wordml/cex" xmlns:w16cid="http://schemas.microsoft.com/office/word/2016/wordml/cid" xmlns:w16="http://schemas.microsoft.com/office/word/2018/wordml" xmlns:w16du="http://schemas.microsoft.com/office/word/2023/wordml/word16du" xmlns:w16sdtdh="http://schemas.microsoft.com/office/word/2020/wordml/sdtdatahash" xmlns:w16sdtfl="http://schemas.microsoft.com/office/word/2024/wordml/sdtformatlock" xmlns:w16se="http://schemas.microsoft.com/office/word/2015/wordml/symex" mc:Ignorable="w14 w15 w16se w16cid w16 w16cex w16sdtdh w16sdtfl w16du">
+<w:styles xmlns:mc="http://schemas.openxmlformats.org/markup-compatibility/2006" xmlns:r="http://schemas.openxmlformats.org/officeDocument/2006/relationships" xmlns:w="http://schemas.openxmlformats.org/wordprocessingml/2006/main" xmlns:w14="http://schemas.microsoft.com/office/word/2010/wordml" xmlns:w15="http://schemas.microsoft.com/office/word/2012/wordml" xmlns:w16cex="http://schemas.microsoft.com/office/word/2018/wordml/cex" xmlns:w16cid="http://schemas.microsoft.com/office/word/2016/wordml/cid" xmlns:w16="http://schemas.microsoft.com/office/word/2018/wordml" xmlns:w16du="http://schemas.microsoft.com/office/word/2023/wordml/word16du" xmlns:w16sdtdh="http://schemas.microsoft.com/office/word/2020/wordml/sdtdatahash" xmlns:w16se="http://schemas.microsoft.com/office/word/2015/wordml/symex" mc:Ignorable="w14 w15 w16se w16cid w16 w16cex w16sdtdh w16du">
   <w:docDefaults>
     <w:rPrDefault>
       <w:rPr>

--- a/docs/phase3/team-contribution.docx
+++ b/docs/phase3/team-contribution.docx
@@ -815,45 +815,33 @@
         <w:rPr>
           <w:color w:val="0F1115"/>
         </w:rPr>
-        <w:t>2. Save Receipt Data to Database</w:t>
+        <w:t xml:space="preserve">2. Save Receipt Data </w:t>
+      </w:r>
+      <w:r>
+        <w:rPr>
+          <w:color w:val="0F1115"/>
+        </w:rPr>
+        <w:t>(vendor, date, total amount) to the </w:t>
+      </w:r>
+      <w:r>
+        <w:t>receipts</w:t>
+      </w:r>
+      <w:r>
+        <w:rPr>
+          <w:color w:val="0F1115"/>
+        </w:rPr>
+        <w:t> table.</w:t>
       </w:r>
     </w:p>
     <w:p>
       <w:pPr>
         <w:pStyle w:val="ds-markdown-paragraph"/>
+        <w:numPr>
+          <w:ilvl w:val="0"/>
+          <w:numId w:val="2"/>
+        </w:numPr>
         <w:shd w:val="clear" w:color="auto" w:fill="FFFFFF"/>
         <w:spacing w:before="240" w:beforeAutospacing="0" w:after="240" w:afterAutospacing="0" w:line="360" w:lineRule="auto"/>
-        <w:ind w:left="720" w:firstLine="720"/>
-        <w:jc w:val="both"/>
-        <w:rPr>
-          <w:color w:val="0F1115"/>
-        </w:rPr>
-      </w:pPr>
-      <w:r>
-        <w:rPr>
-          <w:color w:val="0F1115"/>
-        </w:rPr>
-        <w:t>Saved receipt data (vendor, date, total amount) to the </w:t>
-      </w:r>
-      <w:r>
-        <w:t>receipts</w:t>
-      </w:r>
-      <w:r>
-        <w:rPr>
-          <w:color w:val="0F1115"/>
-        </w:rPr>
-        <w:t> table.</w:t>
-      </w:r>
-    </w:p>
-    <w:p>
-      <w:pPr>
-        <w:pStyle w:val="ds-markdown-paragraph"/>
-        <w:numPr>
-          <w:ilvl w:val="0"/>
-          <w:numId w:val="2"/>
-        </w:numPr>
-        <w:shd w:val="clear" w:color="auto" w:fill="FFFFFF"/>
-        <w:spacing w:before="240" w:beforeAutospacing="0" w:after="240" w:afterAutospacing="0" w:line="360" w:lineRule="auto"/>
         <w:jc w:val="both"/>
         <w:rPr>
           <w:color w:val="0F1115"/>
@@ -864,6 +852,12 @@
           <w:color w:val="0F1115"/>
         </w:rPr>
         <w:t>3. Store Individual Receipt Items</w:t>
+      </w:r>
+      <w:r>
+        <w:rPr>
+          <w:color w:val="0F1115"/>
+        </w:rPr>
+        <w:t>:</w:t>
       </w:r>
     </w:p>
     <w:p>
@@ -911,7 +905,70 @@
         <w:rPr>
           <w:color w:val="0F1115"/>
         </w:rPr>
-        <w:t>4. Display Receipt Items as Expenses</w:t>
+        <w:t xml:space="preserve">4. </w:t>
+      </w:r>
+      <w:r>
+        <w:rPr>
+          <w:color w:val="0F1115"/>
+        </w:rPr>
+        <w:t>Added code to save each receipt item as an expense in the </w:t>
+      </w:r>
+      <w:r>
+        <w:t>expenses</w:t>
+      </w:r>
+      <w:r>
+        <w:rPr>
+          <w:color w:val="0F1115"/>
+        </w:rPr>
+        <w:t> table so scanned items appear on the dashboard.</w:t>
+      </w:r>
+    </w:p>
+    <w:p>
+      <w:pPr>
+        <w:pStyle w:val="ds-markdown-paragraph"/>
+        <w:numPr>
+          <w:ilvl w:val="0"/>
+          <w:numId w:val="2"/>
+        </w:numPr>
+        <w:shd w:val="clear" w:color="auto" w:fill="FFFFFF"/>
+        <w:spacing w:before="240" w:beforeAutospacing="0" w:after="240" w:afterAutospacing="0" w:line="360" w:lineRule="auto"/>
+        <w:jc w:val="both"/>
+        <w:rPr>
+          <w:color w:val="0F1115"/>
+        </w:rPr>
+      </w:pPr>
+      <w:r>
+        <w:rPr>
+          <w:color w:val="0F1115"/>
+        </w:rPr>
+        <w:t xml:space="preserve">5. </w:t>
+      </w:r>
+      <w:r>
+        <w:rPr>
+          <w:color w:val="0F1115"/>
+        </w:rPr>
+        <w:t>Fixed the sorting so latest transactions show on top of the list.</w:t>
+      </w:r>
+    </w:p>
+    <w:p>
+      <w:pPr>
+        <w:pStyle w:val="ds-markdown-paragraph"/>
+        <w:numPr>
+          <w:ilvl w:val="0"/>
+          <w:numId w:val="2"/>
+        </w:numPr>
+        <w:shd w:val="clear" w:color="auto" w:fill="FFFFFF"/>
+        <w:spacing w:before="240" w:beforeAutospacing="0" w:after="240" w:afterAutospacing="0" w:line="360" w:lineRule="auto"/>
+        <w:jc w:val="both"/>
+        <w:rPr>
+          <w:color w:val="0F1115"/>
+        </w:rPr>
+      </w:pPr>
+      <w:r>
+        <w:rPr>
+          <w:color w:val="0F1115"/>
+        </w:rPr>
+        <w:t>6. Send Feedback Feature</w:t>
       </w:r>
     </w:p>
     <w:p>
@@ -929,76 +986,16 @@
         <w:rPr>
           <w:color w:val="0F1115"/>
         </w:rPr>
-        <w:t>Added code to save each receipt item as an expense in the </w:t>
-      </w:r>
-      <w:r>
-        <w:t>expenses</w:t>
-      </w:r>
-      <w:r>
-        <w:rPr>
-          <w:color w:val="0F1115"/>
-        </w:rPr>
-        <w:t> table so scanned items appear on the dashboard.</w:t>
-      </w:r>
-    </w:p>
-    <w:p>
-      <w:pPr>
-        <w:pStyle w:val="ds-markdown-paragraph"/>
-        <w:numPr>
-          <w:ilvl w:val="0"/>
-          <w:numId w:val="2"/>
-        </w:numPr>
-        <w:shd w:val="clear" w:color="auto" w:fill="FFFFFF"/>
-        <w:spacing w:before="240" w:beforeAutospacing="0" w:after="240" w:afterAutospacing="0" w:line="360" w:lineRule="auto"/>
-        <w:jc w:val="both"/>
-        <w:rPr>
-          <w:color w:val="0F1115"/>
-        </w:rPr>
-      </w:pPr>
-      <w:r>
-        <w:rPr>
-          <w:color w:val="0F1115"/>
-        </w:rPr>
-        <w:t>5. Fix Transaction Order</w:t>
-      </w:r>
-    </w:p>
-    <w:p>
-      <w:pPr>
-        <w:pStyle w:val="ds-markdown-paragraph"/>
-        <w:shd w:val="clear" w:color="auto" w:fill="FFFFFF"/>
-        <w:spacing w:before="240" w:beforeAutospacing="0" w:after="240" w:afterAutospacing="0" w:line="360" w:lineRule="auto"/>
-        <w:ind w:left="720" w:firstLine="720"/>
-        <w:jc w:val="both"/>
-        <w:rPr>
-          <w:color w:val="0F1115"/>
-        </w:rPr>
-      </w:pPr>
-      <w:r>
-        <w:rPr>
-          <w:color w:val="0F1115"/>
-        </w:rPr>
-        <w:t>Fixed the sorting so latest transactions show on top of the list.</w:t>
-      </w:r>
-    </w:p>
-    <w:p>
-      <w:pPr>
-        <w:pStyle w:val="ds-markdown-paragraph"/>
-        <w:numPr>
-          <w:ilvl w:val="0"/>
-          <w:numId w:val="2"/>
-        </w:numPr>
-        <w:shd w:val="clear" w:color="auto" w:fill="FFFFFF"/>
-        <w:spacing w:before="240" w:beforeAutospacing="0" w:after="240" w:afterAutospacing="0" w:line="360" w:lineRule="auto"/>
-        <w:jc w:val="both"/>
-        <w:rPr>
-          <w:color w:val="0F1115"/>
-        </w:rPr>
-      </w:pPr>
-      <w:r>
-        <w:rPr>
-          <w:color w:val="0F1115"/>
-        </w:rPr>
-        <w:t>6. Send Feedback Feature</w:t>
+        <w:t>Added a "Send Feedback" button, created a popup modal form, and connected it to the </w:t>
+      </w:r>
+      <w:r>
+        <w:t>users_feedbackss</w:t>
+      </w:r>
+      <w:r>
+        <w:rPr>
+          <w:color w:val="0F1115"/>
+        </w:rPr>
+        <w:t> table in the database.</w:t>
       </w:r>
     </w:p>
     <w:p>
@@ -1012,43 +1009,6 @@
           <w:color w:val="0F1115"/>
         </w:rPr>
       </w:pPr>
-      <w:r>
-        <w:rPr>
-          <w:color w:val="0F1115"/>
-        </w:rPr>
-        <w:lastRenderedPageBreak/>
-        <w:t>Added a "Send Feedback" button, created a popup modal form, and connected it to the </w:t>
-      </w:r>
-      <w:r>
-        <w:t>users_feedbackss</w:t>
-      </w:r>
-      <w:r>
-        <w:rPr>
-          <w:color w:val="0F1115"/>
-        </w:rPr>
-        <w:t> table in the database.</w:t>
-      </w:r>
-    </w:p>
-    <w:p>
-      <w:pPr>
-        <w:pStyle w:val="ds-markdown-paragraph"/>
-        <w:numPr>
-          <w:ilvl w:val="0"/>
-          <w:numId w:val="2"/>
-        </w:numPr>
-        <w:shd w:val="clear" w:color="auto" w:fill="FFFFFF"/>
-        <w:spacing w:before="240" w:beforeAutospacing="0" w:after="240" w:afterAutospacing="0" w:line="360" w:lineRule="auto"/>
-        <w:jc w:val="both"/>
-        <w:rPr>
-          <w:color w:val="0F1115"/>
-        </w:rPr>
-      </w:pPr>
-      <w:r>
-        <w:rPr>
-          <w:color w:val="0F1115"/>
-        </w:rPr>
-        <w:t>7. Fix Feedback Form Issues</w:t>
-      </w:r>
     </w:p>
     <w:p>
       <w:pPr>
@@ -1061,12 +1021,6 @@
           <w:color w:val="0F1115"/>
         </w:rPr>
       </w:pPr>
-      <w:r>
-        <w:rPr>
-          <w:color w:val="0F1115"/>
-        </w:rPr>
-        <w:t>Fixed modal to close after submitting, clear old messages, and corrected the "Bearer" space issue in the authorization header.</w:t>
-      </w:r>
     </w:p>
     <w:p>
       <w:pPr>
@@ -1086,7 +1040,8 @@
         <w:rPr>
           <w:color w:val="0F1115"/>
         </w:rPr>
-        <w:t>8. Database Setup &amp; Security</w:t>
+        <w:lastRenderedPageBreak/>
+        <w:t>7. Fix Feedback Form Issues</w:t>
       </w:r>
     </w:p>
     <w:p>
@@ -1095,78 +1050,16 @@
         <w:shd w:val="clear" w:color="auto" w:fill="FFFFFF"/>
         <w:spacing w:before="240" w:beforeAutospacing="0" w:after="240" w:afterAutospacing="0" w:line="360" w:lineRule="auto"/>
         <w:ind w:left="1440"/>
-        <w:rPr>
-          <w:color w:val="0F1115"/>
-        </w:rPr>
-      </w:pPr>
-      <w:r>
-        <w:rPr>
-          <w:color w:val="0F1115"/>
-        </w:rPr>
-        <w:t>Created all tables (</w:t>
-      </w:r>
-      <w:r>
-        <w:t>users</w:t>
-      </w:r>
-      <w:r>
-        <w:rPr>
-          <w:color w:val="0F1115"/>
-        </w:rPr>
-        <w:t>, </w:t>
-      </w:r>
-      <w:r>
-        <w:t>categories</w:t>
-      </w:r>
-      <w:r>
-        <w:rPr>
-          <w:color w:val="0F1115"/>
-        </w:rPr>
-        <w:t>, </w:t>
-      </w:r>
-      <w:r>
-        <w:t>expenses</w:t>
-      </w:r>
-      <w:r>
-        <w:rPr>
-          <w:color w:val="0F1115"/>
-        </w:rPr>
-        <w:t>, </w:t>
-      </w:r>
-      <w:r>
-        <w:t>incomes</w:t>
-      </w:r>
-      <w:r>
-        <w:rPr>
-          <w:color w:val="0F1115"/>
-        </w:rPr>
-        <w:t>, </w:t>
-      </w:r>
-      <w:r>
-        <w:t>receipts</w:t>
-      </w:r>
-      <w:r>
-        <w:rPr>
-          <w:color w:val="0F1115"/>
-        </w:rPr>
-        <w:t>, </w:t>
-      </w:r>
-      <w:r>
-        <w:t>receipt_line_items</w:t>
-      </w:r>
-      <w:r>
-        <w:rPr>
-          <w:color w:val="0F1115"/>
-        </w:rPr>
-        <w:t>, </w:t>
-      </w:r>
-      <w:r>
-        <w:t>users_feedbackss</w:t>
-      </w:r>
-      <w:r>
-        <w:rPr>
-          <w:color w:val="0F1115"/>
-        </w:rPr>
-        <w:t>), added foreign keys, and hashed user passwords for security.</w:t>
+        <w:jc w:val="both"/>
+        <w:rPr>
+          <w:color w:val="0F1115"/>
+        </w:rPr>
+      </w:pPr>
+      <w:r>
+        <w:rPr>
+          <w:color w:val="0F1115"/>
+        </w:rPr>
+        <w:t>Fixed modal to close after submitting, clear old messages, and corrected the "Bearer" space issue in the authorization header.</w:t>
       </w:r>
     </w:p>
     <w:p>
@@ -1187,25 +1080,46 @@
         <w:rPr>
           <w:color w:val="0F1115"/>
         </w:rPr>
-        <w:t>9. Testing &amp; Team Collaboration</w:t>
+        <w:t>8</w:t>
+      </w:r>
+      <w:r>
+        <w:rPr>
+          <w:color w:val="0F1115"/>
+        </w:rPr>
+        <w:t xml:space="preserve">. </w:t>
+      </w:r>
+      <w:r>
+        <w:rPr>
+          <w:color w:val="0F1115"/>
+        </w:rPr>
+        <w:t>Added sample data for testing, exported full database backup.</w:t>
       </w:r>
     </w:p>
     <w:p>
       <w:pPr>
         <w:pStyle w:val="ds-markdown-paragraph"/>
+        <w:numPr>
+          <w:ilvl w:val="0"/>
+          <w:numId w:val="2"/>
+        </w:numPr>
         <w:shd w:val="clear" w:color="auto" w:fill="FFFFFF"/>
         <w:spacing w:before="240" w:beforeAutospacing="0" w:after="240" w:afterAutospacing="0" w:line="360" w:lineRule="auto"/>
-        <w:ind w:left="1440"/>
-        <w:jc w:val="both"/>
-        <w:rPr>
-          <w:color w:val="0F1115"/>
-        </w:rPr>
-      </w:pPr>
-      <w:r>
-        <w:rPr>
-          <w:color w:val="0F1115"/>
-        </w:rPr>
-        <w:t>Added sample data for testing, exported full database backup.</w:t>
+        <w:jc w:val="both"/>
+        <w:rPr>
+          <w:color w:val="0F1115"/>
+        </w:rPr>
+      </w:pPr>
+      <w:r>
+        <w:rPr>
+          <w:color w:val="0F1115"/>
+        </w:rPr>
+        <w:t>9</w:t>
+      </w:r>
+      <w:r>
+        <w:rPr>
+          <w:color w:val="0F1115"/>
+        </w:rPr>
+        <w:t>. added the ability to edit/delete existing expenses and incomes directly from the dashboard.</w:t>
       </w:r>
     </w:p>
     <w:p>
@@ -1226,7 +1140,67 @@
         <w:rPr>
           <w:color w:val="0F1115"/>
         </w:rPr>
-        <w:t>10. added the ability to edit/delete existing expenses and incomes directly from the dashboard.</w:t>
+        <w:t>1</w:t>
+      </w:r>
+      <w:r>
+        <w:rPr>
+          <w:color w:val="0F1115"/>
+        </w:rPr>
+        <w:t>0</w:t>
+      </w:r>
+      <w:r>
+        <w:rPr>
+          <w:color w:val="0F1115"/>
+        </w:rPr>
+        <w:t xml:space="preserve">. </w:t>
+      </w:r>
+      <w:r>
+        <w:rPr>
+          <w:color w:val="0F1115"/>
+        </w:rPr>
+        <w:t>Style</w:t>
+      </w:r>
+      <w:r>
+        <w:rPr>
+          <w:color w:val="0F1115"/>
+        </w:rPr>
+        <w:t>d</w:t>
+      </w:r>
+      <w:r>
+        <w:rPr>
+          <w:color w:val="0F1115"/>
+        </w:rPr>
+        <w:t xml:space="preserve"> Upload</w:t>
+      </w:r>
+      <w:r>
+        <w:rPr>
+          <w:color w:val="0F1115"/>
+        </w:rPr>
+        <w:t>ed</w:t>
+      </w:r>
+      <w:r>
+        <w:rPr>
+          <w:color w:val="0F1115"/>
+        </w:rPr>
+        <w:t xml:space="preserve"> Receipt button to match Add Transaction button and add</w:t>
+      </w:r>
+      <w:r>
+        <w:rPr>
+          <w:color w:val="0F1115"/>
+        </w:rPr>
+        <w:t>ed</w:t>
+      </w:r>
+      <w:r>
+        <w:rPr>
+          <w:color w:val="0F1115"/>
+        </w:rPr>
+        <w:t xml:space="preserve"> disclaimer</w:t>
+      </w:r>
+      <w:r>
+        <w:rPr>
+          <w:color w:val="0F1115"/>
+        </w:rPr>
+        <w:t xml:space="preserve"> ( for AI scanner to the user ).</w:t>
       </w:r>
     </w:p>
     <w:p>
@@ -1247,37 +1221,37 @@
         <w:rPr>
           <w:color w:val="0F1115"/>
         </w:rPr>
-        <w:t xml:space="preserve">11. </w:t>
-      </w:r>
-      <w:r>
-        <w:rPr>
-          <w:color w:val="0F1115"/>
-        </w:rPr>
-        <w:t>Style</w:t>
-      </w:r>
-      <w:r>
-        <w:rPr>
-          <w:color w:val="0F1115"/>
-        </w:rPr>
-        <w:t>d</w:t>
-      </w:r>
-      <w:r>
-        <w:rPr>
-          <w:color w:val="0F1115"/>
-        </w:rPr>
-        <w:t xml:space="preserve"> Upload</w:t>
-      </w:r>
-      <w:r>
-        <w:rPr>
-          <w:color w:val="0F1115"/>
-        </w:rPr>
-        <w:t>ed</w:t>
-      </w:r>
-      <w:r>
-        <w:rPr>
-          <w:color w:val="0F1115"/>
-        </w:rPr>
-        <w:t xml:space="preserve"> Receipt button to match Add Transaction button and add disclaimer</w:t>
+        <w:t>1</w:t>
+      </w:r>
+      <w:r>
+        <w:rPr>
+          <w:color w:val="0F1115"/>
+        </w:rPr>
+        <w:t>1</w:t>
+      </w:r>
+      <w:r>
+        <w:rPr>
+          <w:color w:val="0F1115"/>
+        </w:rPr>
+        <w:t xml:space="preserve">. </w:t>
+      </w:r>
+      <w:r>
+        <w:rPr>
+          <w:color w:val="0F1115"/>
+        </w:rPr>
+        <w:t>Fix feedback dropdown sizing</w:t>
+      </w:r>
+      <w:r>
+        <w:rPr>
+          <w:color w:val="0F1115"/>
+        </w:rPr>
+        <w:t xml:space="preserve"> after CSS conflict, </w:t>
+      </w:r>
+      <w:r>
+        <w:rPr>
+          <w:color w:val="0F1115"/>
+        </w:rPr>
+        <w:t>Styled upload receipt button, added disclaimer, and aligned edit and delete buttons.</w:t>
       </w:r>
     </w:p>
     <w:p>

--- a/docs/phase3/team-contribution.docx
+++ b/docs/phase3/team-contribution.docx
@@ -1,6 +1,6 @@
 
 <file path=word/document.xml><?xml version="1.0" encoding="utf-8"?>
-<w:document xmlns:wpc="http://schemas.microsoft.com/office/word/2010/wordprocessingCanvas" xmlns:cx="http://schemas.microsoft.com/office/drawing/2014/chartex" xmlns:cx1="http://schemas.microsoft.com/office/drawing/2015/9/8/chartex" xmlns:cx2="http://schemas.microsoft.com/office/drawing/2015/10/21/chartex" xmlns:cx3="http://schemas.microsoft.com/office/drawing/2016/5/9/chartex" xmlns:cx4="http://schemas.microsoft.com/office/drawing/2016/5/10/chartex" xmlns:cx5="http://schemas.microsoft.com/office/drawing/2016/5/11/chartex" xmlns:cx6="http://schemas.microsoft.com/office/drawing/2016/5/12/chartex" xmlns:cx7="http://schemas.microsoft.com/office/drawing/2016/5/13/chartex" xmlns:cx8="http://schemas.microsoft.com/office/drawing/2016/5/14/chartex" xmlns:mc="http://schemas.openxmlformats.org/markup-compatibility/2006" xmlns:aink="http://schemas.microsoft.com/office/drawing/2016/ink" xmlns:am3d="http://schemas.microsoft.com/office/drawing/2017/model3d" xmlns:o="urn:schemas-microsoft-com:office:office" xmlns:oel="http://schemas.microsoft.com/office/2019/extlst" xmlns:r="http://schemas.openxmlformats.org/officeDocument/2006/relationships" xmlns:m="http://schemas.openxmlformats.org/officeDocument/2006/math" xmlns:v="urn:schemas-microsoft-com:vml" xmlns:wp14="http://schemas.microsoft.com/office/word/2010/wordprocessingDrawing" xmlns:wp="http://schemas.openxmlformats.org/drawingml/2006/wordprocessingDrawing" xmlns:w10="urn:schemas-microsoft-com:office:word" xmlns:w="http://schemas.openxmlformats.org/wordprocessingml/2006/main" xmlns:w14="http://schemas.microsoft.com/office/word/2010/wordml" xmlns:w15="http://schemas.microsoft.com/office/word/2012/wordml" xmlns:w16cex="http://schemas.microsoft.com/office/word/2018/wordml/cex" xmlns:w16cid="http://schemas.microsoft.com/office/word/2016/wordml/cid" xmlns:w16="http://schemas.microsoft.com/office/word/2018/wordml" xmlns:w16du="http://schemas.microsoft.com/office/word/2023/wordml/word16du" xmlns:w16sdtdh="http://schemas.microsoft.com/office/word/2020/wordml/sdtdatahash" xmlns:w16se="http://schemas.microsoft.com/office/word/2015/wordml/symex" xmlns:wpg="http://schemas.microsoft.com/office/word/2010/wordprocessingGroup" xmlns:wpi="http://schemas.microsoft.com/office/word/2010/wordprocessingInk" xmlns:wne="http://schemas.microsoft.com/office/word/2006/wordml" xmlns:wps="http://schemas.microsoft.com/office/word/2010/wordprocessingShape" mc:Ignorable="w14 w15 w16se w16cid w16 w16cex w16sdtdh w16du wp14">
+<w:document xmlns:wpc="http://schemas.microsoft.com/office/word/2010/wordprocessingCanvas" xmlns:cx="http://schemas.microsoft.com/office/drawing/2014/chartex" xmlns:cx1="http://schemas.microsoft.com/office/drawing/2015/9/8/chartex" xmlns:cx2="http://schemas.microsoft.com/office/drawing/2015/10/21/chartex" xmlns:cx3="http://schemas.microsoft.com/office/drawing/2016/5/9/chartex" xmlns:cx4="http://schemas.microsoft.com/office/drawing/2016/5/10/chartex" xmlns:cx5="http://schemas.microsoft.com/office/drawing/2016/5/11/chartex" xmlns:cx6="http://schemas.microsoft.com/office/drawing/2016/5/12/chartex" xmlns:cx7="http://schemas.microsoft.com/office/drawing/2016/5/13/chartex" xmlns:cx8="http://schemas.microsoft.com/office/drawing/2016/5/14/chartex" xmlns:mc="http://schemas.openxmlformats.org/markup-compatibility/2006" xmlns:aink="http://schemas.microsoft.com/office/drawing/2016/ink" xmlns:am3d="http://schemas.microsoft.com/office/drawing/2017/model3d" xmlns:o="urn:schemas-microsoft-com:office:office" xmlns:oel="http://schemas.microsoft.com/office/2019/extlst" xmlns:r="http://schemas.openxmlformats.org/officeDocument/2006/relationships" xmlns:m="http://schemas.openxmlformats.org/officeDocument/2006/math" xmlns:v="urn:schemas-microsoft-com:vml" xmlns:wp14="http://schemas.microsoft.com/office/word/2010/wordprocessingDrawing" xmlns:wp="http://schemas.openxmlformats.org/drawingml/2006/wordprocessingDrawing" xmlns:w10="urn:schemas-microsoft-com:office:word" xmlns:w="http://schemas.openxmlformats.org/wordprocessingml/2006/main" xmlns:w14="http://schemas.microsoft.com/office/word/2010/wordml" xmlns:w15="http://schemas.microsoft.com/office/word/2012/wordml" xmlns:w16cex="http://schemas.microsoft.com/office/word/2018/wordml/cex" xmlns:w16cid="http://schemas.microsoft.com/office/word/2016/wordml/cid" xmlns:w16="http://schemas.microsoft.com/office/word/2018/wordml" xmlns:w16du="http://schemas.microsoft.com/office/word/2023/wordml/word16du" xmlns:w16sdtdh="http://schemas.microsoft.com/office/word/2020/wordml/sdtdatahash" xmlns:w16sdtfl="http://schemas.microsoft.com/office/word/2024/wordml/sdtformatlock" xmlns:w16se="http://schemas.microsoft.com/office/word/2015/wordml/symex" xmlns:wpg="http://schemas.microsoft.com/office/word/2010/wordprocessingGroup" xmlns:wpi="http://schemas.microsoft.com/office/word/2010/wordprocessingInk" xmlns:wne="http://schemas.microsoft.com/office/word/2006/wordml" xmlns:wps="http://schemas.microsoft.com/office/word/2010/wordprocessingShape" mc:Ignorable="w14 w15 w16se w16cid w16 w16cex w16sdtdh w16sdtfl w16du wp14">
   <w:body>
     <w:p>
       <w:pPr>
@@ -415,7 +415,67 @@
           <w:kern w:val="0"/>
           <w14:ligatures w14:val="none"/>
         </w:rPr>
-        <w:t>Created and setup .env and .env.example for storing environment variables</w:t>
+        <w:t xml:space="preserve">Created and </w:t>
+      </w:r>
+      <w:proofErr w:type="gramStart"/>
+      <w:r>
+        <w:rPr>
+          <w:rFonts w:ascii="Times New Roman" w:eastAsia="Times New Roman" w:hAnsi="Times New Roman" w:cs="Times New Roman"/>
+          <w:color w:val="0F1115"/>
+          <w:kern w:val="0"/>
+          <w14:ligatures w14:val="none"/>
+        </w:rPr>
+        <w:t>setup .env</w:t>
+      </w:r>
+      <w:proofErr w:type="gramEnd"/>
+      <w:r>
+        <w:rPr>
+          <w:rFonts w:ascii="Times New Roman" w:eastAsia="Times New Roman" w:hAnsi="Times New Roman" w:cs="Times New Roman"/>
+          <w:color w:val="0F1115"/>
+          <w:kern w:val="0"/>
+          <w14:ligatures w14:val="none"/>
+        </w:rPr>
+        <w:t xml:space="preserve"> </w:t>
+      </w:r>
+      <w:proofErr w:type="gramStart"/>
+      <w:r>
+        <w:rPr>
+          <w:rFonts w:ascii="Times New Roman" w:eastAsia="Times New Roman" w:hAnsi="Times New Roman" w:cs="Times New Roman"/>
+          <w:color w:val="0F1115"/>
+          <w:kern w:val="0"/>
+          <w14:ligatures w14:val="none"/>
+        </w:rPr>
+        <w:t>and .</w:t>
+      </w:r>
+      <w:proofErr w:type="spellStart"/>
+      <w:r>
+        <w:rPr>
+          <w:rFonts w:ascii="Times New Roman" w:eastAsia="Times New Roman" w:hAnsi="Times New Roman" w:cs="Times New Roman"/>
+          <w:color w:val="0F1115"/>
+          <w:kern w:val="0"/>
+          <w14:ligatures w14:val="none"/>
+        </w:rPr>
+        <w:t>env</w:t>
+      </w:r>
+      <w:proofErr w:type="gramEnd"/>
+      <w:r>
+        <w:rPr>
+          <w:rFonts w:ascii="Times New Roman" w:eastAsia="Times New Roman" w:hAnsi="Times New Roman" w:cs="Times New Roman"/>
+          <w:color w:val="0F1115"/>
+          <w:kern w:val="0"/>
+          <w14:ligatures w14:val="none"/>
+        </w:rPr>
+        <w:t>.example</w:t>
+      </w:r>
+      <w:proofErr w:type="spellEnd"/>
+      <w:r>
+        <w:rPr>
+          <w:rFonts w:ascii="Times New Roman" w:eastAsia="Times New Roman" w:hAnsi="Times New Roman" w:cs="Times New Roman"/>
+          <w:color w:val="0F1115"/>
+          <w:kern w:val="0"/>
+          <w14:ligatures w14:val="none"/>
+        </w:rPr>
+        <w:t xml:space="preserve"> for storing environment variables</w:t>
       </w:r>
     </w:p>
     <w:p>
@@ -734,6 +794,7 @@
           <w14:ligatures w14:val="none"/>
         </w:rPr>
       </w:pPr>
+      <w:proofErr w:type="spellStart"/>
       <w:r>
         <w:rPr>
           <w:rFonts w:ascii="Times New Roman" w:eastAsia="Times New Roman" w:hAnsi="Times New Roman" w:cs="Times New Roman"/>
@@ -743,7 +804,19 @@
           <w:kern w:val="0"/>
           <w14:ligatures w14:val="none"/>
         </w:rPr>
-        <w:t>Roumaysae Jerari</w:t>
+        <w:t>Roumaysae</w:t>
+      </w:r>
+      <w:proofErr w:type="spellEnd"/>
+      <w:r>
+        <w:rPr>
+          <w:rFonts w:ascii="Times New Roman" w:eastAsia="Times New Roman" w:hAnsi="Times New Roman" w:cs="Times New Roman"/>
+          <w:b/>
+          <w:bCs/>
+          <w:color w:val="0F1115"/>
+          <w:kern w:val="0"/>
+          <w14:ligatures w14:val="none"/>
+        </w:rPr>
+        <w:t xml:space="preserve"> Jerari</w:t>
       </w:r>
       <w:r>
         <w:rPr>
@@ -776,7 +849,23 @@
           <w:rFonts w:ascii="Times New Roman" w:hAnsi="Times New Roman" w:cs="Times New Roman"/>
           <w:color w:val="0F1115"/>
         </w:rPr>
-        <w:t>1. Receipt Upload Button &amp; Veryfi Integration:</w:t>
+        <w:t xml:space="preserve">1. Receipt Upload Button &amp; </w:t>
+      </w:r>
+      <w:proofErr w:type="spellStart"/>
+      <w:r>
+        <w:rPr>
+          <w:rFonts w:ascii="Times New Roman" w:hAnsi="Times New Roman" w:cs="Times New Roman"/>
+          <w:color w:val="0F1115"/>
+        </w:rPr>
+        <w:t>Veryfi</w:t>
+      </w:r>
+      <w:proofErr w:type="spellEnd"/>
+      <w:r>
+        <w:rPr>
+          <w:rFonts w:ascii="Times New Roman" w:hAnsi="Times New Roman" w:cs="Times New Roman"/>
+          <w:color w:val="0F1115"/>
+        </w:rPr>
+        <w:t xml:space="preserve"> Integration:</w:t>
       </w:r>
     </w:p>
     <w:p>
@@ -794,7 +883,21 @@
         <w:rPr>
           <w:color w:val="0F1115"/>
         </w:rPr>
-        <w:t>Added an "Upload Receipt" button to the dashboard and connected Veryfi API to read text   from receipt images, fixing file paths so images upload correctly.</w:t>
+        <w:t xml:space="preserve">Added an "Upload Receipt" button to the dashboard and connected </w:t>
+      </w:r>
+      <w:proofErr w:type="spellStart"/>
+      <w:r>
+        <w:rPr>
+          <w:color w:val="0F1115"/>
+        </w:rPr>
+        <w:t>Veryfi</w:t>
+      </w:r>
+      <w:proofErr w:type="spellEnd"/>
+      <w:r>
+        <w:rPr>
+          <w:color w:val="0F1115"/>
+        </w:rPr>
+        <w:t xml:space="preserve"> API to read text   from receipt images, fixing file paths so images upload correctly.</w:t>
       </w:r>
     </w:p>
     <w:p>
@@ -877,9 +980,11 @@
         </w:rPr>
         <w:t>Created </w:t>
       </w:r>
+      <w:proofErr w:type="spellStart"/>
       <w:r>
         <w:t>receipt_line_items</w:t>
       </w:r>
+      <w:proofErr w:type="spellEnd"/>
       <w:r>
         <w:rPr>
           <w:color w:val="0F1115"/>
@@ -988,9 +1093,11 @@
         </w:rPr>
         <w:t>Added a "Send Feedback" button, created a popup modal form, and connected it to the </w:t>
       </w:r>
+      <w:proofErr w:type="spellStart"/>
       <w:r>
         <w:t>users_feedbackss</w:t>
       </w:r>
+      <w:proofErr w:type="spellEnd"/>
       <w:r>
         <w:rPr>
           <w:color w:val="0F1115"/>
@@ -1080,13 +1187,7 @@
         <w:rPr>
           <w:color w:val="0F1115"/>
         </w:rPr>
-        <w:t>8</w:t>
-      </w:r>
-      <w:r>
-        <w:rPr>
-          <w:color w:val="0F1115"/>
-        </w:rPr>
-        <w:t xml:space="preserve">. </w:t>
+        <w:t xml:space="preserve">8. </w:t>
       </w:r>
       <w:r>
         <w:rPr>
@@ -1113,13 +1214,7 @@
         <w:rPr>
           <w:color w:val="0F1115"/>
         </w:rPr>
-        <w:t>9</w:t>
-      </w:r>
-      <w:r>
-        <w:rPr>
-          <w:color w:val="0F1115"/>
-        </w:rPr>
-        <w:t>. added the ability to edit/delete existing expenses and incomes directly from the dashboard.</w:t>
+        <w:t>9. added the ability to edit/delete existing expenses and incomes directly from the dashboard.</w:t>
       </w:r>
     </w:p>
     <w:p>
@@ -1200,7 +1295,35 @@
         <w:rPr>
           <w:color w:val="0F1115"/>
         </w:rPr>
-        <w:t xml:space="preserve"> ( for AI scanner to the user ).</w:t>
+        <w:t xml:space="preserve"> </w:t>
+      </w:r>
+      <w:proofErr w:type="gramStart"/>
+      <w:r>
+        <w:rPr>
+          <w:color w:val="0F1115"/>
+        </w:rPr>
+        <w:t>( for</w:t>
+      </w:r>
+      <w:proofErr w:type="gramEnd"/>
+      <w:r>
+        <w:rPr>
+          <w:color w:val="0F1115"/>
+        </w:rPr>
+        <w:t xml:space="preserve"> AI scanner to the </w:t>
+      </w:r>
+      <w:proofErr w:type="gramStart"/>
+      <w:r>
+        <w:rPr>
+          <w:color w:val="0F1115"/>
+        </w:rPr>
+        <w:t>user )</w:t>
+      </w:r>
+      <w:proofErr w:type="gramEnd"/>
+      <w:r>
+        <w:rPr>
+          <w:color w:val="0F1115"/>
+        </w:rPr>
+        <w:t>.</w:t>
       </w:r>
     </w:p>
     <w:p>
@@ -1309,13 +1432,144 @@
         <w:jc w:val="both"/>
         <w:rPr>
           <w:rFonts w:ascii="Times New Roman" w:eastAsia="Times New Roman" w:hAnsi="Times New Roman" w:cs="Times New Roman"/>
-          <w:b/>
-          <w:bCs/>
-          <w:color w:val="0F1115"/>
-          <w:kern w:val="0"/>
-          <w14:ligatures w14:val="none"/>
-        </w:rPr>
-      </w:pPr>
+          <w:color w:val="0F1115"/>
+          <w:kern w:val="0"/>
+          <w14:ligatures w14:val="none"/>
+        </w:rPr>
+      </w:pPr>
+      <w:r>
+        <w:rPr>
+          <w:rFonts w:ascii="Times New Roman" w:eastAsia="Times New Roman" w:hAnsi="Times New Roman" w:cs="Times New Roman"/>
+          <w:color w:val="0F1115"/>
+          <w:kern w:val="0"/>
+          <w14:ligatures w14:val="none"/>
+        </w:rPr>
+        <w:t>Created Google Login API Client ID</w:t>
+      </w:r>
+    </w:p>
+    <w:p>
+      <w:pPr>
+        <w:pStyle w:val="ListParagraph"/>
+        <w:numPr>
+          <w:ilvl w:val="0"/>
+          <w:numId w:val="2"/>
+        </w:numPr>
+        <w:spacing w:after="120" w:line="480" w:lineRule="auto"/>
+        <w:jc w:val="both"/>
+        <w:rPr>
+          <w:rFonts w:ascii="Times New Roman" w:eastAsia="Times New Roman" w:hAnsi="Times New Roman" w:cs="Times New Roman"/>
+          <w:color w:val="0F1115"/>
+          <w:kern w:val="0"/>
+          <w14:ligatures w14:val="none"/>
+        </w:rPr>
+      </w:pPr>
+      <w:r>
+        <w:rPr>
+          <w:rFonts w:ascii="Times New Roman" w:eastAsia="Times New Roman" w:hAnsi="Times New Roman" w:cs="Times New Roman"/>
+          <w:color w:val="0F1115"/>
+          <w:kern w:val="0"/>
+          <w14:ligatures w14:val="none"/>
+        </w:rPr>
+        <w:t xml:space="preserve">Created </w:t>
+      </w:r>
+      <w:hyperlink r:id="rId5" w:history="1">
+        <w:r>
+          <w:rPr>
+            <w:rStyle w:val="Hyperlink"/>
+            <w:rFonts w:ascii="Times New Roman" w:eastAsia="Times New Roman" w:hAnsi="Times New Roman" w:cs="Times New Roman"/>
+            <w:kern w:val="0"/>
+            <w14:ligatures w14:val="none"/>
+          </w:rPr>
+          <w:t>Dollardoodledev@gmail.com</w:t>
+        </w:r>
+      </w:hyperlink>
+      <w:r>
+        <w:rPr>
+          <w:rFonts w:ascii="Times New Roman" w:eastAsia="Times New Roman" w:hAnsi="Times New Roman" w:cs="Times New Roman"/>
+          <w:color w:val="0F1115"/>
+          <w:kern w:val="0"/>
+          <w14:ligatures w14:val="none"/>
+        </w:rPr>
+        <w:t xml:space="preserve"> email account</w:t>
+      </w:r>
+    </w:p>
+    <w:p>
+      <w:pPr>
+        <w:pStyle w:val="ListParagraph"/>
+        <w:numPr>
+          <w:ilvl w:val="0"/>
+          <w:numId w:val="2"/>
+        </w:numPr>
+        <w:spacing w:after="120" w:line="480" w:lineRule="auto"/>
+        <w:jc w:val="both"/>
+        <w:rPr>
+          <w:rFonts w:ascii="Times New Roman" w:eastAsia="Times New Roman" w:hAnsi="Times New Roman" w:cs="Times New Roman"/>
+          <w:color w:val="0F1115"/>
+          <w:kern w:val="0"/>
+          <w14:ligatures w14:val="none"/>
+        </w:rPr>
+      </w:pPr>
+      <w:r>
+        <w:rPr>
+          <w:rFonts w:ascii="Times New Roman" w:eastAsia="Times New Roman" w:hAnsi="Times New Roman" w:cs="Times New Roman"/>
+          <w:color w:val="0F1115"/>
+          <w:kern w:val="0"/>
+          <w14:ligatures w14:val="none"/>
+        </w:rPr>
+        <w:t>Assisted with styling/CSS/logo design</w:t>
+      </w:r>
+    </w:p>
+    <w:p>
+      <w:pPr>
+        <w:pStyle w:val="ListParagraph"/>
+        <w:numPr>
+          <w:ilvl w:val="0"/>
+          <w:numId w:val="2"/>
+        </w:numPr>
+        <w:spacing w:after="120" w:line="480" w:lineRule="auto"/>
+        <w:jc w:val="both"/>
+        <w:rPr>
+          <w:rFonts w:ascii="Times New Roman" w:eastAsia="Times New Roman" w:hAnsi="Times New Roman" w:cs="Times New Roman"/>
+          <w:color w:val="0F1115"/>
+          <w:kern w:val="0"/>
+          <w14:ligatures w14:val="none"/>
+        </w:rPr>
+      </w:pPr>
+      <w:r>
+        <w:rPr>
+          <w:rFonts w:ascii="Times New Roman" w:eastAsia="Times New Roman" w:hAnsi="Times New Roman" w:cs="Times New Roman"/>
+          <w:color w:val="0F1115"/>
+          <w:kern w:val="0"/>
+          <w14:ligatures w14:val="none"/>
+        </w:rPr>
+        <w:t>Designed presentation slides</w:t>
+      </w:r>
+    </w:p>
+    <w:p>
+      <w:pPr>
+        <w:pStyle w:val="ListParagraph"/>
+        <w:numPr>
+          <w:ilvl w:val="0"/>
+          <w:numId w:val="2"/>
+        </w:numPr>
+        <w:spacing w:after="120" w:line="480" w:lineRule="auto"/>
+        <w:jc w:val="both"/>
+        <w:rPr>
+          <w:rFonts w:ascii="Times New Roman" w:eastAsia="Times New Roman" w:hAnsi="Times New Roman" w:cs="Times New Roman"/>
+          <w:color w:val="0F1115"/>
+          <w:kern w:val="0"/>
+          <w14:ligatures w14:val="none"/>
+        </w:rPr>
+      </w:pPr>
+      <w:r>
+        <w:rPr>
+          <w:rFonts w:ascii="Times New Roman" w:eastAsia="Times New Roman" w:hAnsi="Times New Roman" w:cs="Times New Roman"/>
+          <w:color w:val="0F1115"/>
+          <w:kern w:val="0"/>
+          <w14:ligatures w14:val="none"/>
+        </w:rPr>
+        <w:t>Created Dashboard Graph/Visualization feature (to be implemented in further phases)</w:t>
+      </w:r>
     </w:p>
     <w:p>
       <w:pPr>
@@ -1366,7 +1620,7 @@
 </file>
 
 <file path=word/numbering.xml><?xml version="1.0" encoding="utf-8"?>
-<w:numbering xmlns:wpc="http://schemas.microsoft.com/office/word/2010/wordprocessingCanvas" xmlns:cx="http://schemas.microsoft.com/office/drawing/2014/chartex" xmlns:cx1="http://schemas.microsoft.com/office/drawing/2015/9/8/chartex" xmlns:cx2="http://schemas.microsoft.com/office/drawing/2015/10/21/chartex" xmlns:cx3="http://schemas.microsoft.com/office/drawing/2016/5/9/chartex" xmlns:cx4="http://schemas.microsoft.com/office/drawing/2016/5/10/chartex" xmlns:cx5="http://schemas.microsoft.com/office/drawing/2016/5/11/chartex" xmlns:cx6="http://schemas.microsoft.com/office/drawing/2016/5/12/chartex" xmlns:cx7="http://schemas.microsoft.com/office/drawing/2016/5/13/chartex" xmlns:cx8="http://schemas.microsoft.com/office/drawing/2016/5/14/chartex" xmlns:mc="http://schemas.openxmlformats.org/markup-compatibility/2006" xmlns:aink="http://schemas.microsoft.com/office/drawing/2016/ink" xmlns:am3d="http://schemas.microsoft.com/office/drawing/2017/model3d" xmlns:o="urn:schemas-microsoft-com:office:office" xmlns:oel="http://schemas.microsoft.com/office/2019/extlst" xmlns:r="http://schemas.openxmlformats.org/officeDocument/2006/relationships" xmlns:m="http://schemas.openxmlformats.org/officeDocument/2006/math" xmlns:v="urn:schemas-microsoft-com:vml" xmlns:wp14="http://schemas.microsoft.com/office/word/2010/wordprocessingDrawing" xmlns:wp="http://schemas.openxmlformats.org/drawingml/2006/wordprocessingDrawing" xmlns:w10="urn:schemas-microsoft-com:office:word" xmlns:w="http://schemas.openxmlformats.org/wordprocessingml/2006/main" xmlns:w14="http://schemas.microsoft.com/office/word/2010/wordml" xmlns:w15="http://schemas.microsoft.com/office/word/2012/wordml" xmlns:w16cex="http://schemas.microsoft.com/office/word/2018/wordml/cex" xmlns:w16cid="http://schemas.microsoft.com/office/word/2016/wordml/cid" xmlns:w16="http://schemas.microsoft.com/office/word/2018/wordml" xmlns:w16du="http://schemas.microsoft.com/office/word/2023/wordml/word16du" xmlns:w16sdtdh="http://schemas.microsoft.com/office/word/2020/wordml/sdtdatahash" xmlns:w16se="http://schemas.microsoft.com/office/word/2015/wordml/symex" xmlns:wpg="http://schemas.microsoft.com/office/word/2010/wordprocessingGroup" xmlns:wpi="http://schemas.microsoft.com/office/word/2010/wordprocessingInk" xmlns:wne="http://schemas.microsoft.com/office/word/2006/wordml" xmlns:wps="http://schemas.microsoft.com/office/word/2010/wordprocessingShape" mc:Ignorable="w14 w15 w16se w16cid w16 w16cex w16sdtdh w16du wp14">
+<w:numbering xmlns:wpc="http://schemas.microsoft.com/office/word/2010/wordprocessingCanvas" xmlns:cx="http://schemas.microsoft.com/office/drawing/2014/chartex" xmlns:cx1="http://schemas.microsoft.com/office/drawing/2015/9/8/chartex" xmlns:cx2="http://schemas.microsoft.com/office/drawing/2015/10/21/chartex" xmlns:cx3="http://schemas.microsoft.com/office/drawing/2016/5/9/chartex" xmlns:cx4="http://schemas.microsoft.com/office/drawing/2016/5/10/chartex" xmlns:cx5="http://schemas.microsoft.com/office/drawing/2016/5/11/chartex" xmlns:cx6="http://schemas.microsoft.com/office/drawing/2016/5/12/chartex" xmlns:cx7="http://schemas.microsoft.com/office/drawing/2016/5/13/chartex" xmlns:cx8="http://schemas.microsoft.com/office/drawing/2016/5/14/chartex" xmlns:mc="http://schemas.openxmlformats.org/markup-compatibility/2006" xmlns:aink="http://schemas.microsoft.com/office/drawing/2016/ink" xmlns:am3d="http://schemas.microsoft.com/office/drawing/2017/model3d" xmlns:o="urn:schemas-microsoft-com:office:office" xmlns:oel="http://schemas.microsoft.com/office/2019/extlst" xmlns:r="http://schemas.openxmlformats.org/officeDocument/2006/relationships" xmlns:m="http://schemas.openxmlformats.org/officeDocument/2006/math" xmlns:v="urn:schemas-microsoft-com:vml" xmlns:wp14="http://schemas.microsoft.com/office/word/2010/wordprocessingDrawing" xmlns:wp="http://schemas.openxmlformats.org/drawingml/2006/wordprocessingDrawing" xmlns:w10="urn:schemas-microsoft-com:office:word" xmlns:w="http://schemas.openxmlformats.org/wordprocessingml/2006/main" xmlns:w14="http://schemas.microsoft.com/office/word/2010/wordml" xmlns:w15="http://schemas.microsoft.com/office/word/2012/wordml" xmlns:w16cex="http://schemas.microsoft.com/office/word/2018/wordml/cex" xmlns:w16cid="http://schemas.microsoft.com/office/word/2016/wordml/cid" xmlns:w16="http://schemas.microsoft.com/office/word/2018/wordml" xmlns:w16du="http://schemas.microsoft.com/office/word/2023/wordml/word16du" xmlns:w16sdtdh="http://schemas.microsoft.com/office/word/2020/wordml/sdtdatahash" xmlns:w16sdtfl="http://schemas.microsoft.com/office/word/2024/wordml/sdtformatlock" xmlns:w16se="http://schemas.microsoft.com/office/word/2015/wordml/symex" xmlns:wpg="http://schemas.microsoft.com/office/word/2010/wordprocessingGroup" xmlns:wpi="http://schemas.microsoft.com/office/word/2010/wordprocessingInk" xmlns:wne="http://schemas.microsoft.com/office/word/2006/wordml" xmlns:wps="http://schemas.microsoft.com/office/word/2010/wordprocessingShape" mc:Ignorable="w14 w15 w16se w16cid w16 w16cex w16sdtdh w16sdtfl w16du wp14">
   <w:abstractNum w:abstractNumId="0" w15:restartNumberingAfterBreak="0">
     <w:nsid w:val="14D14587"/>
     <w:multiLevelType w:val="multilevel"/>
@@ -1791,7 +2045,7 @@
 </file>
 
 <file path=word/styles.xml><?xml version="1.0" encoding="utf-8"?>
-<w:styles xmlns:mc="http://schemas.openxmlformats.org/markup-compatibility/2006" xmlns:r="http://schemas.openxmlformats.org/officeDocument/2006/relationships" xmlns:w="http://schemas.openxmlformats.org/wordprocessingml/2006/main" xmlns:w14="http://schemas.microsoft.com/office/word/2010/wordml" xmlns:w15="http://schemas.microsoft.com/office/word/2012/wordml" xmlns:w16cex="http://schemas.microsoft.com/office/word/2018/wordml/cex" xmlns:w16cid="http://schemas.microsoft.com/office/word/2016/wordml/cid" xmlns:w16="http://schemas.microsoft.com/office/word/2018/wordml" xmlns:w16du="http://schemas.microsoft.com/office/word/2023/wordml/word16du" xmlns:w16sdtdh="http://schemas.microsoft.com/office/word/2020/wordml/sdtdatahash" xmlns:w16se="http://schemas.microsoft.com/office/word/2015/wordml/symex" mc:Ignorable="w14 w15 w16se w16cid w16 w16cex w16sdtdh w16du">
+<w:styles xmlns:mc="http://schemas.openxmlformats.org/markup-compatibility/2006" xmlns:r="http://schemas.openxmlformats.org/officeDocument/2006/relationships" xmlns:w="http://schemas.openxmlformats.org/wordprocessingml/2006/main" xmlns:w14="http://schemas.microsoft.com/office/word/2010/wordml" xmlns:w15="http://schemas.microsoft.com/office/word/2012/wordml" xmlns:w16cex="http://schemas.microsoft.com/office/word/2018/wordml/cex" xmlns:w16cid="http://schemas.microsoft.com/office/word/2016/wordml/cid" xmlns:w16="http://schemas.microsoft.com/office/word/2018/wordml" xmlns:w16du="http://schemas.microsoft.com/office/word/2023/wordml/word16du" xmlns:w16sdtdh="http://schemas.microsoft.com/office/word/2020/wordml/sdtdatahash" xmlns:w16sdtfl="http://schemas.microsoft.com/office/word/2024/wordml/sdtformatlock" xmlns:w16se="http://schemas.microsoft.com/office/word/2015/wordml/symex" mc:Ignorable="w14 w15 w16se w16cid w16 w16cex w16sdtdh w16sdtfl w16du">
   <w:docDefaults>
     <w:rPrDefault>
       <w:rPr>
@@ -2800,6 +3054,29 @@
       <w14:ligatures w14:val="none"/>
     </w:rPr>
   </w:style>
+  <w:style w:type="character" w:styleId="Hyperlink">
+    <w:name w:val="Hyperlink"/>
+    <w:basedOn w:val="DefaultParagraphFont"/>
+    <w:uiPriority w:val="99"/>
+    <w:unhideWhenUsed/>
+    <w:rsid w:val="00CD4675"/>
+    <w:rPr>
+      <w:color w:val="467886" w:themeColor="hyperlink"/>
+      <w:u w:val="single"/>
+    </w:rPr>
+  </w:style>
+  <w:style w:type="character" w:styleId="UnresolvedMention">
+    <w:name w:val="Unresolved Mention"/>
+    <w:basedOn w:val="DefaultParagraphFont"/>
+    <w:uiPriority w:val="99"/>
+    <w:semiHidden/>
+    <w:unhideWhenUsed/>
+    <w:rsid w:val="00CD4675"/>
+    <w:rPr>
+      <w:color w:val="605E5C"/>
+      <w:shd w:val="clear" w:color="auto" w:fill="E1DFDD"/>
+    </w:rPr>
+  </w:style>
 </w:styles>
 </file>
 
